--- a/docs/PC_Tracker_User_Guide.docx
+++ b/docs/PC_Tracker_User_Guide.docx
@@ -4,7 +4,7 @@
   <w:body>
     <w:p>
       <w:pPr>
-        <w:spacing w:after="0" w:before="1400"/>
+        <w:spacing w:after="0" w:before="1300"/>
         <w:jc w:val="center"/>
       </w:pPr>
       <w:r>
@@ -45,7 +45,7 @@
           <w:sz w:val="30"/>
           <w:szCs w:val="30"/>
         </w:rPr>
-        <w:t xml:space="preserve">User Guide for New Coordinators</w:t>
+        <w:t xml:space="preserve">Complete Setup &amp; User Guide</w:t>
       </w:r>
     </w:p>
     <w:p>
@@ -70,7 +70,7 @@
         <w:pBdr>
           <w:top w:val="single" w:color="CBD5E1" w:sz="8" w:space="10"/>
         </w:pBdr>
-        <w:spacing w:after="0" w:before="900"/>
+        <w:spacing w:after="0" w:before="820"/>
         <w:jc w:val="center"/>
       </w:pPr>
       <w:r>
@@ -96,6 +96,38 @@
           <w:szCs w:val="20"/>
         </w:rPr>
         <w:t xml:space="preserve">family contact, and compiles your PCAR — automatically.</w:t>
+      </w:r>
+    </w:p>
+    <w:p>
+      <w:pPr>
+        <w:spacing w:after="0" w:before="240"/>
+        <w:jc w:val="center"/>
+      </w:pPr>
+      <w:r>
+        <w:rPr>
+          <w:rFonts w:ascii="Calibri" w:cs="Calibri" w:eastAsia="Calibri" w:hAnsi="Calibri"/>
+          <w:i/>
+          <w:iCs/>
+          <w:color w:val="64748B"/>
+          <w:sz w:val="18"/>
+          <w:szCs w:val="18"/>
+        </w:rPr>
+        <w:t xml:space="preserve">Made by a fellow Parent Coordinator — this is NOT an official DOE sheet.</w:t>
+      </w:r>
+    </w:p>
+    <w:p>
+      <w:pPr>
+        <w:spacing w:after="0" w:before="20"/>
+        <w:jc w:val="center"/>
+      </w:pPr>
+      <w:r>
+        <w:rPr>
+          <w:rFonts w:ascii="Calibri" w:cs="Calibri" w:eastAsia="Calibri" w:hAnsi="Calibri"/>
+          <w:color w:val="64748B"/>
+          <w:sz w:val="18"/>
+          <w:szCs w:val="18"/>
+        </w:rPr>
+        <w:t xml:space="preserve">Questions or errors? jacob.keller@p94m.org</w:t>
       </w:r>
     </w:p>
     <w:p>
@@ -125,7 +157,7 @@
     </w:p>
     <w:p>
       <w:pPr>
-        <w:spacing w:after="200"/>
+        <w:spacing w:after="120"/>
       </w:pPr>
       <w:r>
         <w:rPr>
@@ -136,8 +168,190 @@
           <w:sz w:val="19"/>
           <w:szCs w:val="19"/>
         </w:rPr>
-        <w:t xml:space="preserve">Right-click any entry and choose “Update field” if page numbers look off. In Google Docs, the table of contents refreshes with the circular-arrow button.</w:t>
-      </w:r>
+        <w:t xml:space="preserve">Use the buttons below to jump straight to a section (clickable in the PDF and in Google Docs). The table of contents underneath is also clickable.</w:t>
+      </w:r>
+    </w:p>
+    <w:tbl>
+      <w:tblPr>
+        <w:tblW w:type="dxa" w:w="9360"/>
+        <w:tblBorders>
+          <w:top w:val="none"/>
+          <w:left w:val="none"/>
+          <w:bottom w:val="none"/>
+          <w:right w:val="none"/>
+          <w:insideH w:val="single" w:color="FFFFFF" w:sz="8"/>
+          <w:insideV w:val="single" w:color="FFFFFF" w:sz="8"/>
+        </w:tblBorders>
+      </w:tblPr>
+      <w:tblGrid>
+        <w:gridCol w:w="1872"/>
+        <w:gridCol w:w="1872"/>
+        <w:gridCol w:w="1872"/>
+        <w:gridCol w:w="1872"/>
+        <w:gridCol w:w="1872"/>
+      </w:tblGrid>
+      <w:tr>
+        <w:tc>
+          <w:tcPr>
+            <w:tcW w:type="dxa" w:w="1872"/>
+            <w:shd w:fill="1D4ED8" w:color="auto" w:val="clear"/>
+            <w:tcMar>
+              <w:top w:type="dxa" w:w="90"/>
+              <w:left w:type="dxa" w:w="60"/>
+              <w:bottom w:type="dxa" w:w="90"/>
+              <w:right w:type="dxa" w:w="60"/>
+            </w:tcMar>
+            <w:vAlign w:val="center"/>
+          </w:tcPr>
+          <w:p>
+            <w:pPr>
+              <w:jc w:val="center"/>
+            </w:pPr>
+            <w:hyperlink w:history="1" w:anchor="part1">
+              <w:r>
+                <w:rPr>
+                  <w:rFonts w:ascii="Calibri" w:cs="Calibri" w:eastAsia="Calibri" w:hAnsi="Calibri"/>
+                  <w:b/>
+                  <w:bCs/>
+                  <w:color w:val="FFFFFF"/>
+                  <w:sz w:val="18"/>
+                  <w:szCs w:val="18"/>
+                </w:rPr>
+                <w:t xml:space="preserve">① Setup</w:t>
+              </w:r>
+            </w:hyperlink>
+          </w:p>
+        </w:tc>
+        <w:tc>
+          <w:tcPr>
+            <w:tcW w:type="dxa" w:w="1872"/>
+            <w:shd w:fill="1D4ED8" w:color="auto" w:val="clear"/>
+            <w:tcMar>
+              <w:top w:type="dxa" w:w="90"/>
+              <w:left w:type="dxa" w:w="60"/>
+              <w:bottom w:type="dxa" w:w="90"/>
+              <w:right w:type="dxa" w:w="60"/>
+            </w:tcMar>
+            <w:vAlign w:val="center"/>
+          </w:tcPr>
+          <w:p>
+            <w:pPr>
+              <w:jc w:val="center"/>
+            </w:pPr>
+            <w:hyperlink w:history="1" w:anchor="part2">
+              <w:r>
+                <w:rPr>
+                  <w:rFonts w:ascii="Calibri" w:cs="Calibri" w:eastAsia="Calibri" w:hAnsi="Calibri"/>
+                  <w:b/>
+                  <w:bCs/>
+                  <w:color w:val="FFFFFF"/>
+                  <w:sz w:val="18"/>
+                  <w:szCs w:val="18"/>
+                </w:rPr>
+                <w:t xml:space="preserve">② Features</w:t>
+              </w:r>
+            </w:hyperlink>
+          </w:p>
+        </w:tc>
+        <w:tc>
+          <w:tcPr>
+            <w:tcW w:type="dxa" w:w="1872"/>
+            <w:shd w:fill="1D4ED8" w:color="auto" w:val="clear"/>
+            <w:tcMar>
+              <w:top w:type="dxa" w:w="90"/>
+              <w:left w:type="dxa" w:w="60"/>
+              <w:bottom w:type="dxa" w:w="90"/>
+              <w:right w:type="dxa" w:w="60"/>
+            </w:tcMar>
+            <w:vAlign w:val="center"/>
+          </w:tcPr>
+          <w:p>
+            <w:pPr>
+              <w:jc w:val="center"/>
+            </w:pPr>
+            <w:hyperlink w:history="1" w:anchor="part3">
+              <w:r>
+                <w:rPr>
+                  <w:rFonts w:ascii="Calibri" w:cs="Calibri" w:eastAsia="Calibri" w:hAnsi="Calibri"/>
+                  <w:b/>
+                  <w:bCs/>
+                  <w:color w:val="FFFFFF"/>
+                  <w:sz w:val="18"/>
+                  <w:szCs w:val="18"/>
+                </w:rPr>
+                <w:t xml:space="preserve">③ Migration</w:t>
+              </w:r>
+            </w:hyperlink>
+          </w:p>
+        </w:tc>
+        <w:tc>
+          <w:tcPr>
+            <w:tcW w:type="dxa" w:w="1872"/>
+            <w:shd w:fill="1D4ED8" w:color="auto" w:val="clear"/>
+            <w:tcMar>
+              <w:top w:type="dxa" w:w="90"/>
+              <w:left w:type="dxa" w:w="60"/>
+              <w:bottom w:type="dxa" w:w="90"/>
+              <w:right w:type="dxa" w:w="60"/>
+            </w:tcMar>
+            <w:vAlign w:val="center"/>
+          </w:tcPr>
+          <w:p>
+            <w:pPr>
+              <w:jc w:val="center"/>
+            </w:pPr>
+            <w:hyperlink w:history="1" w:anchor="part4">
+              <w:r>
+                <w:rPr>
+                  <w:rFonts w:ascii="Calibri" w:cs="Calibri" w:eastAsia="Calibri" w:hAnsi="Calibri"/>
+                  <w:b/>
+                  <w:bCs/>
+                  <w:color w:val="FFFFFF"/>
+                  <w:sz w:val="18"/>
+                  <w:szCs w:val="18"/>
+                </w:rPr>
+                <w:t xml:space="preserve">④ Privacy</w:t>
+              </w:r>
+            </w:hyperlink>
+          </w:p>
+        </w:tc>
+        <w:tc>
+          <w:tcPr>
+            <w:tcW w:type="dxa" w:w="1872"/>
+            <w:shd w:fill="1D4ED8" w:color="auto" w:val="clear"/>
+            <w:tcMar>
+              <w:top w:type="dxa" w:w="90"/>
+              <w:left w:type="dxa" w:w="60"/>
+              <w:bottom w:type="dxa" w:w="90"/>
+              <w:right w:type="dxa" w:w="60"/>
+            </w:tcMar>
+            <w:vAlign w:val="center"/>
+          </w:tcPr>
+          <w:p>
+            <w:pPr>
+              <w:jc w:val="center"/>
+            </w:pPr>
+            <w:hyperlink w:history="1" w:anchor="part5">
+              <w:r>
+                <w:rPr>
+                  <w:rFonts w:ascii="Calibri" w:cs="Calibri" w:eastAsia="Calibri" w:hAnsi="Calibri"/>
+                  <w:b/>
+                  <w:bCs/>
+                  <w:color w:val="FFFFFF"/>
+                  <w:sz w:val="18"/>
+                  <w:szCs w:val="18"/>
+                </w:rPr>
+                <w:t xml:space="preserve">⑤ Tips &amp; FAQ</w:t>
+              </w:r>
+            </w:hyperlink>
+          </w:p>
+        </w:tc>
+      </w:tr>
+    </w:tbl>
+    <w:p>
+      <w:pPr>
+        <w:spacing w:after="120"/>
+      </w:pPr>
     </w:p>
     <w:sdt>
       <w:sdtPr>
@@ -159,197 +373,9 @@
       </w:sdtContent>
     </w:sdt>
     <w:p>
-      <w:r>
-        <w:br w:type="page"/>
-      </w:r>
-    </w:p>
-    <w:p>
-      <w:pPr>
-        <w:pStyle w:val="Heading1"/>
-        <w:pBdr>
-          <w:bottom w:val="single" w:color="1D4ED8" w:sz="12" w:space="6"/>
-        </w:pBdr>
-        <w:spacing w:after="140" w:before="360"/>
-      </w:pPr>
-      <w:r>
-        <w:rPr>
-          <w:rFonts w:ascii="Calibri" w:cs="Calibri" w:eastAsia="Calibri" w:hAnsi="Calibri"/>
-          <w:b/>
-          <w:bCs/>
-          <w:color w:val="0F172A"/>
-          <w:sz w:val="30"/>
-          <w:szCs w:val="30"/>
-        </w:rPr>
-        <w:t xml:space="preserve">What this tool is</w:t>
-      </w:r>
-    </w:p>
-    <w:p>
-      <w:pPr>
-        <w:spacing w:after="120"/>
-      </w:pPr>
-      <w:r>
-        <w:rPr>
-          <w:rFonts w:ascii="Calibri" w:cs="Calibri" w:eastAsia="Calibri" w:hAnsi="Calibri"/>
-          <w:color w:val="334155"/>
-          <w:sz w:val="21"/>
-          <w:szCs w:val="21"/>
-        </w:rPr>
-        <w:t xml:space="preserve">The Parent Coordinator (PC) Tracker is a </w:t>
-      </w:r>
-      <w:r>
-        <w:rPr>
-          <w:rFonts w:ascii="Calibri" w:cs="Calibri" w:eastAsia="Calibri" w:hAnsi="Calibri"/>
-          <w:b/>
-          <w:bCs/>
-          <w:color w:val="334155"/>
-          <w:sz w:val="21"/>
-          <w:szCs w:val="21"/>
-        </w:rPr>
-        <w:t xml:space="preserve">Google Sheets add-on</w:t>
-      </w:r>
-      <w:r>
-        <w:rPr>
-          <w:rFonts w:ascii="Calibri" w:cs="Calibri" w:eastAsia="Calibri" w:hAnsi="Calibri"/>
-          <w:color w:val="334155"/>
-          <w:sz w:val="21"/>
-          <w:szCs w:val="21"/>
-        </w:rPr>
-        <w:t xml:space="preserve"> built with Google Apps Script. You paste your ATS student export into one tab, and the tool automatically builds and maintains everything else: a clean class directory, a per-student contact log, PCAR reporting numbers, and — if you want it — a copy of the directory pushed into your phone through Google Contacts.</w:t>
-      </w:r>
-    </w:p>
-    <w:p>
-      <w:pPr>
-        <w:spacing w:after="120"/>
-      </w:pPr>
-      <w:r>
-        <w:rPr>
-          <w:rFonts w:ascii="Calibri" w:cs="Calibri" w:eastAsia="Calibri" w:hAnsi="Calibri"/>
-          <w:color w:val="334155"/>
-          <w:sz w:val="21"/>
-          <w:szCs w:val="21"/>
-        </w:rPr>
-        <w:t xml:space="preserve">In plain terms, it does four jobs for you:</w:t>
-      </w:r>
-    </w:p>
-    <w:p>
-      <w:pPr>
-        <w:pStyle w:val="ListParagraph"/>
-        <w:numPr>
-          <w:ilvl w:val="0"/>
-          <w:numId w:val="2"/>
-        </w:numPr>
-        <w:spacing w:after="60"/>
-      </w:pPr>
-      <w:r>
-        <w:rPr>
-          <w:rFonts w:ascii="Calibri" w:cs="Calibri" w:eastAsia="Calibri" w:hAnsi="Calibri"/>
-          <w:b/>
-          <w:bCs/>
-          <w:color w:val="334155"/>
-          <w:sz w:val="21"/>
-          <w:szCs w:val="21"/>
-        </w:rPr>
-        <w:t xml:space="preserve">Directory automation — </w:t>
-      </w:r>
-      <w:r>
-        <w:rPr>
-          <w:rFonts w:ascii="Calibri" w:cs="Calibri" w:eastAsia="Calibri" w:hAnsi="Calibri"/>
-          <w:color w:val="334155"/>
-          <w:sz w:val="21"/>
-          <w:szCs w:val="21"/>
-        </w:rPr>
-        <w:t xml:space="preserve">one paste of raw data becomes a formatted, printable directory that handles siblings, multiple guardians, and overrides.</w:t>
-      </w:r>
-    </w:p>
-    <w:p>
-      <w:pPr>
-        <w:pStyle w:val="ListParagraph"/>
-        <w:numPr>
-          <w:ilvl w:val="0"/>
-          <w:numId w:val="2"/>
-        </w:numPr>
-        <w:spacing w:after="60"/>
-      </w:pPr>
-      <w:r>
-        <w:rPr>
-          <w:rFonts w:ascii="Calibri" w:cs="Calibri" w:eastAsia="Calibri" w:hAnsi="Calibri"/>
-          <w:b/>
-          <w:bCs/>
-          <w:color w:val="334155"/>
-          <w:sz w:val="21"/>
-          <w:szCs w:val="21"/>
-        </w:rPr>
-        <w:t xml:space="preserve">Contact tracking — </w:t>
-      </w:r>
-      <w:r>
-        <w:rPr>
-          <w:rFonts w:ascii="Calibri" w:cs="Calibri" w:eastAsia="Calibri" w:hAnsi="Calibri"/>
-          <w:color w:val="334155"/>
-          <w:sz w:val="21"/>
-          <w:szCs w:val="21"/>
-        </w:rPr>
-        <w:t xml:space="preserve">log every parent/guardian interaction; the sheet fills in names, OSIS, dates, and totals for you.</w:t>
-      </w:r>
-    </w:p>
-    <w:p>
-      <w:pPr>
-        <w:pStyle w:val="ListParagraph"/>
-        <w:numPr>
-          <w:ilvl w:val="0"/>
-          <w:numId w:val="2"/>
-        </w:numPr>
-        <w:spacing w:after="60"/>
-      </w:pPr>
-      <w:r>
-        <w:rPr>
-          <w:rFonts w:ascii="Calibri" w:cs="Calibri" w:eastAsia="Calibri" w:hAnsi="Calibri"/>
-          <w:b/>
-          <w:bCs/>
-          <w:color w:val="334155"/>
-          <w:sz w:val="21"/>
-          <w:szCs w:val="21"/>
-        </w:rPr>
-        <w:t xml:space="preserve">PCAR compilation — </w:t>
-      </w:r>
-      <w:r>
-        <w:rPr>
-          <w:rFonts w:ascii="Calibri" w:cs="Calibri" w:eastAsia="Calibri" w:hAnsi="Calibri"/>
-          <w:color w:val="334155"/>
-          <w:sz w:val="21"/>
-          <w:szCs w:val="21"/>
-        </w:rPr>
-        <w:t xml:space="preserve">your reporting figures are tallied as you work, so there's nothing to add up by hand.</w:t>
-      </w:r>
-    </w:p>
-    <w:p>
-      <w:pPr>
-        <w:pStyle w:val="ListParagraph"/>
-        <w:numPr>
-          <w:ilvl w:val="0"/>
-          <w:numId w:val="2"/>
-        </w:numPr>
-        <w:spacing w:after="60"/>
-      </w:pPr>
-      <w:r>
-        <w:rPr>
-          <w:rFonts w:ascii="Calibri" w:cs="Calibri" w:eastAsia="Calibri" w:hAnsi="Calibri"/>
-          <w:b/>
-          <w:bCs/>
-          <w:color w:val="334155"/>
-          <w:sz w:val="21"/>
-          <w:szCs w:val="21"/>
-        </w:rPr>
-        <w:t xml:space="preserve">Phone sync (optional) — </w:t>
-      </w:r>
-      <w:r>
-        <w:rPr>
-          <w:rFonts w:ascii="Calibri" w:cs="Calibri" w:eastAsia="Calibri" w:hAnsi="Calibri"/>
-          <w:color w:val="334155"/>
-          <w:sz w:val="21"/>
-          <w:szCs w:val="21"/>
-        </w:rPr>
-        <w:t xml:space="preserve">mirror the directory into a “School Directory” label in your Google Contacts so parent numbers show up on your phone.</w:t>
-      </w:r>
+      <w:pPr>
+        <w:spacing w:after="160"/>
+      </w:pPr>
     </w:p>
     <w:tbl>
       <w:tblPr>
@@ -380,7 +406,7 @@
           </w:tcPr>
           <w:p>
             <w:pPr>
-              <w:spacing w:after="0"/>
+              <w:spacing w:after="40"/>
             </w:pPr>
             <w:r>
               <w:rPr>
@@ -391,7 +417,18 @@
                 <w:sz w:val="21"/>
                 <w:szCs w:val="21"/>
               </w:rPr>
-              <w:t xml:space="preserve">New here? Read the Quick Start on the next page, do the one-time setup, and you're running in about five minutes.</w:t>
+              <w:t xml:space="preserve">📄  How to open this as a Google Doc</w:t>
+            </w:r>
+          </w:p>
+          <w:p>
+            <w:r>
+              <w:rPr>
+                <w:rFonts w:ascii="Calibri" w:cs="Calibri" w:eastAsia="Calibri" w:hAnsi="Calibri"/>
+                <w:color w:val="334155"/>
+                <w:sz w:val="20"/>
+                <w:szCs w:val="20"/>
+              </w:rPr>
+              <w:t xml:space="preserve">Upload this .docx to Google Drive (drag it into drive.google.com, or in Google Docs choose File → Open → Upload). Drive converts it into a Google Doc automatically — the table of contents and the Jump-to buttons stay clickable. See “Getting this into Google Drive” at the end for step-by-step options.</w:t>
             </w:r>
           </w:p>
         </w:tc>
@@ -419,8 +456,219 @@
           <w:sz w:val="30"/>
           <w:szCs w:val="30"/>
         </w:rPr>
+        <w:t xml:space="preserve">What this tool is</w:t>
+      </w:r>
+    </w:p>
+    <w:p>
+      <w:pPr>
+        <w:spacing w:after="120"/>
+      </w:pPr>
+      <w:r>
+        <w:rPr>
+          <w:rFonts w:ascii="Calibri" w:cs="Calibri" w:eastAsia="Calibri" w:hAnsi="Calibri"/>
+          <w:color w:val="334155"/>
+          <w:sz w:val="21"/>
+          <w:szCs w:val="21"/>
+        </w:rPr>
+        <w:t xml:space="preserve">The Parent Coordinator (PC) Tracker is a </w:t>
+      </w:r>
+      <w:r>
+        <w:rPr>
+          <w:rFonts w:ascii="Calibri" w:cs="Calibri" w:eastAsia="Calibri" w:hAnsi="Calibri"/>
+          <w:b/>
+          <w:bCs/>
+          <w:color w:val="334155"/>
+          <w:sz w:val="21"/>
+          <w:szCs w:val="21"/>
+        </w:rPr>
+        <w:t xml:space="preserve">Google Sheets add-on</w:t>
+      </w:r>
+      <w:r>
+        <w:rPr>
+          <w:rFonts w:ascii="Calibri" w:cs="Calibri" w:eastAsia="Calibri" w:hAnsi="Calibri"/>
+          <w:color w:val="334155"/>
+          <w:sz w:val="21"/>
+          <w:szCs w:val="21"/>
+        </w:rPr>
+        <w:t xml:space="preserve"> built with Google Apps Script. You paste your student exports into one tab, and the tool automatically builds and maintains everything else: a clean class directory, a per-student contact log, PCAR reporting numbers, and — if you want it — a copy of the directory pushed into your phone through Google Contacts.</w:t>
+      </w:r>
+    </w:p>
+    <w:p>
+      <w:pPr>
+        <w:spacing w:after="120"/>
+      </w:pPr>
+      <w:r>
+        <w:rPr>
+          <w:rFonts w:ascii="Calibri" w:cs="Calibri" w:eastAsia="Calibri" w:hAnsi="Calibri"/>
+          <w:color w:val="334155"/>
+          <w:sz w:val="21"/>
+          <w:szCs w:val="21"/>
+        </w:rPr>
+        <w:t xml:space="preserve">It's organized into three kinds of sheets:</w:t>
+      </w:r>
+    </w:p>
+    <w:p>
+      <w:pPr>
+        <w:pStyle w:val="ListParagraph"/>
+        <w:numPr>
+          <w:ilvl w:val="0"/>
+          <w:numId w:val="2"/>
+        </w:numPr>
+        <w:spacing w:after="60"/>
+      </w:pPr>
+      <w:r>
+        <w:rPr>
+          <w:rFonts w:ascii="Calibri" w:cs="Calibri" w:eastAsia="Calibri" w:hAnsi="Calibri"/>
+          <w:b/>
+          <w:bCs/>
+          <w:color w:val="334155"/>
+          <w:sz w:val="21"/>
+          <w:szCs w:val="21"/>
+        </w:rPr>
+        <w:t xml:space="preserve">The Engine — </w:t>
+      </w:r>
+      <w:r>
+        <w:rPr>
+          <w:rFonts w:ascii="Calibri" w:cs="Calibri" w:eastAsia="Calibri" w:hAnsi="Calibri"/>
+          <w:color w:val="334155"/>
+          <w:sz w:val="21"/>
+          <w:szCs w:val="21"/>
+        </w:rPr>
+        <w:t xml:space="preserve">RAW Data and Type List, where you paste your system exports and customize your dropdowns.</w:t>
+      </w:r>
+    </w:p>
+    <w:p>
+      <w:pPr>
+        <w:pStyle w:val="ListParagraph"/>
+        <w:numPr>
+          <w:ilvl w:val="0"/>
+          <w:numId w:val="2"/>
+        </w:numPr>
+        <w:spacing w:after="60"/>
+      </w:pPr>
+      <w:r>
+        <w:rPr>
+          <w:rFonts w:ascii="Calibri" w:cs="Calibri" w:eastAsia="Calibri" w:hAnsi="Calibri"/>
+          <w:b/>
+          <w:bCs/>
+          <w:color w:val="334155"/>
+          <w:sz w:val="21"/>
+          <w:szCs w:val="21"/>
+        </w:rPr>
+        <w:t xml:space="preserve">The Workspaces — </w:t>
+      </w:r>
+      <w:r>
+        <w:rPr>
+          <w:rFonts w:ascii="Calibri" w:cs="Calibri" w:eastAsia="Calibri" w:hAnsi="Calibri"/>
+          <w:color w:val="334155"/>
+          <w:sz w:val="21"/>
+          <w:szCs w:val="21"/>
+        </w:rPr>
+        <w:t xml:space="preserve">Contact Log and Events, where you'll spend most of your day logging calls and workshops.</w:t>
+      </w:r>
+    </w:p>
+    <w:p>
+      <w:pPr>
+        <w:pStyle w:val="ListParagraph"/>
+        <w:numPr>
+          <w:ilvl w:val="0"/>
+          <w:numId w:val="2"/>
+        </w:numPr>
+        <w:spacing w:after="60"/>
+      </w:pPr>
+      <w:r>
+        <w:rPr>
+          <w:rFonts w:ascii="Calibri" w:cs="Calibri" w:eastAsia="Calibri" w:hAnsi="Calibri"/>
+          <w:b/>
+          <w:bCs/>
+          <w:color w:val="334155"/>
+          <w:sz w:val="21"/>
+          <w:szCs w:val="21"/>
+        </w:rPr>
+        <w:t xml:space="preserve">The Output — </w:t>
+      </w:r>
+      <w:r>
+        <w:rPr>
+          <w:rFonts w:ascii="Calibri" w:cs="Calibri" w:eastAsia="Calibri" w:hAnsi="Calibri"/>
+          <w:color w:val="334155"/>
+          <w:sz w:val="21"/>
+          <w:szCs w:val="21"/>
+        </w:rPr>
+        <w:t xml:space="preserve">automated sheets like Directory, Master Table, Combined Contact Tracking, Parents Divided, PCAR, and Phone Contacts. You never type into these — they build themselves.</w:t>
+      </w:r>
+    </w:p>
+    <w:tbl>
+      <w:tblPr>
+        <w:tblW w:type="pct" w:w="100%"/>
+        <w:tblBorders>
+          <w:top w:val="single" w:color="EEF4FF" w:sz="2"/>
+          <w:left w:val="single" w:color="1D4ED8" w:sz="24"/>
+          <w:bottom w:val="single" w:color="EEF4FF" w:sz="2"/>
+          <w:right w:val="single" w:color="EEF4FF" w:sz="2"/>
+          <w:insideH w:val="none"/>
+          <w:insideV w:val="none"/>
+        </w:tblBorders>
+      </w:tblPr>
+      <w:tblGrid>
+        <w:gridCol w:w="9360"/>
+      </w:tblGrid>
+      <w:tr>
+        <w:tc>
+          <w:tcPr>
+            <w:tcW w:type="dxa" w:w="9360"/>
+            <w:shd w:fill="EEF4FF" w:color="auto" w:val="clear"/>
+            <w:tcMar>
+              <w:top w:type="dxa" w:w="120"/>
+              <w:left w:type="dxa" w:w="160"/>
+              <w:bottom w:type="dxa" w:w="120"/>
+              <w:right w:type="dxa" w:w="160"/>
+            </w:tcMar>
+          </w:tcPr>
+          <w:p>
+            <w:pPr>
+              <w:spacing w:after="0"/>
+            </w:pPr>
+            <w:r>
+              <w:rPr>
+                <w:rFonts w:ascii="Calibri" w:cs="Calibri" w:eastAsia="Calibri" w:hAnsi="Calibri"/>
+                <w:b/>
+                <w:bCs/>
+                <w:color w:val="1D4ED8"/>
+                <w:sz w:val="21"/>
+                <w:szCs w:val="21"/>
+              </w:rPr>
+              <w:t xml:space="preserve">New here? Do the one-time setup in Part 1, load your data, run Build, and you're running in a few minutes.</w:t>
+            </w:r>
+          </w:p>
+        </w:tc>
+      </w:tr>
+    </w:tbl>
+    <w:p>
+      <w:r>
+        <w:br w:type="page"/>
+      </w:r>
+    </w:p>
+    <w:p>
+      <w:pPr>
+        <w:pStyle w:val="Heading1"/>
+        <w:pBdr>
+          <w:bottom w:val="single" w:color="1D4ED8" w:sz="12" w:space="6"/>
+        </w:pBdr>
+        <w:spacing w:after="140" w:before="360"/>
+      </w:pPr>
+      <w:bookmarkStart w:name="part1" w:id="1"/>
+      <w:r>
+        <w:rPr>
+          <w:rFonts w:ascii="Calibri" w:cs="Calibri" w:eastAsia="Calibri" w:hAnsi="Calibri"/>
+          <w:b/>
+          <w:bCs/>
+          <w:color w:val="0F172A"/>
+          <w:sz w:val="30"/>
+          <w:szCs w:val="30"/>
+        </w:rPr>
         <w:t xml:space="preserve">Part 1 — Setting Up Your Sheet</w:t>
       </w:r>
+      <w:bookmarkEnd w:id="1"/>
     </w:p>
     <w:p>
       <w:pPr>
@@ -485,7 +733,27 @@
           <w:sz w:val="21"/>
           <w:szCs w:val="21"/>
         </w:rPr>
-        <w:t xml:space="preserve">Open your copy. A welcome pop-up appears. At the top of the screen, click </w:t>
+        <w:t xml:space="preserve">Open your copy and wait for the </w:t>
+      </w:r>
+      <w:r>
+        <w:rPr>
+          <w:rFonts w:ascii="Calibri" w:cs="Calibri" w:eastAsia="Calibri" w:hAnsi="Calibri"/>
+          <w:b/>
+          <w:bCs/>
+          <w:color w:val="334155"/>
+          <w:sz w:val="21"/>
+          <w:szCs w:val="21"/>
+        </w:rPr>
+        <w:t xml:space="preserve">🚀 App Menu</w:t>
+      </w:r>
+      <w:r>
+        <w:rPr>
+          <w:rFonts w:ascii="Calibri" w:cs="Calibri" w:eastAsia="Calibri" w:hAnsi="Calibri"/>
+          <w:color w:val="334155"/>
+          <w:sz w:val="21"/>
+          <w:szCs w:val="21"/>
+        </w:rPr>
+        <w:t xml:space="preserve"> to appear at the top. Click </w:t>
       </w:r>
       <w:r>
         <w:rPr>
@@ -524,7 +792,7 @@
           <w:sz w:val="21"/>
           <w:szCs w:val="21"/>
         </w:rPr>
-        <w:t xml:space="preserve">Authorize the script when Google asks (this is a one-time step — see “The authorization screen” below).</w:t>
+        <w:t xml:space="preserve">Authorize the script when Google asks (one-time — see “The authorization screen” below).</w:t>
       </w:r>
     </w:p>
     <w:p>
@@ -543,7 +811,7 @@
           <w:sz w:val="21"/>
           <w:szCs w:val="21"/>
         </w:rPr>
-        <w:t xml:space="preserve">Add your data: either paste your ATS export into the </w:t>
+        <w:t xml:space="preserve">Load your data into the </w:t>
       </w:r>
       <w:r>
         <w:rPr>
@@ -574,7 +842,7 @@
           <w:sz w:val="21"/>
           <w:szCs w:val="21"/>
         </w:rPr>
-        <w:t xml:space="preserve">🚀 App Menu → 🔄 Import Old Data</w:t>
+        <w:t xml:space="preserve">🔄 Import Old Data</w:t>
       </w:r>
       <w:r>
         <w:rPr>
@@ -613,16 +881,16 @@
           <w:sz w:val="21"/>
           <w:szCs w:val="21"/>
         </w:rPr>
-        <w:t xml:space="preserve">🚀 App Menu → 🏗️ Build Sheets Only</w:t>
-      </w:r>
-      <w:r>
-        <w:rPr>
-          <w:rFonts w:ascii="Calibri" w:cs="Calibri" w:eastAsia="Calibri" w:hAnsi="Calibri"/>
-          <w:color w:val="334155"/>
-          <w:sz w:val="21"/>
-          <w:szCs w:val="21"/>
-        </w:rPr>
-        <w:t xml:space="preserve">. When it finishes, press </w:t>
+        <w:t xml:space="preserve">🏗️ Build Sheets Only</w:t>
+      </w:r>
+      <w:r>
+        <w:rPr>
+          <w:rFonts w:ascii="Calibri" w:cs="Calibri" w:eastAsia="Calibri" w:hAnsi="Calibri"/>
+          <w:color w:val="334155"/>
+          <w:sz w:val="21"/>
+          <w:szCs w:val="21"/>
+        </w:rPr>
+        <w:t xml:space="preserve">, then press </w:t>
       </w:r>
       <w:r>
         <w:rPr>
@@ -642,7 +910,7 @@
           <w:sz w:val="21"/>
           <w:szCs w:val="21"/>
         </w:rPr>
-        <w:t xml:space="preserve"> to refresh — the full menu now unlocks.</w:t>
+        <w:t xml:space="preserve"> to refresh — the full menu unlocks.</w:t>
       </w:r>
     </w:p>
     <w:p>
@@ -659,24 +927,38 @@
           <w:sz w:val="24"/>
           <w:szCs w:val="24"/>
         </w:rPr>
-        <w:t xml:space="preserve">Step-by-step, in detail</w:t>
-      </w:r>
-    </w:p>
-    <w:p>
-      <w:pPr>
-        <w:pStyle w:val="Heading3"/>
-        <w:spacing w:after="60" w:before="160"/>
+        <w:t xml:space="preserve">Step 1 — Make a copy and open it</w:t>
+      </w:r>
+    </w:p>
+    <w:p>
+      <w:pPr>
+        <w:spacing w:after="120"/>
+      </w:pPr>
+      <w:r>
+        <w:rPr>
+          <w:rFonts w:ascii="Calibri" w:cs="Calibri" w:eastAsia="Calibri" w:hAnsi="Calibri"/>
+          <w:color w:val="334155"/>
+          <w:sz w:val="21"/>
+          <w:szCs w:val="21"/>
+        </w:rPr>
+        <w:t xml:space="preserve">You always start from a shared template. Making a copy drops a fresh, private spreadsheet into your own Google Drive. The template itself is never touched by your work, and no one else can see your copy.</w:t>
+      </w:r>
+    </w:p>
+    <w:p>
+      <w:pPr>
+        <w:pStyle w:val="Heading2"/>
+        <w:spacing w:after="90" w:before="240"/>
       </w:pPr>
       <w:r>
         <w:rPr>
           <w:rFonts w:ascii="Calibri" w:cs="Calibri" w:eastAsia="Calibri" w:hAnsi="Calibri"/>
           <w:b/>
           <w:bCs/>
-          <w:color w:val="334155"/>
-          <w:sz w:val="21"/>
-          <w:szCs w:val="21"/>
-        </w:rPr>
-        <w:t xml:space="preserve">1. Make a copy and open it</w:t>
+          <w:color w:val="1D4ED8"/>
+          <w:sz w:val="24"/>
+          <w:szCs w:val="24"/>
+        </w:rPr>
+        <w:t xml:space="preserve">Step 2 — Run Initial Setup (once)</w:t>
       </w:r>
     </w:p>
     <w:p>
@@ -690,14 +972,8 @@
           <w:sz w:val="21"/>
           <w:szCs w:val="21"/>
         </w:rPr>
-        <w:t xml:space="preserve">You always start from a shared template. Making a copy drops a fresh, private spreadsheet into your own Google Drive. The template itself is never touched by your work, and no one else can see your copy.</w:t>
-      </w:r>
-    </w:p>
-    <w:p>
-      <w:pPr>
-        <w:pStyle w:val="Heading3"/>
-        <w:spacing w:after="60" w:before="160"/>
-      </w:pPr>
+        <w:t xml:space="preserve">Wait for the spreadsheet to finish loading until the </w:t>
+      </w:r>
       <w:r>
         <w:rPr>
           <w:rFonts w:ascii="Calibri" w:cs="Calibri" w:eastAsia="Calibri" w:hAnsi="Calibri"/>
@@ -707,21 +983,16 @@
           <w:sz w:val="21"/>
           <w:szCs w:val="21"/>
         </w:rPr>
-        <w:t xml:space="preserve">2. Run Initial Setup (once)</w:t>
-      </w:r>
-    </w:p>
-    <w:p>
-      <w:pPr>
-        <w:spacing w:after="120"/>
-      </w:pPr>
-      <w:r>
-        <w:rPr>
-          <w:rFonts w:ascii="Calibri" w:cs="Calibri" w:eastAsia="Calibri" w:hAnsi="Calibri"/>
-          <w:color w:val="334155"/>
-          <w:sz w:val="21"/>
-          <w:szCs w:val="21"/>
-        </w:rPr>
-        <w:t xml:space="preserve">The first time your copy opens, the menu shows a single button: </w:t>
+        <w:t xml:space="preserve">🚀 App Menu</w:t>
+      </w:r>
+      <w:r>
+        <w:rPr>
+          <w:rFonts w:ascii="Calibri" w:cs="Calibri" w:eastAsia="Calibri" w:hAnsi="Calibri"/>
+          <w:color w:val="334155"/>
+          <w:sz w:val="21"/>
+          <w:szCs w:val="21"/>
+        </w:rPr>
+        <w:t xml:space="preserve"> appears in the top toolbar — don't click anything else until it shows. Then click </w:t>
       </w:r>
       <w:r>
         <w:rPr>
@@ -732,16 +1003,16 @@
           <w:sz w:val="21"/>
           <w:szCs w:val="21"/>
         </w:rPr>
-        <w:t xml:space="preserve">🚨 Initial Setup (Run Once)</w:t>
-      </w:r>
-      <w:r>
-        <w:rPr>
-          <w:rFonts w:ascii="Calibri" w:cs="Calibri" w:eastAsia="Calibri" w:hAnsi="Calibri"/>
-          <w:color w:val="334155"/>
-          <w:sz w:val="21"/>
-          <w:szCs w:val="21"/>
-        </w:rPr>
-        <w:t xml:space="preserve">. Clicking it does the behind-the-scenes wiring:</w:t>
+        <w:t xml:space="preserve">🚀 App Menu → 🚨 Initial Setup (Run Once)</w:t>
+      </w:r>
+      <w:r>
+        <w:rPr>
+          <w:rFonts w:ascii="Calibri" w:cs="Calibri" w:eastAsia="Calibri" w:hAnsi="Calibri"/>
+          <w:color w:val="334155"/>
+          <w:sz w:val="21"/>
+          <w:szCs w:val="21"/>
+        </w:rPr>
+        <w:t xml:space="preserve">. This does the behind-the-scenes wiring:</w:t>
       </w:r>
     </w:p>
     <w:p>
@@ -820,6 +1091,69 @@
         <w:t xml:space="preserve">Applies the default tab layout and opens this User Guide.</w:t>
       </w:r>
     </w:p>
+    <w:tbl>
+      <w:tblPr>
+        <w:tblW w:type="pct" w:w="100%"/>
+        <w:tblBorders>
+          <w:top w:val="dashed" w:color="94A3B8" w:sz="6"/>
+          <w:left w:val="dashed" w:color="94A3B8" w:sz="6"/>
+          <w:bottom w:val="dashed" w:color="94A3B8" w:sz="6"/>
+          <w:right w:val="dashed" w:color="94A3B8" w:sz="6"/>
+          <w:insideH w:val="none"/>
+          <w:insideV w:val="none"/>
+        </w:tblBorders>
+      </w:tblPr>
+      <w:tblGrid>
+        <w:gridCol w:w="9360"/>
+      </w:tblGrid>
+      <w:tr>
+        <w:tc>
+          <w:tcPr>
+            <w:tcW w:type="dxa" w:w="9360"/>
+            <w:shd w:fill="F1F5F9" w:color="auto" w:val="clear"/>
+            <w:tcMar>
+              <w:top w:type="dxa" w:w="200"/>
+              <w:left w:type="dxa" w:w="160"/>
+              <w:bottom w:type="dxa" w:w="200"/>
+              <w:right w:type="dxa" w:w="160"/>
+            </w:tcMar>
+          </w:tcPr>
+          <w:p>
+            <w:pPr>
+              <w:spacing w:after="40"/>
+              <w:jc w:val="center"/>
+            </w:pPr>
+            <w:r>
+              <w:rPr>
+                <w:rFonts w:ascii="Calibri" w:cs="Calibri" w:eastAsia="Calibri" w:hAnsi="Calibri"/>
+                <w:b/>
+                <w:bCs/>
+                <w:color w:val="64748B"/>
+                <w:sz w:val="20"/>
+                <w:szCs w:val="20"/>
+              </w:rPr>
+              <w:t xml:space="preserve">📷  SCREENSHOT PLACEHOLDER</w:t>
+            </w:r>
+          </w:p>
+          <w:p>
+            <w:pPr>
+              <w:jc w:val="center"/>
+            </w:pPr>
+            <w:r>
+              <w:rPr>
+                <w:rFonts w:ascii="Calibri" w:cs="Calibri" w:eastAsia="Calibri" w:hAnsi="Calibri"/>
+                <w:i/>
+                <w:iCs/>
+                <w:color w:val="64748B"/>
+                <w:sz w:val="19"/>
+                <w:szCs w:val="19"/>
+              </w:rPr>
+              <w:t xml:space="preserve">The 🚀 App Menu open, showing “🚨 Initial Setup (Run Once).”</w:t>
+            </w:r>
+          </w:p>
+        </w:tc>
+      </w:tr>
+    </w:tbl>
     <w:tbl>
       <w:tblPr>
         <w:tblW w:type="pct" w:w="100%"/>
@@ -879,6 +1213,234 @@
     </w:tbl>
     <w:p>
       <w:pPr>
+        <w:pStyle w:val="Heading2"/>
+        <w:spacing w:after="90" w:before="240"/>
+      </w:pPr>
+      <w:r>
+        <w:rPr>
+          <w:rFonts w:ascii="Calibri" w:cs="Calibri" w:eastAsia="Calibri" w:hAnsi="Calibri"/>
+          <w:b/>
+          <w:bCs/>
+          <w:color w:val="1D4ED8"/>
+          <w:sz w:val="24"/>
+          <w:szCs w:val="24"/>
+        </w:rPr>
+        <w:t xml:space="preserve">Step 3 — The authorization screen</w:t>
+      </w:r>
+    </w:p>
+    <w:p>
+      <w:pPr>
+        <w:spacing w:after="120"/>
+      </w:pPr>
+      <w:r>
+        <w:rPr>
+          <w:rFonts w:ascii="Calibri" w:cs="Calibri" w:eastAsia="Calibri" w:hAnsi="Calibri"/>
+          <w:color w:val="334155"/>
+          <w:sz w:val="21"/>
+          <w:szCs w:val="21"/>
+        </w:rPr>
+        <w:t xml:space="preserve">Because this is a personal tool and not a paid Marketplace app, Google shows a warning like </w:t>
+      </w:r>
+      <w:r>
+        <w:rPr>
+          <w:rFonts w:ascii="Calibri" w:cs="Calibri" w:eastAsia="Calibri" w:hAnsi="Calibri"/>
+          <w:i/>
+          <w:iCs/>
+          <w:color w:val="334155"/>
+          <w:sz w:val="21"/>
+          <w:szCs w:val="21"/>
+        </w:rPr>
+        <w:t xml:space="preserve">“Google hasn't verified this app.”</w:t>
+      </w:r>
+      <w:r>
+        <w:rPr>
+          <w:rFonts w:ascii="Calibri" w:cs="Calibri" w:eastAsia="Calibri" w:hAnsi="Calibri"/>
+          <w:color w:val="334155"/>
+          <w:sz w:val="21"/>
+          <w:szCs w:val="21"/>
+        </w:rPr>
+        <w:t xml:space="preserve"> To continue, click </w:t>
+      </w:r>
+      <w:r>
+        <w:rPr>
+          <w:rFonts w:ascii="Calibri" w:cs="Calibri" w:eastAsia="Calibri" w:hAnsi="Calibri"/>
+          <w:b/>
+          <w:bCs/>
+          <w:color w:val="334155"/>
+          <w:sz w:val="21"/>
+          <w:szCs w:val="21"/>
+        </w:rPr>
+        <w:t xml:space="preserve">Advanced</w:t>
+      </w:r>
+      <w:r>
+        <w:rPr>
+          <w:rFonts w:ascii="Calibri" w:cs="Calibri" w:eastAsia="Calibri" w:hAnsi="Calibri"/>
+          <w:color w:val="334155"/>
+          <w:sz w:val="21"/>
+          <w:szCs w:val="21"/>
+        </w:rPr>
+        <w:t xml:space="preserve"> → </w:t>
+      </w:r>
+      <w:r>
+        <w:rPr>
+          <w:rFonts w:ascii="Calibri" w:cs="Calibri" w:eastAsia="Calibri" w:hAnsi="Calibri"/>
+          <w:b/>
+          <w:bCs/>
+          <w:color w:val="334155"/>
+          <w:sz w:val="21"/>
+          <w:szCs w:val="21"/>
+        </w:rPr>
+        <w:t xml:space="preserve">Go to … (unsafe)</w:t>
+      </w:r>
+      <w:r>
+        <w:rPr>
+          <w:rFonts w:ascii="Calibri" w:cs="Calibri" w:eastAsia="Calibri" w:hAnsi="Calibri"/>
+          <w:color w:val="334155"/>
+          <w:sz w:val="21"/>
+          <w:szCs w:val="21"/>
+        </w:rPr>
+        <w:t xml:space="preserve"> → choose your account → </w:t>
+      </w:r>
+      <w:r>
+        <w:rPr>
+          <w:rFonts w:ascii="Calibri" w:cs="Calibri" w:eastAsia="Calibri" w:hAnsi="Calibri"/>
+          <w:b/>
+          <w:bCs/>
+          <w:color w:val="334155"/>
+          <w:sz w:val="21"/>
+          <w:szCs w:val="21"/>
+        </w:rPr>
+        <w:t xml:space="preserve">Allow</w:t>
+      </w:r>
+      <w:r>
+        <w:rPr>
+          <w:rFonts w:ascii="Calibri" w:cs="Calibri" w:eastAsia="Calibri" w:hAnsi="Calibri"/>
+          <w:color w:val="334155"/>
+          <w:sz w:val="21"/>
+          <w:szCs w:val="21"/>
+        </w:rPr>
+        <w:t xml:space="preserve">.</w:t>
+      </w:r>
+    </w:p>
+    <w:p>
+      <w:pPr>
+        <w:spacing w:after="120"/>
+      </w:pPr>
+      <w:r>
+        <w:rPr>
+          <w:rFonts w:ascii="Calibri" w:cs="Calibri" w:eastAsia="Calibri" w:hAnsi="Calibri"/>
+          <w:color w:val="334155"/>
+          <w:sz w:val="21"/>
+          <w:szCs w:val="21"/>
+        </w:rPr>
+        <w:t xml:space="preserve">“Unverified” means Google hasn't done a formal brand review — </w:t>
+      </w:r>
+      <w:r>
+        <w:rPr>
+          <w:rFonts w:ascii="Calibri" w:cs="Calibri" w:eastAsia="Calibri" w:hAnsi="Calibri"/>
+          <w:i/>
+          <w:iCs/>
+          <w:color w:val="334155"/>
+          <w:sz w:val="21"/>
+          <w:szCs w:val="21"/>
+        </w:rPr>
+        <w:t xml:space="preserve">not</w:t>
+      </w:r>
+      <w:r>
+        <w:rPr>
+          <w:rFonts w:ascii="Calibri" w:cs="Calibri" w:eastAsia="Calibri" w:hAnsi="Calibri"/>
+          <w:color w:val="334155"/>
+          <w:sz w:val="21"/>
+          <w:szCs w:val="21"/>
+        </w:rPr>
+        <w:t xml:space="preserve"> that anything is wrong. You are granting permission to a script that runs entirely inside </w:t>
+      </w:r>
+      <w:r>
+        <w:rPr>
+          <w:rFonts w:ascii="Calibri" w:cs="Calibri" w:eastAsia="Calibri" w:hAnsi="Calibri"/>
+          <w:b/>
+          <w:bCs/>
+          <w:color w:val="334155"/>
+          <w:sz w:val="21"/>
+          <w:szCs w:val="21"/>
+        </w:rPr>
+        <w:t xml:space="preserve">your own</w:t>
+      </w:r>
+      <w:r>
+        <w:rPr>
+          <w:rFonts w:ascii="Calibri" w:cs="Calibri" w:eastAsia="Calibri" w:hAnsi="Calibri"/>
+          <w:color w:val="334155"/>
+          <w:sz w:val="21"/>
+          <w:szCs w:val="21"/>
+        </w:rPr>
+        <w:t xml:space="preserve"> account.</w:t>
+      </w:r>
+    </w:p>
+    <w:tbl>
+      <w:tblPr>
+        <w:tblW w:type="pct" w:w="100%"/>
+        <w:tblBorders>
+          <w:top w:val="dashed" w:color="94A3B8" w:sz="6"/>
+          <w:left w:val="dashed" w:color="94A3B8" w:sz="6"/>
+          <w:bottom w:val="dashed" w:color="94A3B8" w:sz="6"/>
+          <w:right w:val="dashed" w:color="94A3B8" w:sz="6"/>
+          <w:insideH w:val="none"/>
+          <w:insideV w:val="none"/>
+        </w:tblBorders>
+      </w:tblPr>
+      <w:tblGrid>
+        <w:gridCol w:w="9360"/>
+      </w:tblGrid>
+      <w:tr>
+        <w:tc>
+          <w:tcPr>
+            <w:tcW w:type="dxa" w:w="9360"/>
+            <w:shd w:fill="F1F5F9" w:color="auto" w:val="clear"/>
+            <w:tcMar>
+              <w:top w:type="dxa" w:w="200"/>
+              <w:left w:type="dxa" w:w="160"/>
+              <w:bottom w:type="dxa" w:w="200"/>
+              <w:right w:type="dxa" w:w="160"/>
+            </w:tcMar>
+          </w:tcPr>
+          <w:p>
+            <w:pPr>
+              <w:spacing w:after="40"/>
+              <w:jc w:val="center"/>
+            </w:pPr>
+            <w:r>
+              <w:rPr>
+                <w:rFonts w:ascii="Calibri" w:cs="Calibri" w:eastAsia="Calibri" w:hAnsi="Calibri"/>
+                <w:b/>
+                <w:bCs/>
+                <w:color w:val="64748B"/>
+                <w:sz w:val="20"/>
+                <w:szCs w:val="20"/>
+              </w:rPr>
+              <w:t xml:space="preserve">📷  SCREENSHOT PLACEHOLDER</w:t>
+            </w:r>
+          </w:p>
+          <w:p>
+            <w:pPr>
+              <w:jc w:val="center"/>
+            </w:pPr>
+            <w:r>
+              <w:rPr>
+                <w:rFonts w:ascii="Calibri" w:cs="Calibri" w:eastAsia="Calibri" w:hAnsi="Calibri"/>
+                <w:i/>
+                <w:iCs/>
+                <w:color w:val="64748B"/>
+                <w:sz w:val="19"/>
+                <w:szCs w:val="19"/>
+              </w:rPr>
+              <w:t xml:space="preserve">The Google consent screen: “Google hasn't verified this app” → Advanced → Go to … (unsafe) → Allow.</w:t>
+            </w:r>
+          </w:p>
+        </w:tc>
+      </w:tr>
+    </w:tbl>
+    <w:p>
+      <w:pPr>
         <w:pStyle w:val="Heading3"/>
         <w:spacing w:after="60" w:before="160"/>
       </w:pPr>
@@ -891,7 +1453,7 @@
           <w:sz w:val="21"/>
           <w:szCs w:val="21"/>
         </w:rPr>
-        <w:t xml:space="preserve">3. The authorization screen (why it looks scary, and why it's safe)</w:t>
+        <w:t xml:space="preserve">What each authorization actually does</w:t>
       </w:r>
     </w:p>
     <w:p>
@@ -905,178 +1467,7 @@
           <w:sz w:val="21"/>
           <w:szCs w:val="21"/>
         </w:rPr>
-        <w:t xml:space="preserve">Because this is a personal tool and not a paid Marketplace app, Google shows a warning like </w:t>
-      </w:r>
-      <w:r>
-        <w:rPr>
-          <w:rFonts w:ascii="Calibri" w:cs="Calibri" w:eastAsia="Calibri" w:hAnsi="Calibri"/>
-          <w:i/>
-          <w:iCs/>
-          <w:color w:val="334155"/>
-          <w:sz w:val="21"/>
-          <w:szCs w:val="21"/>
-        </w:rPr>
-        <w:t xml:space="preserve">“Google hasn't verified this app.”</w:t>
-      </w:r>
-      <w:r>
-        <w:rPr>
-          <w:rFonts w:ascii="Calibri" w:cs="Calibri" w:eastAsia="Calibri" w:hAnsi="Calibri"/>
-          <w:color w:val="334155"/>
-          <w:sz w:val="21"/>
-          <w:szCs w:val="21"/>
-        </w:rPr>
-        <w:t xml:space="preserve"> To continue, click </w:t>
-      </w:r>
-      <w:r>
-        <w:rPr>
-          <w:rFonts w:ascii="Calibri" w:cs="Calibri" w:eastAsia="Calibri" w:hAnsi="Calibri"/>
-          <w:b/>
-          <w:bCs/>
-          <w:color w:val="334155"/>
-          <w:sz w:val="21"/>
-          <w:szCs w:val="21"/>
-        </w:rPr>
-        <w:t xml:space="preserve">Advanced</w:t>
-      </w:r>
-      <w:r>
-        <w:rPr>
-          <w:rFonts w:ascii="Calibri" w:cs="Calibri" w:eastAsia="Calibri" w:hAnsi="Calibri"/>
-          <w:color w:val="334155"/>
-          <w:sz w:val="21"/>
-          <w:szCs w:val="21"/>
-        </w:rPr>
-        <w:t xml:space="preserve"> → </w:t>
-      </w:r>
-      <w:r>
-        <w:rPr>
-          <w:rFonts w:ascii="Calibri" w:cs="Calibri" w:eastAsia="Calibri" w:hAnsi="Calibri"/>
-          <w:b/>
-          <w:bCs/>
-          <w:color w:val="334155"/>
-          <w:sz w:val="21"/>
-          <w:szCs w:val="21"/>
-        </w:rPr>
-        <w:t xml:space="preserve">Go to … (unsafe)</w:t>
-      </w:r>
-      <w:r>
-        <w:rPr>
-          <w:rFonts w:ascii="Calibri" w:cs="Calibri" w:eastAsia="Calibri" w:hAnsi="Calibri"/>
-          <w:color w:val="334155"/>
-          <w:sz w:val="21"/>
-          <w:szCs w:val="21"/>
-        </w:rPr>
-        <w:t xml:space="preserve"> → choose your account → </w:t>
-      </w:r>
-      <w:r>
-        <w:rPr>
-          <w:rFonts w:ascii="Calibri" w:cs="Calibri" w:eastAsia="Calibri" w:hAnsi="Calibri"/>
-          <w:b/>
-          <w:bCs/>
-          <w:color w:val="334155"/>
-          <w:sz w:val="21"/>
-          <w:szCs w:val="21"/>
-        </w:rPr>
-        <w:t xml:space="preserve">Allow</w:t>
-      </w:r>
-      <w:r>
-        <w:rPr>
-          <w:rFonts w:ascii="Calibri" w:cs="Calibri" w:eastAsia="Calibri" w:hAnsi="Calibri"/>
-          <w:color w:val="334155"/>
-          <w:sz w:val="21"/>
-          <w:szCs w:val="21"/>
-        </w:rPr>
-        <w:t xml:space="preserve">.</w:t>
-      </w:r>
-    </w:p>
-    <w:p>
-      <w:pPr>
-        <w:spacing w:after="120"/>
-      </w:pPr>
-      <w:r>
-        <w:rPr>
-          <w:rFonts w:ascii="Calibri" w:cs="Calibri" w:eastAsia="Calibri" w:hAnsi="Calibri"/>
-          <w:color w:val="334155"/>
-          <w:sz w:val="21"/>
-          <w:szCs w:val="21"/>
-        </w:rPr>
-        <w:t xml:space="preserve">“Unverified” means Google hasn't done a formal brand review — </w:t>
-      </w:r>
-      <w:r>
-        <w:rPr>
-          <w:rFonts w:ascii="Calibri" w:cs="Calibri" w:eastAsia="Calibri" w:hAnsi="Calibri"/>
-          <w:i/>
-          <w:iCs/>
-          <w:color w:val="334155"/>
-          <w:sz w:val="21"/>
-          <w:szCs w:val="21"/>
-        </w:rPr>
-        <w:t xml:space="preserve">not</w:t>
-      </w:r>
-      <w:r>
-        <w:rPr>
-          <w:rFonts w:ascii="Calibri" w:cs="Calibri" w:eastAsia="Calibri" w:hAnsi="Calibri"/>
-          <w:color w:val="334155"/>
-          <w:sz w:val="21"/>
-          <w:szCs w:val="21"/>
-        </w:rPr>
-        <w:t xml:space="preserve"> that anything is wrong. You are granting permission to a script that runs entirely inside </w:t>
-      </w:r>
-      <w:r>
-        <w:rPr>
-          <w:rFonts w:ascii="Calibri" w:cs="Calibri" w:eastAsia="Calibri" w:hAnsi="Calibri"/>
-          <w:b/>
-          <w:bCs/>
-          <w:color w:val="334155"/>
-          <w:sz w:val="21"/>
-          <w:szCs w:val="21"/>
-        </w:rPr>
-        <w:t xml:space="preserve">your own</w:t>
-      </w:r>
-      <w:r>
-        <w:rPr>
-          <w:rFonts w:ascii="Calibri" w:cs="Calibri" w:eastAsia="Calibri" w:hAnsi="Calibri"/>
-          <w:color w:val="334155"/>
-          <w:sz w:val="21"/>
-          <w:szCs w:val="21"/>
-        </w:rPr>
-        <w:t xml:space="preserve"> account. See </w:t>
-      </w:r>
-      <w:r>
-        <w:rPr>
-          <w:rFonts w:ascii="Calibri" w:cs="Calibri" w:eastAsia="Calibri" w:hAnsi="Calibri"/>
-          <w:b/>
-          <w:bCs/>
-          <w:color w:val="334155"/>
-          <w:sz w:val="21"/>
-          <w:szCs w:val="21"/>
-        </w:rPr>
-        <w:t xml:space="preserve">Part 4 — Security &amp; Privacy</w:t>
-      </w:r>
-      <w:r>
-        <w:rPr>
-          <w:rFonts w:ascii="Calibri" w:cs="Calibri" w:eastAsia="Calibri" w:hAnsi="Calibri"/>
-          <w:color w:val="334155"/>
-          <w:sz w:val="21"/>
-          <w:szCs w:val="21"/>
-        </w:rPr>
-        <w:t xml:space="preserve"> for exactly what each permission is for and why the developer can never see your data.</w:t>
-      </w:r>
-    </w:p>
-    <w:p>
-      <w:pPr>
-        <w:pStyle w:val="Heading3"/>
-        <w:spacing w:after="60" w:before="160"/>
-      </w:pPr>
-      <w:r>
-        <w:rPr>
-          <w:rFonts w:ascii="Calibri" w:cs="Calibri" w:eastAsia="Calibri" w:hAnsi="Calibri"/>
-          <w:b/>
-          <w:bCs/>
-          <w:color w:val="334155"/>
-          <w:sz w:val="21"/>
-          <w:szCs w:val="21"/>
-        </w:rPr>
-        <w:t xml:space="preserve">4. Add your data — two paths</w:t>
+        <w:t xml:space="preserve">On the Allow screen, Google lists the permissions below. The tool asks only for what it needs — and everything runs inside your own account, so approving it does not give the developer any access.</w:t>
       </w:r>
     </w:p>
     <w:tbl>
@@ -1092,9 +1483,9 @@
         </w:tblBorders>
       </w:tblPr>
       <w:tblGrid>
-        <w:gridCol w:w="2100"/>
-        <w:gridCol w:w="4560"/>
-        <w:gridCol w:w="2700"/>
+        <w:gridCol w:w="3000"/>
+        <w:gridCol w:w="3400"/>
+        <w:gridCol w:w="2960"/>
       </w:tblGrid>
       <w:tr>
         <w:trPr>
@@ -1102,7 +1493,7 @@
         </w:trPr>
         <w:tc>
           <w:tcPr>
-            <w:tcW w:type="dxa" w:w="2100"/>
+            <w:tcW w:type="dxa" w:w="3000"/>
             <w:shd w:fill="0F2A4A" w:color="auto" w:val="clear"/>
             <w:tcMar>
               <w:top w:type="dxa" w:w="70"/>
@@ -1124,13 +1515,13 @@
                 <w:sz w:val="19"/>
                 <w:szCs w:val="19"/>
               </w:rPr>
-              <w:t xml:space="preserve">You are…</w:t>
-            </w:r>
-          </w:p>
-        </w:tc>
-        <w:tc>
-          <w:tcPr>
-            <w:tcW w:type="dxa" w:w="4560"/>
+              <w:t xml:space="preserve">Permission Google shows</w:t>
+            </w:r>
+          </w:p>
+        </w:tc>
+        <w:tc>
+          <w:tcPr>
+            <w:tcW w:type="dxa" w:w="3400"/>
             <w:shd w:fill="0F2A4A" w:color="auto" w:val="clear"/>
             <w:tcMar>
               <w:top w:type="dxa" w:w="70"/>
@@ -1152,13 +1543,13 @@
                 <w:sz w:val="19"/>
                 <w:szCs w:val="19"/>
               </w:rPr>
-              <w:t xml:space="preserve">Do this</w:t>
-            </w:r>
-          </w:p>
-        </w:tc>
-        <w:tc>
-          <w:tcPr>
-            <w:tcW w:type="dxa" w:w="2700"/>
+              <w:t xml:space="preserve">What it's used for</w:t>
+            </w:r>
+          </w:p>
+        </w:tc>
+        <w:tc>
+          <w:tcPr>
+            <w:tcW w:type="dxa" w:w="2960"/>
             <w:shd w:fill="0F2A4A" w:color="auto" w:val="clear"/>
             <w:tcMar>
               <w:top w:type="dxa" w:w="70"/>
@@ -1180,7 +1571,7 @@
                 <w:sz w:val="19"/>
                 <w:szCs w:val="19"/>
               </w:rPr>
-              <w:t xml:space="preserve">Where</w:t>
+              <w:t xml:space="preserve">Why it's needed</w:t>
             </w:r>
           </w:p>
         </w:tc>
@@ -1188,7 +1579,7 @@
       <w:tr>
         <w:tc>
           <w:tcPr>
-            <w:tcW w:type="dxa" w:w="2100"/>
+            <w:tcW w:type="dxa" w:w="3000"/>
             <w:shd w:fill="FFFFFF" w:color="auto" w:val="clear"/>
             <w:tcMar>
               <w:top w:type="dxa" w:w="70"/>
@@ -1210,13 +1601,13 @@
                 <w:sz w:val="19"/>
                 <w:szCs w:val="19"/>
               </w:rPr>
-              <w:t xml:space="preserve">Brand-new (no old sheet)</w:t>
-            </w:r>
-          </w:p>
-        </w:tc>
-        <w:tc>
-          <w:tcPr>
-            <w:tcW w:type="dxa" w:w="4560"/>
+              <w:t xml:space="preserve">See, edit, create, and delete all your Google Sheets spreadsheets</w:t>
+            </w:r>
+          </w:p>
+        </w:tc>
+        <w:tc>
+          <w:tcPr>
+            <w:tcW w:type="dxa" w:w="3400"/>
             <w:shd w:fill="FFFFFF" w:color="auto" w:val="clear"/>
             <w:tcMar>
               <w:top w:type="dxa" w:w="70"/>
@@ -1238,13 +1629,13 @@
                 <w:sz w:val="19"/>
                 <w:szCs w:val="19"/>
               </w:rPr>
-              <w:t xml:space="preserve">Paste your raw ATS student export into the RAW Data tab. The tool cleans the paste, fixes number formatting, and time-stamps it.</w:t>
-            </w:r>
-          </w:p>
-        </w:tc>
-        <w:tc>
-          <w:tcPr>
-            <w:tcW w:type="dxa" w:w="2700"/>
+              <w:t xml:space="preserve">Reading your RAW Data and writing the Master Table, Directory, Contact Log, PCAR, and every other tab.</w:t>
+            </w:r>
+          </w:p>
+        </w:tc>
+        <w:tc>
+          <w:tcPr>
+            <w:tcW w:type="dxa" w:w="2960"/>
             <w:shd w:fill="FFFFFF" w:color="auto" w:val="clear"/>
             <w:tcMar>
               <w:top w:type="dxa" w:w="70"/>
@@ -1266,7 +1657,7 @@
                 <w:sz w:val="19"/>
                 <w:szCs w:val="19"/>
               </w:rPr>
-              <w:t xml:space="preserve">RAW Data tab</w:t>
+              <w:t xml:space="preserve">This is the whole engine — without it the tool can't build or update your sheets.</w:t>
             </w:r>
           </w:p>
         </w:tc>
@@ -1274,7 +1665,7 @@
       <w:tr>
         <w:tc>
           <w:tcPr>
-            <w:tcW w:type="dxa" w:w="2100"/>
+            <w:tcW w:type="dxa" w:w="3000"/>
             <w:shd w:fill="F1F5F9" w:color="auto" w:val="clear"/>
             <w:tcMar>
               <w:top w:type="dxa" w:w="70"/>
@@ -1296,13 +1687,13 @@
                 <w:sz w:val="19"/>
                 <w:szCs w:val="19"/>
               </w:rPr>
-              <w:t xml:space="preserve">Upgrading (have an older PC sheet)</w:t>
-            </w:r>
-          </w:p>
-        </w:tc>
-        <w:tc>
-          <w:tcPr>
-            <w:tcW w:type="dxa" w:w="4560"/>
+              <w:t xml:space="preserve">See, edit, download, and permanently delete your contacts</w:t>
+            </w:r>
+          </w:p>
+        </w:tc>
+        <w:tc>
+          <w:tcPr>
+            <w:tcW w:type="dxa" w:w="3400"/>
             <w:shd w:fill="F1F5F9" w:color="auto" w:val="clear"/>
             <w:tcMar>
               <w:top w:type="dxa" w:w="70"/>
@@ -1324,13 +1715,13 @@
                 <w:sz w:val="19"/>
                 <w:szCs w:val="19"/>
               </w:rPr>
-              <w:t xml:space="preserve">Use the Migration Wizard to pull your data across safely. It never deletes anything from your old sheet.</w:t>
-            </w:r>
-          </w:p>
-        </w:tc>
-        <w:tc>
-          <w:tcPr>
-            <w:tcW w:type="dxa" w:w="2700"/>
+              <w:t xml:space="preserve">The optional “School Directory” phone sync that mirrors parent numbers into your Google Contacts.</w:t>
+            </w:r>
+          </w:p>
+        </w:tc>
+        <w:tc>
+          <w:tcPr>
+            <w:tcW w:type="dxa" w:w="2960"/>
             <w:shd w:fill="F1F5F9" w:color="auto" w:val="clear"/>
             <w:tcMar>
               <w:top w:type="dxa" w:w="70"/>
@@ -1352,108 +1743,356 @@
                 <w:sz w:val="19"/>
                 <w:szCs w:val="19"/>
               </w:rPr>
-              <w:t xml:space="preserve">🚀 App Menu → 🔄 Import Old Data</w:t>
+              <w:t xml:space="preserve">Only used if you turn on phone syncing in Settings. If you never enable it, nothing is written to your contacts.</w:t>
+            </w:r>
+          </w:p>
+        </w:tc>
+      </w:tr>
+      <w:tr>
+        <w:tc>
+          <w:tcPr>
+            <w:tcW w:type="dxa" w:w="3000"/>
+            <w:shd w:fill="FFFFFF" w:color="auto" w:val="clear"/>
+            <w:tcMar>
+              <w:top w:type="dxa" w:w="70"/>
+              <w:left w:type="dxa" w:w="110"/>
+              <w:bottom w:type="dxa" w:w="70"/>
+              <w:right w:type="dxa" w:w="110"/>
+            </w:tcMar>
+          </w:tcPr>
+          <w:p>
+            <w:pPr>
+              <w:spacing w:after="0"/>
+            </w:pPr>
+            <w:r>
+              <w:rPr>
+                <w:rFonts w:ascii="Calibri" w:cs="Calibri" w:eastAsia="Calibri" w:hAnsi="Calibri"/>
+                <w:b w:val="false"/>
+                <w:bCs w:val="false"/>
+                <w:color w:val="334155"/>
+                <w:sz w:val="19"/>
+                <w:szCs w:val="19"/>
+              </w:rPr>
+              <w:t xml:space="preserve">See, edit, create, and delete all of your Google Drive files</w:t>
+            </w:r>
+          </w:p>
+        </w:tc>
+        <w:tc>
+          <w:tcPr>
+            <w:tcW w:type="dxa" w:w="3400"/>
+            <w:shd w:fill="FFFFFF" w:color="auto" w:val="clear"/>
+            <w:tcMar>
+              <w:top w:type="dxa" w:w="70"/>
+              <w:left w:type="dxa" w:w="110"/>
+              <w:bottom w:type="dxa" w:w="70"/>
+              <w:right w:type="dxa" w:w="110"/>
+            </w:tcMar>
+          </w:tcPr>
+          <w:p>
+            <w:pPr>
+              <w:spacing w:after="0"/>
+            </w:pPr>
+            <w:r>
+              <w:rPr>
+                <w:rFonts w:ascii="Calibri" w:cs="Calibri" w:eastAsia="Calibri" w:hAnsi="Calibri"/>
+                <w:b w:val="false"/>
+                <w:bCs w:val="false"/>
+                <w:color w:val="334155"/>
+                <w:sz w:val="19"/>
+                <w:szCs w:val="19"/>
+              </w:rPr>
+              <w:t xml:space="preserve">Saving the year-end PDF archive to your Drive, and opening your old sheet during a migration.</w:t>
+            </w:r>
+          </w:p>
+        </w:tc>
+        <w:tc>
+          <w:tcPr>
+            <w:tcW w:type="dxa" w:w="2960"/>
+            <w:shd w:fill="FFFFFF" w:color="auto" w:val="clear"/>
+            <w:tcMar>
+              <w:top w:type="dxa" w:w="70"/>
+              <w:left w:type="dxa" w:w="110"/>
+              <w:bottom w:type="dxa" w:w="70"/>
+              <w:right w:type="dxa" w:w="110"/>
+            </w:tcMar>
+          </w:tcPr>
+          <w:p>
+            <w:pPr>
+              <w:spacing w:after="0"/>
+            </w:pPr>
+            <w:r>
+              <w:rPr>
+                <w:rFonts w:ascii="Calibri" w:cs="Calibri" w:eastAsia="Calibri" w:hAnsi="Calibri"/>
+                <w:b w:val="false"/>
+                <w:bCs w:val="false"/>
+                <w:color w:val="334155"/>
+                <w:sz w:val="19"/>
+                <w:szCs w:val="19"/>
+              </w:rPr>
+              <w:t xml:space="preserve">Rollover creates a PDF file; migration opens the old spreadsheet you point it at.</w:t>
+            </w:r>
+          </w:p>
+        </w:tc>
+      </w:tr>
+      <w:tr>
+        <w:tc>
+          <w:tcPr>
+            <w:tcW w:type="dxa" w:w="3000"/>
+            <w:shd w:fill="F1F5F9" w:color="auto" w:val="clear"/>
+            <w:tcMar>
+              <w:top w:type="dxa" w:w="70"/>
+              <w:left w:type="dxa" w:w="110"/>
+              <w:bottom w:type="dxa" w:w="70"/>
+              <w:right w:type="dxa" w:w="110"/>
+            </w:tcMar>
+          </w:tcPr>
+          <w:p>
+            <w:pPr>
+              <w:spacing w:after="0"/>
+            </w:pPr>
+            <w:r>
+              <w:rPr>
+                <w:rFonts w:ascii="Calibri" w:cs="Calibri" w:eastAsia="Calibri" w:hAnsi="Calibri"/>
+                <w:b w:val="false"/>
+                <w:bCs w:val="false"/>
+                <w:color w:val="334155"/>
+                <w:sz w:val="19"/>
+                <w:szCs w:val="19"/>
+              </w:rPr>
+              <w:t xml:space="preserve">Connect to an external service</w:t>
+            </w:r>
+          </w:p>
+        </w:tc>
+        <w:tc>
+          <w:tcPr>
+            <w:tcW w:type="dxa" w:w="3400"/>
+            <w:shd w:fill="F1F5F9" w:color="auto" w:val="clear"/>
+            <w:tcMar>
+              <w:top w:type="dxa" w:w="70"/>
+              <w:left w:type="dxa" w:w="110"/>
+              <w:bottom w:type="dxa" w:w="70"/>
+              <w:right w:type="dxa" w:w="110"/>
+            </w:tcMar>
+          </w:tcPr>
+          <w:p>
+            <w:pPr>
+              <w:spacing w:after="0"/>
+            </w:pPr>
+            <w:r>
+              <w:rPr>
+                <w:rFonts w:ascii="Calibri" w:cs="Calibri" w:eastAsia="Calibri" w:hAnsi="Calibri"/>
+                <w:b w:val="false"/>
+                <w:bCs w:val="false"/>
+                <w:color w:val="334155"/>
+                <w:sz w:val="19"/>
+                <w:szCs w:val="19"/>
+              </w:rPr>
+              <w:t xml:space="preserve">A read-only check of the shared “Version Tracker” sheet so you're told when a newer template ships.</w:t>
+            </w:r>
+          </w:p>
+        </w:tc>
+        <w:tc>
+          <w:tcPr>
+            <w:tcW w:type="dxa" w:w="2960"/>
+            <w:shd w:fill="F1F5F9" w:color="auto" w:val="clear"/>
+            <w:tcMar>
+              <w:top w:type="dxa" w:w="70"/>
+              <w:left w:type="dxa" w:w="110"/>
+              <w:bottom w:type="dxa" w:w="70"/>
+              <w:right w:type="dxa" w:w="110"/>
+            </w:tcMar>
+          </w:tcPr>
+          <w:p>
+            <w:pPr>
+              <w:spacing w:after="0"/>
+            </w:pPr>
+            <w:r>
+              <w:rPr>
+                <w:rFonts w:ascii="Calibri" w:cs="Calibri" w:eastAsia="Calibri" w:hAnsi="Calibri"/>
+                <w:b w:val="false"/>
+                <w:bCs w:val="false"/>
+                <w:color w:val="334155"/>
+                <w:sz w:val="19"/>
+                <w:szCs w:val="19"/>
+              </w:rPr>
+              <w:t xml:space="preserve">The only outside call the tool makes. It reads release dates/links — never your data.</w:t>
+            </w:r>
+          </w:p>
+        </w:tc>
+      </w:tr>
+      <w:tr>
+        <w:tc>
+          <w:tcPr>
+            <w:tcW w:type="dxa" w:w="3000"/>
+            <w:shd w:fill="FFFFFF" w:color="auto" w:val="clear"/>
+            <w:tcMar>
+              <w:top w:type="dxa" w:w="70"/>
+              <w:left w:type="dxa" w:w="110"/>
+              <w:bottom w:type="dxa" w:w="70"/>
+              <w:right w:type="dxa" w:w="110"/>
+            </w:tcMar>
+          </w:tcPr>
+          <w:p>
+            <w:pPr>
+              <w:spacing w:after="0"/>
+            </w:pPr>
+            <w:r>
+              <w:rPr>
+                <w:rFonts w:ascii="Calibri" w:cs="Calibri" w:eastAsia="Calibri" w:hAnsi="Calibri"/>
+                <w:b w:val="false"/>
+                <w:bCs w:val="false"/>
+                <w:color w:val="334155"/>
+                <w:sz w:val="19"/>
+                <w:szCs w:val="19"/>
+              </w:rPr>
+              <w:t xml:space="preserve">Run when you're not present / manage its own triggers</w:t>
+            </w:r>
+          </w:p>
+        </w:tc>
+        <w:tc>
+          <w:tcPr>
+            <w:tcW w:type="dxa" w:w="3400"/>
+            <w:shd w:fill="FFFFFF" w:color="auto" w:val="clear"/>
+            <w:tcMar>
+              <w:top w:type="dxa" w:w="70"/>
+              <w:left w:type="dxa" w:w="110"/>
+              <w:bottom w:type="dxa" w:w="70"/>
+              <w:right w:type="dxa" w:w="110"/>
+            </w:tcMar>
+          </w:tcPr>
+          <w:p>
+            <w:pPr>
+              <w:spacing w:after="0"/>
+            </w:pPr>
+            <w:r>
+              <w:rPr>
+                <w:rFonts w:ascii="Calibri" w:cs="Calibri" w:eastAsia="Calibri" w:hAnsi="Calibri"/>
+                <w:b w:val="false"/>
+                <w:bCs w:val="false"/>
+                <w:color w:val="334155"/>
+                <w:sz w:val="19"/>
+                <w:szCs w:val="19"/>
+              </w:rPr>
+              <w:t xml:space="preserve">The automatic triggers: instant Contact Log updates, the nightly rebuild/sync (~11 PM), and the update check on open.</w:t>
+            </w:r>
+          </w:p>
+        </w:tc>
+        <w:tc>
+          <w:tcPr>
+            <w:tcW w:type="dxa" w:w="2960"/>
+            <w:shd w:fill="FFFFFF" w:color="auto" w:val="clear"/>
+            <w:tcMar>
+              <w:top w:type="dxa" w:w="70"/>
+              <w:left w:type="dxa" w:w="110"/>
+              <w:bottom w:type="dxa" w:w="70"/>
+              <w:right w:type="dxa" w:w="110"/>
+            </w:tcMar>
+          </w:tcPr>
+          <w:p>
+            <w:pPr>
+              <w:spacing w:after="0"/>
+            </w:pPr>
+            <w:r>
+              <w:rPr>
+                <w:rFonts w:ascii="Calibri" w:cs="Calibri" w:eastAsia="Calibri" w:hAnsi="Calibri"/>
+                <w:b w:val="false"/>
+                <w:bCs w:val="false"/>
+                <w:color w:val="334155"/>
+                <w:sz w:val="19"/>
+                <w:szCs w:val="19"/>
+              </w:rPr>
+              <w:t xml:space="preserve">Lets the sheet keep itself current without you clicking Build every time.</w:t>
+            </w:r>
+          </w:p>
+        </w:tc>
+      </w:tr>
+      <w:tr>
+        <w:tc>
+          <w:tcPr>
+            <w:tcW w:type="dxa" w:w="3000"/>
+            <w:shd w:fill="F1F5F9" w:color="auto" w:val="clear"/>
+            <w:tcMar>
+              <w:top w:type="dxa" w:w="70"/>
+              <w:left w:type="dxa" w:w="110"/>
+              <w:bottom w:type="dxa" w:w="70"/>
+              <w:right w:type="dxa" w:w="110"/>
+            </w:tcMar>
+          </w:tcPr>
+          <w:p>
+            <w:pPr>
+              <w:spacing w:after="0"/>
+            </w:pPr>
+            <w:r>
+              <w:rPr>
+                <w:rFonts w:ascii="Calibri" w:cs="Calibri" w:eastAsia="Calibri" w:hAnsi="Calibri"/>
+                <w:b w:val="false"/>
+                <w:bCs w:val="false"/>
+                <w:color w:val="334155"/>
+                <w:sz w:val="19"/>
+                <w:szCs w:val="19"/>
+              </w:rPr>
+              <w:t xml:space="preserve">Display and run third-party web content in dialogs and sidebars</w:t>
+            </w:r>
+          </w:p>
+        </w:tc>
+        <w:tc>
+          <w:tcPr>
+            <w:tcW w:type="dxa" w:w="3400"/>
+            <w:shd w:fill="F1F5F9" w:color="auto" w:val="clear"/>
+            <w:tcMar>
+              <w:top w:type="dxa" w:w="70"/>
+              <w:left w:type="dxa" w:w="110"/>
+              <w:bottom w:type="dxa" w:w="70"/>
+              <w:right w:type="dxa" w:w="110"/>
+            </w:tcMar>
+          </w:tcPr>
+          <w:p>
+            <w:pPr>
+              <w:spacing w:after="0"/>
+            </w:pPr>
+            <w:r>
+              <w:rPr>
+                <w:rFonts w:ascii="Calibri" w:cs="Calibri" w:eastAsia="Calibri" w:hAnsi="Calibri"/>
+                <w:b w:val="false"/>
+                <w:bCs w:val="false"/>
+                <w:color w:val="334155"/>
+                <w:sz w:val="19"/>
+                <w:szCs w:val="19"/>
+              </w:rPr>
+              <w:t xml:space="preserve">The menus, wizards, and sidebars — Settings, Migration, Rollover, and the progress bars.</w:t>
+            </w:r>
+          </w:p>
+        </w:tc>
+        <w:tc>
+          <w:tcPr>
+            <w:tcW w:type="dxa" w:w="2960"/>
+            <w:shd w:fill="F1F5F9" w:color="auto" w:val="clear"/>
+            <w:tcMar>
+              <w:top w:type="dxa" w:w="70"/>
+              <w:left w:type="dxa" w:w="110"/>
+              <w:bottom w:type="dxa" w:w="70"/>
+              <w:right w:type="dxa" w:w="110"/>
+            </w:tcMar>
+          </w:tcPr>
+          <w:p>
+            <w:pPr>
+              <w:spacing w:after="0"/>
+            </w:pPr>
+            <w:r>
+              <w:rPr>
+                <w:rFonts w:ascii="Calibri" w:cs="Calibri" w:eastAsia="Calibri" w:hAnsi="Calibri"/>
+                <w:b w:val="false"/>
+                <w:bCs w:val="false"/>
+                <w:color w:val="334155"/>
+                <w:sz w:val="19"/>
+                <w:szCs w:val="19"/>
+              </w:rPr>
+              <w:t xml:space="preserve">These custom screens are how you drive the tool.</w:t>
             </w:r>
           </w:p>
         </w:tc>
       </w:tr>
     </w:tbl>
-    <w:p>
-      <w:pPr>
-        <w:spacing w:after="60"/>
-      </w:pPr>
-    </w:p>
-    <w:p>
-      <w:pPr>
-        <w:pStyle w:val="Heading3"/>
-        <w:spacing w:after="60" w:before="160"/>
-      </w:pPr>
-      <w:r>
-        <w:rPr>
-          <w:rFonts w:ascii="Calibri" w:cs="Calibri" w:eastAsia="Calibri" w:hAnsi="Calibri"/>
-          <w:b/>
-          <w:bCs/>
-          <w:color w:val="334155"/>
-          <w:sz w:val="21"/>
-          <w:szCs w:val="21"/>
-        </w:rPr>
-        <w:t xml:space="preserve">5. Build the sheets</w:t>
-      </w:r>
-    </w:p>
-    <w:p>
-      <w:pPr>
-        <w:spacing w:after="120"/>
-      </w:pPr>
-      <w:r>
-        <w:rPr>
-          <w:rFonts w:ascii="Calibri" w:cs="Calibri" w:eastAsia="Calibri" w:hAnsi="Calibri"/>
-          <w:color w:val="334155"/>
-          <w:sz w:val="21"/>
-          <w:szCs w:val="21"/>
-        </w:rPr>
-        <w:t xml:space="preserve">Run </w:t>
-      </w:r>
-      <w:r>
-        <w:rPr>
-          <w:rFonts w:ascii="Calibri" w:cs="Calibri" w:eastAsia="Calibri" w:hAnsi="Calibri"/>
-          <w:b/>
-          <w:bCs/>
-          <w:color w:val="334155"/>
-          <w:sz w:val="21"/>
-          <w:szCs w:val="21"/>
-        </w:rPr>
-        <w:t xml:space="preserve">🚀 App Menu → 🏗️ Build Sheets Only</w:t>
-      </w:r>
-      <w:r>
-        <w:rPr>
-          <w:rFonts w:ascii="Calibri" w:cs="Calibri" w:eastAsia="Calibri" w:hAnsi="Calibri"/>
-          <w:color w:val="334155"/>
-          <w:sz w:val="21"/>
-          <w:szCs w:val="21"/>
-        </w:rPr>
-        <w:t xml:space="preserve">. A progress sidebar opens and generates every derived tab (Master Table, Directory, Combined Contact Tracking, Phone Contacts, PCAR, and more). The </w:t>
-      </w:r>
-      <w:r>
-        <w:rPr>
-          <w:rFonts w:ascii="Calibri" w:cs="Calibri" w:eastAsia="Calibri" w:hAnsi="Calibri"/>
-          <w:i/>
-          <w:iCs/>
-          <w:color w:val="334155"/>
-          <w:sz w:val="21"/>
-          <w:szCs w:val="21"/>
-        </w:rPr>
-        <w:t xml:space="preserve">first</w:t>
-      </w:r>
-      <w:r>
-        <w:rPr>
-          <w:rFonts w:ascii="Calibri" w:cs="Calibri" w:eastAsia="Calibri" w:hAnsi="Calibri"/>
-          <w:color w:val="334155"/>
-          <w:sz w:val="21"/>
-          <w:szCs w:val="21"/>
-        </w:rPr>
-        <w:t xml:space="preserve"> successful build unlocks the full menu — a toast will ask you to press </w:t>
-      </w:r>
-      <w:r>
-        <w:rPr>
-          <w:rFonts w:ascii="Calibri" w:cs="Calibri" w:eastAsia="Calibri" w:hAnsi="Calibri"/>
-          <w:b/>
-          <w:bCs/>
-          <w:color w:val="334155"/>
-          <w:sz w:val="21"/>
-          <w:szCs w:val="21"/>
-        </w:rPr>
-        <w:t xml:space="preserve">F5</w:t>
-      </w:r>
-      <w:r>
-        <w:rPr>
-          <w:rFonts w:ascii="Calibri" w:cs="Calibri" w:eastAsia="Calibri" w:hAnsi="Calibri"/>
-          <w:color w:val="334155"/>
-          <w:sz w:val="21"/>
-          <w:szCs w:val="21"/>
-        </w:rPr>
-        <w:t xml:space="preserve"> to refresh and reveal the new options.</w:t>
-      </w:r>
-    </w:p>
     <w:tbl>
       <w:tblPr>
         <w:tblW w:type="pct" w:w="100%"/>
@@ -1494,6 +2133,805 @@
                 <w:sz w:val="21"/>
                 <w:szCs w:val="21"/>
               </w:rPr>
+              <w:t xml:space="preserve">Bottom line on permissions</w:t>
+            </w:r>
+          </w:p>
+          <w:p>
+            <w:r>
+              <w:rPr>
+                <w:rFonts w:ascii="Calibri" w:cs="Calibri" w:eastAsia="Calibri" w:hAnsi="Calibri"/>
+                <w:color w:val="334155"/>
+                <w:sz w:val="20"/>
+                <w:szCs w:val="20"/>
+              </w:rPr>
+              <w:t xml:space="preserve">Every scope above operates only within your own Google account. There is no server or database belonging to the developer — see Part 4 for the full privacy picture.</w:t>
+            </w:r>
+          </w:p>
+        </w:tc>
+      </w:tr>
+    </w:tbl>
+    <w:p>
+      <w:pPr>
+        <w:pStyle w:val="Heading2"/>
+        <w:spacing w:after="90" w:before="240"/>
+      </w:pPr>
+      <w:r>
+        <w:rPr>
+          <w:rFonts w:ascii="Calibri" w:cs="Calibri" w:eastAsia="Calibri" w:hAnsi="Calibri"/>
+          <w:b/>
+          <w:bCs/>
+          <w:color w:val="1D4ED8"/>
+          <w:sz w:val="24"/>
+          <w:szCs w:val="24"/>
+        </w:rPr>
+        <w:t xml:space="preserve">Step 4 — Load your data (the RAW Data tab)</w:t>
+      </w:r>
+    </w:p>
+    <w:p>
+      <w:pPr>
+        <w:spacing w:after="120"/>
+      </w:pPr>
+      <w:r>
+        <w:rPr>
+          <w:rFonts w:ascii="Calibri" w:cs="Calibri" w:eastAsia="Calibri" w:hAnsi="Calibri"/>
+          <w:color w:val="334155"/>
+          <w:sz w:val="21"/>
+          <w:szCs w:val="21"/>
+        </w:rPr>
+        <w:t xml:space="preserve">Before logging calls, the system needs to know who your students are. Export data from your standard systems and paste it into the brightly-colored “PASTE” boxes on the </w:t>
+      </w:r>
+      <w:r>
+        <w:rPr>
+          <w:rFonts w:ascii="Calibri" w:cs="Calibri" w:eastAsia="Calibri" w:hAnsi="Calibri"/>
+          <w:b/>
+          <w:bCs/>
+          <w:color w:val="334155"/>
+          <w:sz w:val="21"/>
+          <w:szCs w:val="21"/>
+        </w:rPr>
+        <w:t xml:space="preserve">RAW Data</w:t>
+      </w:r>
+      <w:r>
+        <w:rPr>
+          <w:rFonts w:ascii="Calibri" w:cs="Calibri" w:eastAsia="Calibri" w:hAnsi="Calibri"/>
+          <w:color w:val="334155"/>
+          <w:sz w:val="21"/>
+          <w:szCs w:val="21"/>
+        </w:rPr>
+        <w:t xml:space="preserve"> tab.</w:t>
+      </w:r>
+    </w:p>
+    <w:tbl>
+      <w:tblPr>
+        <w:tblW w:type="pct" w:w="100%"/>
+        <w:tblBorders>
+          <w:top w:val="single" w:color="FEF2F2" w:sz="2"/>
+          <w:left w:val="single" w:color="B91C1C" w:sz="24"/>
+          <w:bottom w:val="single" w:color="FEF2F2" w:sz="2"/>
+          <w:right w:val="single" w:color="FEF2F2" w:sz="2"/>
+          <w:insideH w:val="none"/>
+          <w:insideV w:val="none"/>
+        </w:tblBorders>
+      </w:tblPr>
+      <w:tblGrid>
+        <w:gridCol w:w="9360"/>
+      </w:tblGrid>
+      <w:tr>
+        <w:tc>
+          <w:tcPr>
+            <w:tcW w:type="dxa" w:w="9360"/>
+            <w:shd w:fill="FEF2F2" w:color="auto" w:val="clear"/>
+            <w:tcMar>
+              <w:top w:type="dxa" w:w="120"/>
+              <w:left w:type="dxa" w:w="160"/>
+              <w:bottom w:type="dxa" w:w="120"/>
+              <w:right w:type="dxa" w:w="160"/>
+            </w:tcMar>
+          </w:tcPr>
+          <w:p>
+            <w:pPr>
+              <w:spacing w:after="40"/>
+            </w:pPr>
+            <w:r>
+              <w:rPr>
+                <w:rFonts w:ascii="Calibri" w:cs="Calibri" w:eastAsia="Calibri" w:hAnsi="Calibri"/>
+                <w:b/>
+                <w:bCs/>
+                <w:color w:val="B91C1C"/>
+                <w:sz w:val="21"/>
+                <w:szCs w:val="21"/>
+              </w:rPr>
+              <w:t xml:space="preserve">🚨 CRITICAL — always paste as values only</w:t>
+            </w:r>
+          </w:p>
+          <w:p>
+            <w:r>
+              <w:rPr>
+                <w:rFonts w:ascii="Calibri" w:cs="Calibri" w:eastAsia="Calibri" w:hAnsi="Calibri"/>
+                <w:color w:val="334155"/>
+                <w:sz w:val="20"/>
+                <w:szCs w:val="20"/>
+              </w:rPr>
+              <w:t xml:space="preserve">When pasting into RAW Data, use Edit → Paste Special → Values Only (Ctrl+Shift+V). Pasting normally can drag in formatting or formulas that break the build.</w:t>
+            </w:r>
+          </w:p>
+        </w:tc>
+      </w:tr>
+    </w:tbl>
+    <w:p>
+      <w:pPr>
+        <w:pStyle w:val="Heading3"/>
+        <w:spacing w:after="60" w:before="160"/>
+      </w:pPr>
+      <w:r>
+        <w:rPr>
+          <w:rFonts w:ascii="Calibri" w:cs="Calibri" w:eastAsia="Calibri" w:hAnsi="Calibri"/>
+          <w:b/>
+          <w:bCs/>
+          <w:color w:val="334155"/>
+          <w:sz w:val="21"/>
+          <w:szCs w:val="21"/>
+        </w:rPr>
+        <w:t xml:space="preserve">Insight / ATS data — Blue section → paste into cell A5 (required)</w:t>
+      </w:r>
+    </w:p>
+    <w:p>
+      <w:pPr>
+        <w:pStyle w:val="ListParagraph"/>
+        <w:numPr>
+          <w:ilvl w:val="0"/>
+          <w:numId w:val="3"/>
+        </w:numPr>
+        <w:spacing w:after="80"/>
+      </w:pPr>
+      <w:r>
+        <w:rPr>
+          <w:rFonts w:ascii="Calibri" w:cs="Calibri" w:eastAsia="Calibri" w:hAnsi="Calibri"/>
+          <w:color w:val="334155"/>
+          <w:sz w:val="21"/>
+          <w:szCs w:val="21"/>
+        </w:rPr>
+        <w:t xml:space="preserve">Go to TeachHub and sign in.</w:t>
+      </w:r>
+    </w:p>
+    <w:p>
+      <w:pPr>
+        <w:pStyle w:val="ListParagraph"/>
+        <w:numPr>
+          <w:ilvl w:val="0"/>
+          <w:numId w:val="3"/>
+        </w:numPr>
+        <w:spacing w:after="80"/>
+      </w:pPr>
+      <w:r>
+        <w:rPr>
+          <w:rFonts w:ascii="Calibri" w:cs="Calibri" w:eastAsia="Calibri" w:hAnsi="Calibri"/>
+          <w:color w:val="334155"/>
+          <w:sz w:val="21"/>
+          <w:szCs w:val="21"/>
+        </w:rPr>
+        <w:t xml:space="preserve">In the search bar, look up and open Insight.</w:t>
+      </w:r>
+    </w:p>
+    <w:p>
+      <w:pPr>
+        <w:pStyle w:val="ListParagraph"/>
+        <w:numPr>
+          <w:ilvl w:val="0"/>
+          <w:numId w:val="3"/>
+        </w:numPr>
+        <w:spacing w:after="80"/>
+      </w:pPr>
+      <w:r>
+        <w:rPr>
+          <w:rFonts w:ascii="Calibri" w:cs="Calibri" w:eastAsia="Calibri" w:hAnsi="Calibri"/>
+          <w:color w:val="334155"/>
+          <w:sz w:val="21"/>
+          <w:szCs w:val="21"/>
+        </w:rPr>
+        <w:t xml:space="preserve">Go to Tools → Downloader.</w:t>
+      </w:r>
+    </w:p>
+    <w:p>
+      <w:pPr>
+        <w:pStyle w:val="ListParagraph"/>
+        <w:numPr>
+          <w:ilvl w:val="0"/>
+          <w:numId w:val="3"/>
+        </w:numPr>
+        <w:spacing w:after="80"/>
+      </w:pPr>
+      <w:r>
+        <w:rPr>
+          <w:rFonts w:ascii="Calibri" w:cs="Calibri" w:eastAsia="Calibri" w:hAnsi="Calibri"/>
+          <w:color w:val="334155"/>
+          <w:sz w:val="21"/>
+          <w:szCs w:val="21"/>
+        </w:rPr>
+        <w:t xml:space="preserve">Under “Data Available for Download,” select only Guardian Contact Information, then download.</w:t>
+      </w:r>
+    </w:p>
+    <w:p>
+      <w:pPr>
+        <w:pStyle w:val="ListParagraph"/>
+        <w:numPr>
+          <w:ilvl w:val="0"/>
+          <w:numId w:val="3"/>
+        </w:numPr>
+        <w:spacing w:after="80"/>
+      </w:pPr>
+      <w:r>
+        <w:rPr>
+          <w:rFonts w:ascii="Calibri" w:cs="Calibri" w:eastAsia="Calibri" w:hAnsi="Calibri"/>
+          <w:color w:val="334155"/>
+          <w:sz w:val="21"/>
+          <w:szCs w:val="21"/>
+        </w:rPr>
+        <w:t xml:space="preserve">Copy the downloaded data and paste it into </w:t>
+      </w:r>
+      <w:r>
+        <w:rPr>
+          <w:rFonts w:ascii="Calibri" w:cs="Calibri" w:eastAsia="Calibri" w:hAnsi="Calibri"/>
+          <w:b/>
+          <w:bCs/>
+          <w:color w:val="334155"/>
+          <w:sz w:val="21"/>
+          <w:szCs w:val="21"/>
+        </w:rPr>
+        <w:t xml:space="preserve">cell A5</w:t>
+      </w:r>
+      <w:r>
+        <w:rPr>
+          <w:rFonts w:ascii="Calibri" w:cs="Calibri" w:eastAsia="Calibri" w:hAnsi="Calibri"/>
+          <w:color w:val="334155"/>
+          <w:sz w:val="21"/>
+          <w:szCs w:val="21"/>
+        </w:rPr>
+        <w:t xml:space="preserve"> (Paste Special → Values Only).</w:t>
+      </w:r>
+    </w:p>
+    <w:p>
+      <w:pPr>
+        <w:pStyle w:val="Heading3"/>
+        <w:spacing w:after="60" w:before="160"/>
+      </w:pPr>
+      <w:r>
+        <w:rPr>
+          <w:rFonts w:ascii="Calibri" w:cs="Calibri" w:eastAsia="Calibri" w:hAnsi="Calibri"/>
+          <w:b/>
+          <w:bCs/>
+          <w:color w:val="334155"/>
+          <w:sz w:val="21"/>
+          <w:szCs w:val="21"/>
+        </w:rPr>
+        <w:t xml:space="preserve">ParentSquare data — Orange section → paste into cell AG6 (optional)</w:t>
+      </w:r>
+    </w:p>
+    <w:p>
+      <w:pPr>
+        <w:pStyle w:val="ListParagraph"/>
+        <w:numPr>
+          <w:ilvl w:val="0"/>
+          <w:numId w:val="3"/>
+        </w:numPr>
+        <w:spacing w:after="80"/>
+      </w:pPr>
+      <w:r>
+        <w:rPr>
+          <w:rFonts w:ascii="Calibri" w:cs="Calibri" w:eastAsia="Calibri" w:hAnsi="Calibri"/>
+          <w:color w:val="334155"/>
+          <w:sz w:val="21"/>
+          <w:szCs w:val="21"/>
+        </w:rPr>
+        <w:t xml:space="preserve">Go to ParentSquare and sign in, then open Admin.</w:t>
+      </w:r>
+    </w:p>
+    <w:p>
+      <w:pPr>
+        <w:pStyle w:val="ListParagraph"/>
+        <w:numPr>
+          <w:ilvl w:val="0"/>
+          <w:numId w:val="3"/>
+        </w:numPr>
+        <w:spacing w:after="80"/>
+      </w:pPr>
+      <w:r>
+        <w:rPr>
+          <w:rFonts w:ascii="Calibri" w:cs="Calibri" w:eastAsia="Calibri" w:hAnsi="Calibri"/>
+          <w:color w:val="334155"/>
+          <w:sz w:val="21"/>
+          <w:szCs w:val="21"/>
+        </w:rPr>
+        <w:t xml:space="preserve">Under Data Assistant, select Parents.</w:t>
+      </w:r>
+    </w:p>
+    <w:p>
+      <w:pPr>
+        <w:pStyle w:val="ListParagraph"/>
+        <w:numPr>
+          <w:ilvl w:val="0"/>
+          <w:numId w:val="3"/>
+        </w:numPr>
+        <w:spacing w:after="80"/>
+      </w:pPr>
+      <w:r>
+        <w:rPr>
+          <w:rFonts w:ascii="Calibri" w:cs="Calibri" w:eastAsia="Calibri" w:hAnsi="Calibri"/>
+          <w:color w:val="334155"/>
+          <w:sz w:val="21"/>
+          <w:szCs w:val="21"/>
+        </w:rPr>
+        <w:t xml:space="preserve">Click Export CSV.</w:t>
+      </w:r>
+    </w:p>
+    <w:p>
+      <w:pPr>
+        <w:pStyle w:val="ListParagraph"/>
+        <w:numPr>
+          <w:ilvl w:val="0"/>
+          <w:numId w:val="3"/>
+        </w:numPr>
+        <w:spacing w:after="80"/>
+      </w:pPr>
+      <w:r>
+        <w:rPr>
+          <w:rFonts w:ascii="Calibri" w:cs="Calibri" w:eastAsia="Calibri" w:hAnsi="Calibri"/>
+          <w:color w:val="334155"/>
+          <w:sz w:val="21"/>
+          <w:szCs w:val="21"/>
+        </w:rPr>
+        <w:t xml:space="preserve">Copy the data and paste it into </w:t>
+      </w:r>
+      <w:r>
+        <w:rPr>
+          <w:rFonts w:ascii="Calibri" w:cs="Calibri" w:eastAsia="Calibri" w:hAnsi="Calibri"/>
+          <w:b/>
+          <w:bCs/>
+          <w:color w:val="334155"/>
+          <w:sz w:val="21"/>
+          <w:szCs w:val="21"/>
+        </w:rPr>
+        <w:t xml:space="preserve">cell AG6</w:t>
+      </w:r>
+      <w:r>
+        <w:rPr>
+          <w:rFonts w:ascii="Calibri" w:cs="Calibri" w:eastAsia="Calibri" w:hAnsi="Calibri"/>
+          <w:color w:val="334155"/>
+          <w:sz w:val="21"/>
+          <w:szCs w:val="21"/>
+        </w:rPr>
+        <w:t xml:space="preserve">.</w:t>
+      </w:r>
+    </w:p>
+    <w:p>
+      <w:pPr>
+        <w:pStyle w:val="Heading3"/>
+        <w:spacing w:after="60" w:before="160"/>
+      </w:pPr>
+      <w:r>
+        <w:rPr>
+          <w:rFonts w:ascii="Calibri" w:cs="Calibri" w:eastAsia="Calibri" w:hAnsi="Calibri"/>
+          <w:b/>
+          <w:bCs/>
+          <w:color w:val="334155"/>
+          <w:sz w:val="21"/>
+          <w:szCs w:val="21"/>
+        </w:rPr>
+        <w:t xml:space="preserve">NYCSA data — Green section → paste into cell AP2 (optional)</w:t>
+      </w:r>
+    </w:p>
+    <w:p>
+      <w:pPr>
+        <w:pStyle w:val="ListParagraph"/>
+        <w:numPr>
+          <w:ilvl w:val="0"/>
+          <w:numId w:val="3"/>
+        </w:numPr>
+        <w:spacing w:after="80"/>
+      </w:pPr>
+      <w:r>
+        <w:rPr>
+          <w:rFonts w:ascii="Calibri" w:cs="Calibri" w:eastAsia="Calibri" w:hAnsi="Calibri"/>
+          <w:color w:val="334155"/>
+          <w:sz w:val="21"/>
+          <w:szCs w:val="21"/>
+        </w:rPr>
+        <w:t xml:space="preserve">Go to TeachHub and sign in.</w:t>
+      </w:r>
+    </w:p>
+    <w:p>
+      <w:pPr>
+        <w:pStyle w:val="ListParagraph"/>
+        <w:numPr>
+          <w:ilvl w:val="0"/>
+          <w:numId w:val="3"/>
+        </w:numPr>
+        <w:spacing w:after="80"/>
+      </w:pPr>
+      <w:r>
+        <w:rPr>
+          <w:rFonts w:ascii="Calibri" w:cs="Calibri" w:eastAsia="Calibri" w:hAnsi="Calibri"/>
+          <w:color w:val="334155"/>
+          <w:sz w:val="21"/>
+          <w:szCs w:val="21"/>
+        </w:rPr>
+        <w:t xml:space="preserve">Open Family Access Management.</w:t>
+      </w:r>
+    </w:p>
+    <w:p>
+      <w:pPr>
+        <w:pStyle w:val="ListParagraph"/>
+        <w:numPr>
+          <w:ilvl w:val="0"/>
+          <w:numId w:val="3"/>
+        </w:numPr>
+        <w:spacing w:after="80"/>
+      </w:pPr>
+      <w:r>
+        <w:rPr>
+          <w:rFonts w:ascii="Calibri" w:cs="Calibri" w:eastAsia="Calibri" w:hAnsi="Calibri"/>
+          <w:color w:val="334155"/>
+          <w:sz w:val="21"/>
+          <w:szCs w:val="21"/>
+        </w:rPr>
+        <w:t xml:space="preserve">Export the “Students with Non-NYCSA Account” report.</w:t>
+      </w:r>
+    </w:p>
+    <w:p>
+      <w:pPr>
+        <w:pStyle w:val="ListParagraph"/>
+        <w:numPr>
+          <w:ilvl w:val="0"/>
+          <w:numId w:val="3"/>
+        </w:numPr>
+        <w:spacing w:after="80"/>
+      </w:pPr>
+      <w:r>
+        <w:rPr>
+          <w:rFonts w:ascii="Calibri" w:cs="Calibri" w:eastAsia="Calibri" w:hAnsi="Calibri"/>
+          <w:color w:val="334155"/>
+          <w:sz w:val="21"/>
+          <w:szCs w:val="21"/>
+        </w:rPr>
+        <w:t xml:space="preserve">Copy the data and paste it into </w:t>
+      </w:r>
+      <w:r>
+        <w:rPr>
+          <w:rFonts w:ascii="Calibri" w:cs="Calibri" w:eastAsia="Calibri" w:hAnsi="Calibri"/>
+          <w:b/>
+          <w:bCs/>
+          <w:color w:val="334155"/>
+          <w:sz w:val="21"/>
+          <w:szCs w:val="21"/>
+        </w:rPr>
+        <w:t xml:space="preserve">cell AP2</w:t>
+      </w:r>
+      <w:r>
+        <w:rPr>
+          <w:rFonts w:ascii="Calibri" w:cs="Calibri" w:eastAsia="Calibri" w:hAnsi="Calibri"/>
+          <w:color w:val="334155"/>
+          <w:sz w:val="21"/>
+          <w:szCs w:val="21"/>
+        </w:rPr>
+        <w:t xml:space="preserve">.</w:t>
+      </w:r>
+    </w:p>
+    <w:tbl>
+      <w:tblPr>
+        <w:tblW w:type="pct" w:w="100%"/>
+        <w:tblBorders>
+          <w:top w:val="dashed" w:color="94A3B8" w:sz="6"/>
+          <w:left w:val="dashed" w:color="94A3B8" w:sz="6"/>
+          <w:bottom w:val="dashed" w:color="94A3B8" w:sz="6"/>
+          <w:right w:val="dashed" w:color="94A3B8" w:sz="6"/>
+          <w:insideH w:val="none"/>
+          <w:insideV w:val="none"/>
+        </w:tblBorders>
+      </w:tblPr>
+      <w:tblGrid>
+        <w:gridCol w:w="9360"/>
+      </w:tblGrid>
+      <w:tr>
+        <w:tc>
+          <w:tcPr>
+            <w:tcW w:type="dxa" w:w="9360"/>
+            <w:shd w:fill="F1F5F9" w:color="auto" w:val="clear"/>
+            <w:tcMar>
+              <w:top w:type="dxa" w:w="200"/>
+              <w:left w:type="dxa" w:w="160"/>
+              <w:bottom w:type="dxa" w:w="200"/>
+              <w:right w:type="dxa" w:w="160"/>
+            </w:tcMar>
+          </w:tcPr>
+          <w:p>
+            <w:pPr>
+              <w:spacing w:after="40"/>
+              <w:jc w:val="center"/>
+            </w:pPr>
+            <w:r>
+              <w:rPr>
+                <w:rFonts w:ascii="Calibri" w:cs="Calibri" w:eastAsia="Calibri" w:hAnsi="Calibri"/>
+                <w:b/>
+                <w:bCs/>
+                <w:color w:val="64748B"/>
+                <w:sz w:val="20"/>
+                <w:szCs w:val="20"/>
+              </w:rPr>
+              <w:t xml:space="preserve">📷  SCREENSHOT PLACEHOLDER</w:t>
+            </w:r>
+          </w:p>
+          <w:p>
+            <w:pPr>
+              <w:jc w:val="center"/>
+            </w:pPr>
+            <w:r>
+              <w:rPr>
+                <w:rFonts w:ascii="Calibri" w:cs="Calibri" w:eastAsia="Calibri" w:hAnsi="Calibri"/>
+                <w:i/>
+                <w:iCs/>
+                <w:color w:val="64748B"/>
+                <w:sz w:val="19"/>
+                <w:szCs w:val="19"/>
+              </w:rPr>
+              <w:t xml:space="preserve">The RAW Data tab showing the colored PASTE boxes (Blue A5 / Orange AG6 / Green AP2).</w:t>
+            </w:r>
+          </w:p>
+        </w:tc>
+      </w:tr>
+    </w:tbl>
+    <w:p>
+      <w:pPr>
+        <w:pStyle w:val="Heading3"/>
+        <w:spacing w:after="60" w:before="160"/>
+      </w:pPr>
+      <w:r>
+        <w:rPr>
+          <w:rFonts w:ascii="Calibri" w:cs="Calibri" w:eastAsia="Calibri" w:hAnsi="Calibri"/>
+          <w:b/>
+          <w:bCs/>
+          <w:color w:val="334155"/>
+          <w:sz w:val="21"/>
+          <w:szCs w:val="21"/>
+        </w:rPr>
+        <w:t xml:space="preserve">Missing or wrong data? Use the New/Edit Student override</w:t>
+      </w:r>
+    </w:p>
+    <w:p>
+      <w:pPr>
+        <w:spacing w:after="120"/>
+      </w:pPr>
+      <w:r>
+        <w:rPr>
+          <w:rFonts w:ascii="Calibri" w:cs="Calibri" w:eastAsia="Calibri" w:hAnsi="Calibri"/>
+          <w:color w:val="334155"/>
+          <w:sz w:val="21"/>
+          <w:szCs w:val="21"/>
+        </w:rPr>
+        <w:t xml:space="preserve">District databases like ATS can lag behind real enrollment. If you need to add a student or fix contact info before it hits ATS, use </w:t>
+      </w:r>
+      <w:r>
+        <w:rPr>
+          <w:rFonts w:ascii="Calibri" w:cs="Calibri" w:eastAsia="Calibri" w:hAnsi="Calibri"/>
+          <w:b/>
+          <w:bCs/>
+          <w:color w:val="334155"/>
+          <w:sz w:val="21"/>
+          <w:szCs w:val="21"/>
+        </w:rPr>
+        <w:t xml:space="preserve">👤 Student Overrides → New / Edit Student</w:t>
+      </w:r>
+      <w:r>
+        <w:rPr>
+          <w:rFonts w:ascii="Calibri" w:cs="Calibri" w:eastAsia="Calibri" w:hAnsi="Calibri"/>
+          <w:color w:val="334155"/>
+          <w:sz w:val="21"/>
+          <w:szCs w:val="21"/>
+        </w:rPr>
+        <w:t xml:space="preserve">. When you build, the script checks your overrides first and applies them across the entire directory. (More in Part 2.)</w:t>
+      </w:r>
+    </w:p>
+    <w:p>
+      <w:pPr>
+        <w:pStyle w:val="Heading3"/>
+        <w:spacing w:after="60" w:before="160"/>
+      </w:pPr>
+      <w:r>
+        <w:rPr>
+          <w:rFonts w:ascii="Calibri" w:cs="Calibri" w:eastAsia="Calibri" w:hAnsi="Calibri"/>
+          <w:b/>
+          <w:bCs/>
+          <w:color w:val="334155"/>
+          <w:sz w:val="21"/>
+          <w:szCs w:val="21"/>
+        </w:rPr>
+        <w:t xml:space="preserve">Customizing dropdowns — the Type List tab</w:t>
+      </w:r>
+    </w:p>
+    <w:p>
+      <w:pPr>
+        <w:spacing w:after="120"/>
+      </w:pPr>
+      <w:r>
+        <w:rPr>
+          <w:rFonts w:ascii="Calibri" w:cs="Calibri" w:eastAsia="Calibri" w:hAnsi="Calibri"/>
+          <w:color w:val="334155"/>
+          <w:sz w:val="21"/>
+          <w:szCs w:val="21"/>
+        </w:rPr>
+        <w:t xml:space="preserve">The optional </w:t>
+      </w:r>
+      <w:r>
+        <w:rPr>
+          <w:rFonts w:ascii="Calibri" w:cs="Calibri" w:eastAsia="Calibri" w:hAnsi="Calibri"/>
+          <w:b/>
+          <w:bCs/>
+          <w:color w:val="334155"/>
+          <w:sz w:val="21"/>
+          <w:szCs w:val="21"/>
+        </w:rPr>
+        <w:t xml:space="preserve">Type</w:t>
+      </w:r>
+      <w:r>
+        <w:rPr>
+          <w:rFonts w:ascii="Calibri" w:cs="Calibri" w:eastAsia="Calibri" w:hAnsi="Calibri"/>
+          <w:color w:val="334155"/>
+          <w:sz w:val="21"/>
+          <w:szCs w:val="21"/>
+        </w:rPr>
+        <w:t xml:space="preserve"> column in the Contact Log is driven by the </w:t>
+      </w:r>
+      <w:r>
+        <w:rPr>
+          <w:rFonts w:ascii="Calibri" w:cs="Calibri" w:eastAsia="Calibri" w:hAnsi="Calibri"/>
+          <w:b/>
+          <w:bCs/>
+          <w:color w:val="334155"/>
+          <w:sz w:val="21"/>
+          <w:szCs w:val="21"/>
+        </w:rPr>
+        <w:t xml:space="preserve">Type List</w:t>
+      </w:r>
+      <w:r>
+        <w:rPr>
+          <w:rFonts w:ascii="Calibri" w:cs="Calibri" w:eastAsia="Calibri" w:hAnsi="Calibri"/>
+          <w:color w:val="334155"/>
+          <w:sz w:val="21"/>
+          <w:szCs w:val="21"/>
+        </w:rPr>
+        <w:t xml:space="preserve"> tab. Edit that tab to set your own conversation-topic categories (for example: Attendance, Behavior, Enrollment, IEP).</w:t>
+      </w:r>
+    </w:p>
+    <w:p>
+      <w:pPr>
+        <w:pStyle w:val="Heading2"/>
+        <w:spacing w:after="90" w:before="240"/>
+      </w:pPr>
+      <w:r>
+        <w:rPr>
+          <w:rFonts w:ascii="Calibri" w:cs="Calibri" w:eastAsia="Calibri" w:hAnsi="Calibri"/>
+          <w:b/>
+          <w:bCs/>
+          <w:color w:val="1D4ED8"/>
+          <w:sz w:val="24"/>
+          <w:szCs w:val="24"/>
+        </w:rPr>
+        <w:t xml:space="preserve">Step 5 — Build the sheets</w:t>
+      </w:r>
+    </w:p>
+    <w:p>
+      <w:pPr>
+        <w:spacing w:after="120"/>
+      </w:pPr>
+      <w:r>
+        <w:rPr>
+          <w:rFonts w:ascii="Calibri" w:cs="Calibri" w:eastAsia="Calibri" w:hAnsi="Calibri"/>
+          <w:color w:val="334155"/>
+          <w:sz w:val="21"/>
+          <w:szCs w:val="21"/>
+        </w:rPr>
+        <w:t xml:space="preserve">Run </w:t>
+      </w:r>
+      <w:r>
+        <w:rPr>
+          <w:rFonts w:ascii="Calibri" w:cs="Calibri" w:eastAsia="Calibri" w:hAnsi="Calibri"/>
+          <w:b/>
+          <w:bCs/>
+          <w:color w:val="334155"/>
+          <w:sz w:val="21"/>
+          <w:szCs w:val="21"/>
+        </w:rPr>
+        <w:t xml:space="preserve">🚀 App Menu → 🏗️ Build Sheets Only</w:t>
+      </w:r>
+      <w:r>
+        <w:rPr>
+          <w:rFonts w:ascii="Calibri" w:cs="Calibri" w:eastAsia="Calibri" w:hAnsi="Calibri"/>
+          <w:color w:val="334155"/>
+          <w:sz w:val="21"/>
+          <w:szCs w:val="21"/>
+        </w:rPr>
+        <w:t xml:space="preserve">. A progress sidebar opens and generates every derived tab. The </w:t>
+      </w:r>
+      <w:r>
+        <w:rPr>
+          <w:rFonts w:ascii="Calibri" w:cs="Calibri" w:eastAsia="Calibri" w:hAnsi="Calibri"/>
+          <w:i/>
+          <w:iCs/>
+          <w:color w:val="334155"/>
+          <w:sz w:val="21"/>
+          <w:szCs w:val="21"/>
+        </w:rPr>
+        <w:t xml:space="preserve">first</w:t>
+      </w:r>
+      <w:r>
+        <w:rPr>
+          <w:rFonts w:ascii="Calibri" w:cs="Calibri" w:eastAsia="Calibri" w:hAnsi="Calibri"/>
+          <w:color w:val="334155"/>
+          <w:sz w:val="21"/>
+          <w:szCs w:val="21"/>
+        </w:rPr>
+        <w:t xml:space="preserve"> successful build unlocks the full menu — a toast will ask you to press </w:t>
+      </w:r>
+      <w:r>
+        <w:rPr>
+          <w:rFonts w:ascii="Calibri" w:cs="Calibri" w:eastAsia="Calibri" w:hAnsi="Calibri"/>
+          <w:b/>
+          <w:bCs/>
+          <w:color w:val="334155"/>
+          <w:sz w:val="21"/>
+          <w:szCs w:val="21"/>
+        </w:rPr>
+        <w:t xml:space="preserve">F5</w:t>
+      </w:r>
+      <w:r>
+        <w:rPr>
+          <w:rFonts w:ascii="Calibri" w:cs="Calibri" w:eastAsia="Calibri" w:hAnsi="Calibri"/>
+          <w:color w:val="334155"/>
+          <w:sz w:val="21"/>
+          <w:szCs w:val="21"/>
+        </w:rPr>
+        <w:t xml:space="preserve"> to refresh and reveal the new options.</w:t>
+      </w:r>
+    </w:p>
+    <w:tbl>
+      <w:tblPr>
+        <w:tblW w:type="pct" w:w="100%"/>
+        <w:tblBorders>
+          <w:top w:val="single" w:color="F0FDF4" w:sz="2"/>
+          <w:left w:val="single" w:color="166534" w:sz="24"/>
+          <w:bottom w:val="single" w:color="F0FDF4" w:sz="2"/>
+          <w:right w:val="single" w:color="F0FDF4" w:sz="2"/>
+          <w:insideH w:val="none"/>
+          <w:insideV w:val="none"/>
+        </w:tblBorders>
+      </w:tblPr>
+      <w:tblGrid>
+        <w:gridCol w:w="9360"/>
+      </w:tblGrid>
+      <w:tr>
+        <w:tc>
+          <w:tcPr>
+            <w:tcW w:type="dxa" w:w="9360"/>
+            <w:shd w:fill="F0FDF4" w:color="auto" w:val="clear"/>
+            <w:tcMar>
+              <w:top w:type="dxa" w:w="120"/>
+              <w:left w:type="dxa" w:w="160"/>
+              <w:bottom w:type="dxa" w:w="120"/>
+              <w:right w:type="dxa" w:w="160"/>
+            </w:tcMar>
+          </w:tcPr>
+          <w:p>
+            <w:pPr>
+              <w:spacing w:after="40"/>
+            </w:pPr>
+            <w:r>
+              <w:rPr>
+                <w:rFonts w:ascii="Calibri" w:cs="Calibri" w:eastAsia="Calibri" w:hAnsi="Calibri"/>
+                <w:b/>
+                <w:bCs/>
+                <w:color w:val="166534"/>
+                <w:sz w:val="21"/>
+                <w:szCs w:val="21"/>
+              </w:rPr>
               <w:t xml:space="preserve">The golden rule of this sheet</w:t>
             </w:r>
           </w:p>
@@ -1524,6 +2962,7 @@
         </w:pBdr>
         <w:spacing w:after="140" w:before="360"/>
       </w:pPr>
+      <w:bookmarkStart w:name="part2" w:id="1"/>
       <w:r>
         <w:rPr>
           <w:rFonts w:ascii="Calibri" w:cs="Calibri" w:eastAsia="Calibri" w:hAnsi="Calibri"/>
@@ -1535,6 +2974,7 @@
         </w:rPr>
         <w:t xml:space="preserve">Part 2 — Buttons &amp; Features</w:t>
       </w:r>
+      <w:bookmarkEnd w:id="1"/>
     </w:p>
     <w:p>
       <w:pPr>
@@ -2428,22 +3868,31 @@
       <w:r>
         <w:rPr>
           <w:rFonts w:ascii="Calibri" w:cs="Calibri" w:eastAsia="Calibri" w:hAnsi="Calibri"/>
+          <w:color w:val="334155"/>
+          <w:sz w:val="21"/>
+          <w:szCs w:val="21"/>
+        </w:rPr>
+        <w:t xml:space="preserve">Use the Events tab for large-scale attendances (workshops, graduations, fairs) so they don't clutter your daily Contact Log. Click </w:t>
+      </w:r>
+      <w:r>
+        <w:rPr>
+          <w:rFonts w:ascii="Calibri" w:cs="Calibri" w:eastAsia="Calibri" w:hAnsi="Calibri"/>
           <w:b/>
           <w:bCs/>
           <w:color w:val="334155"/>
           <w:sz w:val="21"/>
           <w:szCs w:val="21"/>
         </w:rPr>
-        <w:t xml:space="preserve">📋 New Event</w:t>
-      </w:r>
-      <w:r>
-        <w:rPr>
-          <w:rFonts w:ascii="Calibri" w:cs="Calibri" w:eastAsia="Calibri" w:hAnsi="Calibri"/>
-          <w:color w:val="334155"/>
-          <w:sz w:val="21"/>
-          <w:szCs w:val="21"/>
-        </w:rPr>
-        <w:t xml:space="preserve"> opens a one-box form: event name, type/category (with a handy </w:t>
+        <w:t xml:space="preserve">📆 Events → 📋 New Event</w:t>
+      </w:r>
+      <w:r>
+        <w:rPr>
+          <w:rFonts w:ascii="Calibri" w:cs="Calibri" w:eastAsia="Calibri" w:hAnsi="Calibri"/>
+          <w:color w:val="334155"/>
+          <w:sz w:val="21"/>
+          <w:szCs w:val="21"/>
+        </w:rPr>
+        <w:t xml:space="preserve">. A pop-up with a calendar picker asks for the event name, type/category (with a </w:t>
       </w:r>
       <w:r>
         <w:rPr>
@@ -2463,7 +3912,7 @@
           <w:sz w:val="21"/>
           <w:szCs w:val="21"/>
         </w:rPr>
-        <w:t xml:space="preserve"> button that types “Parent Teacher Conference”), location, and a date picker. It builds an event table and feeds a backend event log, so events count toward your Combined Contact Tracking and PCAR.</w:t>
+        <w:t xml:space="preserve"> button for “Parent Teacher Conference”), and location, then builds an attendance table. Log attendees by OSIS — the records map back to each student's Combined Contact Tracking and tally automatically in PCAR.</w:t>
       </w:r>
     </w:p>
     <w:p>
@@ -2647,7 +4096,7 @@
                 <w:sz w:val="19"/>
                 <w:szCs w:val="19"/>
               </w:rPr>
-              <w:t xml:space="preserve">Your ATS paste zone — the only tab you type/paste raw data into.</w:t>
+              <w:t xml:space="preserve">Your export paste zone — the only tab you paste raw data into (ATS / ParentSquare / NYCSA).</w:t>
             </w:r>
           </w:p>
         </w:tc>
@@ -2705,7 +4154,7 @@
                 <w:sz w:val="19"/>
                 <w:szCs w:val="19"/>
               </w:rPr>
-              <w:t xml:space="preserve">Contact Log</w:t>
+              <w:t xml:space="preserve">Type List</w:t>
             </w:r>
           </w:p>
         </w:tc>
@@ -2733,7 +4182,7 @@
                 <w:sz w:val="19"/>
                 <w:szCs w:val="19"/>
               </w:rPr>
-              <w:t xml:space="preserve">The heart of the tool. Log every guardian contact here (deep dive below).</w:t>
+              <w:t xml:space="preserve">Drives the optional Type dropdown in the Contact Log. Edit it to set your own categories.</w:t>
             </w:r>
           </w:p>
         </w:tc>
@@ -2791,7 +4240,7 @@
                 <w:sz w:val="19"/>
                 <w:szCs w:val="19"/>
               </w:rPr>
-              <w:t xml:space="preserve">Master Table</w:t>
+              <w:t xml:space="preserve">Contact Log</w:t>
             </w:r>
           </w:p>
         </w:tc>
@@ -2819,7 +4268,7 @@
                 <w:sz w:val="19"/>
                 <w:szCs w:val="19"/>
               </w:rPr>
-              <w:t xml:space="preserve">The generated master roster: OSIS, student, guardian, status, and more. Data starts on row 5.</w:t>
+              <w:t xml:space="preserve">The heart of the tool. Log every guardian contact here (deep dive below).</w:t>
             </w:r>
           </w:p>
         </w:tc>
@@ -2847,7 +4296,7 @@
                 <w:sz w:val="19"/>
                 <w:szCs w:val="19"/>
               </w:rPr>
-              <w:t xml:space="preserve">Yes (generated)</w:t>
+              <w:t xml:space="preserve">Yes</w:t>
             </w:r>
           </w:p>
         </w:tc>
@@ -2877,7 +4326,7 @@
                 <w:sz w:val="19"/>
                 <w:szCs w:val="19"/>
               </w:rPr>
-              <w:t xml:space="preserve">Directory</w:t>
+              <w:t xml:space="preserve">Master Table</w:t>
             </w:r>
           </w:p>
         </w:tc>
@@ -2905,7 +4354,7 @@
                 <w:sz w:val="19"/>
                 <w:szCs w:val="19"/>
               </w:rPr>
-              <w:t xml:space="preserve">A clean, printable class directory.</w:t>
+              <w:t xml:space="preserve">The generated master roster: OSIS, student, guardian, status, and more. Data starts on row 5.</w:t>
             </w:r>
           </w:p>
         </w:tc>
@@ -2963,7 +4412,7 @@
                 <w:sz w:val="19"/>
                 <w:szCs w:val="19"/>
               </w:rPr>
-              <w:t xml:space="preserve">Combined Contact Tracking</w:t>
+              <w:t xml:space="preserve">Directory</w:t>
             </w:r>
           </w:p>
         </w:tc>
@@ -2991,7 +4440,7 @@
                 <w:sz w:val="19"/>
                 <w:szCs w:val="19"/>
               </w:rPr>
-              <w:t xml:space="preserve">Per-student contact totals and last-contact dates, pulled from the Contact Log and Events.</w:t>
+              <w:t xml:space="preserve">A clean, printable class directory merging ATS, ParentSquare, and NYCSA data.</w:t>
             </w:r>
           </w:p>
         </w:tc>
@@ -3049,7 +4498,7 @@
                 <w:sz w:val="19"/>
                 <w:szCs w:val="19"/>
               </w:rPr>
-              <w:t xml:space="preserve">PCAR</w:t>
+              <w:t xml:space="preserve">Combined Contact Tracking</w:t>
             </w:r>
           </w:p>
         </w:tc>
@@ -3077,7 +4526,7 @@
                 <w:sz w:val="19"/>
                 <w:szCs w:val="19"/>
               </w:rPr>
-              <w:t xml:space="preserve">Your auto-compiled PCAR reporting numbers.</w:t>
+              <w:t xml:space="preserve">One comprehensive history block per student — all contact notes and event attendances together. Great before an IEP meeting.</w:t>
             </w:r>
           </w:p>
         </w:tc>
@@ -3135,7 +4584,7 @@
                 <w:sz w:val="19"/>
                 <w:szCs w:val="19"/>
               </w:rPr>
-              <w:t xml:space="preserve">Phone Contacts</w:t>
+              <w:t xml:space="preserve">PCAR</w:t>
             </w:r>
           </w:p>
         </w:tc>
@@ -3163,7 +4612,7 @@
                 <w:sz w:val="19"/>
                 <w:szCs w:val="19"/>
               </w:rPr>
-              <w:t xml:space="preserve">The exact data that gets pushed to Google Contacts.</w:t>
+              <w:t xml:space="preserve">Your auto-compiled PCAR reporting numbers (Phone, Walk-In, Workshops, PTCs, totals).</w:t>
             </w:r>
           </w:p>
         </w:tc>
@@ -3191,7 +4640,7 @@
                 <w:sz w:val="19"/>
                 <w:szCs w:val="19"/>
               </w:rPr>
-              <w:t xml:space="preserve">Hidden (optional)</w:t>
+              <w:t xml:space="preserve">Yes (generated)</w:t>
             </w:r>
           </w:p>
         </w:tc>
@@ -3221,7 +4670,7 @@
                 <w:sz w:val="19"/>
                 <w:szCs w:val="19"/>
               </w:rPr>
-              <w:t xml:space="preserve">Parents Divided</w:t>
+              <w:t xml:space="preserve">Phone Contacts</w:t>
             </w:r>
           </w:p>
         </w:tc>
@@ -3249,7 +4698,7 @@
                 <w:sz w:val="19"/>
                 <w:szCs w:val="19"/>
               </w:rPr>
-              <w:t xml:space="preserve">One row per guardian, with ParentSquare / NYCSA flags.</w:t>
+              <w:t xml:space="preserve">The exact data that gets pushed to Google Contacts.</w:t>
             </w:r>
           </w:p>
         </w:tc>
@@ -3307,7 +4756,7 @@
                 <w:sz w:val="19"/>
                 <w:szCs w:val="19"/>
               </w:rPr>
-              <w:t xml:space="preserve">Notes</w:t>
+              <w:t xml:space="preserve">Parents Divided</w:t>
             </w:r>
           </w:p>
         </w:tc>
@@ -3335,7 +4784,7 @@
                 <w:sz w:val="19"/>
                 <w:szCs w:val="19"/>
               </w:rPr>
-              <w:t xml:space="preserve">An optional manual notes tab with its own auto-fill and duplicate protection.</w:t>
+              <w:t xml:space="preserve">One row per guardian (with ParentSquare / NYCSA flags). Handy for mail merges.</w:t>
             </w:r>
           </w:p>
         </w:tc>
@@ -3393,7 +4842,7 @@
                 <w:sz w:val="19"/>
                 <w:szCs w:val="19"/>
               </w:rPr>
-              <w:t xml:space="preserve">Send Out</w:t>
+              <w:t xml:space="preserve">Notes</w:t>
             </w:r>
           </w:p>
         </w:tc>
@@ -3421,7 +4870,7 @@
                 <w:sz w:val="19"/>
                 <w:szCs w:val="19"/>
               </w:rPr>
-              <w:t xml:space="preserve">Optional tab tied to extra PCAR rows.</w:t>
+              <w:t xml:space="preserve">An optional manual notes tab with its own auto-fill and duplicate protection.</w:t>
             </w:r>
           </w:p>
         </w:tc>
@@ -3479,7 +4928,7 @@
                 <w:sz w:val="19"/>
                 <w:szCs w:val="19"/>
               </w:rPr>
-              <w:t xml:space="preserve">Version / Backend_Event_Log</w:t>
+              <w:t xml:space="preserve">Send Out</w:t>
             </w:r>
           </w:p>
         </w:tc>
@@ -3507,7 +4956,7 @@
                 <w:sz w:val="19"/>
                 <w:szCs w:val="19"/>
               </w:rPr>
-              <w:t xml:space="preserve">Behind-the-scenes tabs (build date, saved settings, event data). Leave them alone.</w:t>
+              <w:t xml:space="preserve">Optional tab tied to extra PCAR rows.</w:t>
             </w:r>
           </w:p>
         </w:tc>
@@ -3515,6 +4964,92 @@
           <w:tcPr>
             <w:tcW w:type="dxa" w:w="2000"/>
             <w:shd w:fill="FFFFFF" w:color="auto" w:val="clear"/>
+            <w:tcMar>
+              <w:top w:type="dxa" w:w="70"/>
+              <w:left w:type="dxa" w:w="110"/>
+              <w:bottom w:type="dxa" w:w="70"/>
+              <w:right w:type="dxa" w:w="110"/>
+            </w:tcMar>
+          </w:tcPr>
+          <w:p>
+            <w:pPr>
+              <w:spacing w:after="0"/>
+            </w:pPr>
+            <w:r>
+              <w:rPr>
+                <w:rFonts w:ascii="Calibri" w:cs="Calibri" w:eastAsia="Calibri" w:hAnsi="Calibri"/>
+                <w:b w:val="false"/>
+                <w:bCs w:val="false"/>
+                <w:color w:val="334155"/>
+                <w:sz w:val="19"/>
+                <w:szCs w:val="19"/>
+              </w:rPr>
+              <w:t xml:space="preserve">Hidden (optional)</w:t>
+            </w:r>
+          </w:p>
+        </w:tc>
+      </w:tr>
+      <w:tr>
+        <w:tc>
+          <w:tcPr>
+            <w:tcW w:type="dxa" w:w="2280"/>
+            <w:shd w:fill="F1F5F9" w:color="auto" w:val="clear"/>
+            <w:tcMar>
+              <w:top w:type="dxa" w:w="70"/>
+              <w:left w:type="dxa" w:w="110"/>
+              <w:bottom w:type="dxa" w:w="70"/>
+              <w:right w:type="dxa" w:w="110"/>
+            </w:tcMar>
+          </w:tcPr>
+          <w:p>
+            <w:pPr>
+              <w:spacing w:after="0"/>
+            </w:pPr>
+            <w:r>
+              <w:rPr>
+                <w:rFonts w:ascii="Calibri" w:cs="Calibri" w:eastAsia="Calibri" w:hAnsi="Calibri"/>
+                <w:b w:val="false"/>
+                <w:bCs w:val="false"/>
+                <w:color w:val="334155"/>
+                <w:sz w:val="19"/>
+                <w:szCs w:val="19"/>
+              </w:rPr>
+              <w:t xml:space="preserve">Version / Backend_Event_Log</w:t>
+            </w:r>
+          </w:p>
+        </w:tc>
+        <w:tc>
+          <w:tcPr>
+            <w:tcW w:type="dxa" w:w="5080"/>
+            <w:shd w:fill="F1F5F9" w:color="auto" w:val="clear"/>
+            <w:tcMar>
+              <w:top w:type="dxa" w:w="70"/>
+              <w:left w:type="dxa" w:w="110"/>
+              <w:bottom w:type="dxa" w:w="70"/>
+              <w:right w:type="dxa" w:w="110"/>
+            </w:tcMar>
+          </w:tcPr>
+          <w:p>
+            <w:pPr>
+              <w:spacing w:after="0"/>
+            </w:pPr>
+            <w:r>
+              <w:rPr>
+                <w:rFonts w:ascii="Calibri" w:cs="Calibri" w:eastAsia="Calibri" w:hAnsi="Calibri"/>
+                <w:b w:val="false"/>
+                <w:bCs w:val="false"/>
+                <w:color w:val="334155"/>
+                <w:sz w:val="19"/>
+                <w:szCs w:val="19"/>
+              </w:rPr>
+              <w:t xml:space="preserve">Behind-the-scenes tabs (build date, saved settings, event data). Leave them alone.</w:t>
+            </w:r>
+          </w:p>
+        </w:tc>
+        <w:tc>
+          <w:tcPr>
+            <w:tcW w:type="dxa" w:w="2000"/>
+            <w:shd w:fill="F1F5F9" w:color="auto" w:val="clear"/>
             <w:tcMar>
               <w:top w:type="dxa" w:w="70"/>
               <w:left w:type="dxa" w:w="110"/>
@@ -3574,7 +5109,848 @@
           <w:sz w:val="21"/>
           <w:szCs w:val="21"/>
         </w:rPr>
-        <w:t xml:space="preserve">This is where you'll spend most of your time. It's designed so you type as little as possible:</w:t>
+        <w:t xml:space="preserve">This is your primary workspace for phone calls, emails, and 1-on-1 meetings. It's designed so you type as little as possible.</w:t>
+      </w:r>
+    </w:p>
+    <w:p>
+      <w:pPr>
+        <w:pStyle w:val="Heading3"/>
+        <w:spacing w:after="60" w:before="160"/>
+      </w:pPr>
+      <w:r>
+        <w:rPr>
+          <w:rFonts w:ascii="Calibri" w:cs="Calibri" w:eastAsia="Calibri" w:hAnsi="Calibri"/>
+          <w:b/>
+          <w:bCs/>
+          <w:color w:val="334155"/>
+          <w:sz w:val="21"/>
+          <w:szCs w:val="21"/>
+        </w:rPr>
+        <w:t xml:space="preserve">The Pre-Call Search Bar</w:t>
+      </w:r>
+    </w:p>
+    <w:p>
+      <w:pPr>
+        <w:spacing w:after="120"/>
+      </w:pPr>
+      <w:r>
+        <w:rPr>
+          <w:rFonts w:ascii="Calibri" w:cs="Calibri" w:eastAsia="Calibri" w:hAnsi="Calibri"/>
+          <w:color w:val="334155"/>
+          <w:sz w:val="21"/>
+          <w:szCs w:val="21"/>
+        </w:rPr>
+        <w:t xml:space="preserve">At the top of the Contact Log is a search bar. Before you call a family, type a student's name or OSIS to instantly pull up your most recent interaction with them — so you walk into the call with context.</w:t>
+      </w:r>
+    </w:p>
+    <w:p>
+      <w:pPr>
+        <w:pStyle w:val="Heading3"/>
+        <w:spacing w:after="60" w:before="160"/>
+      </w:pPr>
+      <w:r>
+        <w:rPr>
+          <w:rFonts w:ascii="Calibri" w:cs="Calibri" w:eastAsia="Calibri" w:hAnsi="Calibri"/>
+          <w:b/>
+          <w:bCs/>
+          <w:color w:val="334155"/>
+          <w:sz w:val="21"/>
+          <w:szCs w:val="21"/>
+        </w:rPr>
+        <w:t xml:space="preserve">Logging a new interaction (left → right)</w:t>
+      </w:r>
+    </w:p>
+    <w:tbl>
+      <w:tblPr>
+        <w:tblW w:type="dxa" w:w="9360"/>
+        <w:tblBorders>
+          <w:top w:val="single" w:color="CBD5E1" w:sz="2"/>
+          <w:left w:val="single" w:color="CBD5E1" w:sz="2"/>
+          <w:bottom w:val="single" w:color="CBD5E1" w:sz="2"/>
+          <w:right w:val="single" w:color="CBD5E1" w:sz="2"/>
+          <w:insideH w:val="single" w:color="CBD5E1" w:sz="2"/>
+          <w:insideV w:val="single" w:color="CBD5E1" w:sz="2"/>
+        </w:tblBorders>
+      </w:tblPr>
+      <w:tblGrid>
+        <w:gridCol w:w="2600"/>
+        <w:gridCol w:w="6760"/>
+      </w:tblGrid>
+      <w:tr>
+        <w:trPr>
+          <w:tblHeader/>
+        </w:trPr>
+        <w:tc>
+          <w:tcPr>
+            <w:tcW w:type="dxa" w:w="2600"/>
+            <w:shd w:fill="0F2A4A" w:color="auto" w:val="clear"/>
+            <w:tcMar>
+              <w:top w:type="dxa" w:w="70"/>
+              <w:left w:type="dxa" w:w="110"/>
+              <w:bottom w:type="dxa" w:w="70"/>
+              <w:right w:type="dxa" w:w="110"/>
+            </w:tcMar>
+          </w:tcPr>
+          <w:p>
+            <w:pPr>
+              <w:spacing w:after="0"/>
+            </w:pPr>
+            <w:r>
+              <w:rPr>
+                <w:rFonts w:ascii="Calibri" w:cs="Calibri" w:eastAsia="Calibri" w:hAnsi="Calibri"/>
+                <w:b/>
+                <w:bCs/>
+                <w:color w:val="FFFFFF"/>
+                <w:sz w:val="19"/>
+                <w:szCs w:val="19"/>
+              </w:rPr>
+              <w:t xml:space="preserve">Column</w:t>
+            </w:r>
+          </w:p>
+        </w:tc>
+        <w:tc>
+          <w:tcPr>
+            <w:tcW w:type="dxa" w:w="6760"/>
+            <w:shd w:fill="0F2A4A" w:color="auto" w:val="clear"/>
+            <w:tcMar>
+              <w:top w:type="dxa" w:w="70"/>
+              <w:left w:type="dxa" w:w="110"/>
+              <w:bottom w:type="dxa" w:w="70"/>
+              <w:right w:type="dxa" w:w="110"/>
+            </w:tcMar>
+          </w:tcPr>
+          <w:p>
+            <w:pPr>
+              <w:spacing w:after="0"/>
+            </w:pPr>
+            <w:r>
+              <w:rPr>
+                <w:rFonts w:ascii="Calibri" w:cs="Calibri" w:eastAsia="Calibri" w:hAnsi="Calibri"/>
+                <w:b/>
+                <w:bCs/>
+                <w:color w:val="FFFFFF"/>
+                <w:sz w:val="19"/>
+                <w:szCs w:val="19"/>
+              </w:rPr>
+              <w:t xml:space="preserve">What to put there</w:t>
+            </w:r>
+          </w:p>
+        </w:tc>
+      </w:tr>
+      <w:tr>
+        <w:tc>
+          <w:tcPr>
+            <w:tcW w:type="dxa" w:w="2600"/>
+            <w:shd w:fill="FFFFFF" w:color="auto" w:val="clear"/>
+            <w:tcMar>
+              <w:top w:type="dxa" w:w="70"/>
+              <w:left w:type="dxa" w:w="110"/>
+              <w:bottom w:type="dxa" w:w="70"/>
+              <w:right w:type="dxa" w:w="110"/>
+            </w:tcMar>
+          </w:tcPr>
+          <w:p>
+            <w:pPr>
+              <w:spacing w:after="0"/>
+            </w:pPr>
+            <w:r>
+              <w:rPr>
+                <w:rFonts w:ascii="Calibri" w:cs="Calibri" w:eastAsia="Calibri" w:hAnsi="Calibri"/>
+                <w:b w:val="false"/>
+                <w:bCs w:val="false"/>
+                <w:color w:val="334155"/>
+                <w:sz w:val="19"/>
+                <w:szCs w:val="19"/>
+              </w:rPr>
+              <w:t xml:space="preserve">Date</w:t>
+            </w:r>
+          </w:p>
+        </w:tc>
+        <w:tc>
+          <w:tcPr>
+            <w:tcW w:type="dxa" w:w="6760"/>
+            <w:shd w:fill="FFFFFF" w:color="auto" w:val="clear"/>
+            <w:tcMar>
+              <w:top w:type="dxa" w:w="70"/>
+              <w:left w:type="dxa" w:w="110"/>
+              <w:bottom w:type="dxa" w:w="70"/>
+              <w:right w:type="dxa" w:w="110"/>
+            </w:tcMar>
+          </w:tcPr>
+          <w:p>
+            <w:pPr>
+              <w:spacing w:after="0"/>
+            </w:pPr>
+            <w:r>
+              <w:rPr>
+                <w:rFonts w:ascii="Calibri" w:cs="Calibri" w:eastAsia="Calibri" w:hAnsi="Calibri"/>
+                <w:b w:val="false"/>
+                <w:bCs w:val="false"/>
+                <w:color w:val="334155"/>
+                <w:sz w:val="19"/>
+                <w:szCs w:val="19"/>
+              </w:rPr>
+              <w:t xml:space="preserve">The date of the interaction. Auto-fills to today if you leave it blank; type your own to back-date.</w:t>
+            </w:r>
+          </w:p>
+        </w:tc>
+      </w:tr>
+      <w:tr>
+        <w:tc>
+          <w:tcPr>
+            <w:tcW w:type="dxa" w:w="2600"/>
+            <w:shd w:fill="F1F5F9" w:color="auto" w:val="clear"/>
+            <w:tcMar>
+              <w:top w:type="dxa" w:w="70"/>
+              <w:left w:type="dxa" w:w="110"/>
+              <w:bottom w:type="dxa" w:w="70"/>
+              <w:right w:type="dxa" w:w="110"/>
+            </w:tcMar>
+          </w:tcPr>
+          <w:p>
+            <w:pPr>
+              <w:spacing w:after="0"/>
+            </w:pPr>
+            <w:r>
+              <w:rPr>
+                <w:rFonts w:ascii="Calibri" w:cs="Calibri" w:eastAsia="Calibri" w:hAnsi="Calibri"/>
+                <w:b w:val="false"/>
+                <w:bCs w:val="false"/>
+                <w:color w:val="334155"/>
+                <w:sz w:val="19"/>
+                <w:szCs w:val="19"/>
+              </w:rPr>
+              <w:t xml:space="preserve">Find Student</w:t>
+            </w:r>
+          </w:p>
+        </w:tc>
+        <w:tc>
+          <w:tcPr>
+            <w:tcW w:type="dxa" w:w="6760"/>
+            <w:shd w:fill="F1F5F9" w:color="auto" w:val="clear"/>
+            <w:tcMar>
+              <w:top w:type="dxa" w:w="70"/>
+              <w:left w:type="dxa" w:w="110"/>
+              <w:bottom w:type="dxa" w:w="70"/>
+              <w:right w:type="dxa" w:w="110"/>
+            </w:tcMar>
+          </w:tcPr>
+          <w:p>
+            <w:pPr>
+              <w:spacing w:after="0"/>
+            </w:pPr>
+            <w:r>
+              <w:rPr>
+                <w:rFonts w:ascii="Calibri" w:cs="Calibri" w:eastAsia="Calibri" w:hAnsi="Calibri"/>
+                <w:b w:val="false"/>
+                <w:bCs w:val="false"/>
+                <w:color w:val="334155"/>
+                <w:sz w:val="19"/>
+                <w:szCs w:val="19"/>
+              </w:rPr>
+              <w:t xml:space="preserve">Type ONE of three things — the parent's name, the OSIS, or the student's name. The Ghost Typist fills in the rest of the profile.</w:t>
+            </w:r>
+          </w:p>
+        </w:tc>
+      </w:tr>
+      <w:tr>
+        <w:tc>
+          <w:tcPr>
+            <w:tcW w:type="dxa" w:w="2600"/>
+            <w:shd w:fill="FFFFFF" w:color="auto" w:val="clear"/>
+            <w:tcMar>
+              <w:top w:type="dxa" w:w="70"/>
+              <w:left w:type="dxa" w:w="110"/>
+              <w:bottom w:type="dxa" w:w="70"/>
+              <w:right w:type="dxa" w:w="110"/>
+            </w:tcMar>
+          </w:tcPr>
+          <w:p>
+            <w:pPr>
+              <w:spacing w:after="0"/>
+            </w:pPr>
+            <w:r>
+              <w:rPr>
+                <w:rFonts w:ascii="Calibri" w:cs="Calibri" w:eastAsia="Calibri" w:hAnsi="Calibri"/>
+                <w:b w:val="false"/>
+                <w:bCs w:val="false"/>
+                <w:color w:val="334155"/>
+                <w:sz w:val="19"/>
+                <w:szCs w:val="19"/>
+              </w:rPr>
+              <w:t xml:space="preserve">Person Spoke With</w:t>
+            </w:r>
+          </w:p>
+        </w:tc>
+        <w:tc>
+          <w:tcPr>
+            <w:tcW w:type="dxa" w:w="6760"/>
+            <w:shd w:fill="FFFFFF" w:color="auto" w:val="clear"/>
+            <w:tcMar>
+              <w:top w:type="dxa" w:w="70"/>
+              <w:left w:type="dxa" w:w="110"/>
+              <w:bottom w:type="dxa" w:w="70"/>
+              <w:right w:type="dxa" w:w="110"/>
+            </w:tcMar>
+          </w:tcPr>
+          <w:p>
+            <w:pPr>
+              <w:spacing w:after="0"/>
+            </w:pPr>
+            <w:r>
+              <w:rPr>
+                <w:rFonts w:ascii="Calibri" w:cs="Calibri" w:eastAsia="Calibri" w:hAnsi="Calibri"/>
+                <w:b w:val="false"/>
+                <w:bCs w:val="false"/>
+                <w:color w:val="334155"/>
+                <w:sz w:val="19"/>
+                <w:szCs w:val="19"/>
+              </w:rPr>
+              <w:t xml:space="preserve">The specific parent/guardian you actually spoke to.</w:t>
+            </w:r>
+          </w:p>
+        </w:tc>
+      </w:tr>
+      <w:tr>
+        <w:tc>
+          <w:tcPr>
+            <w:tcW w:type="dxa" w:w="2600"/>
+            <w:shd w:fill="F1F5F9" w:color="auto" w:val="clear"/>
+            <w:tcMar>
+              <w:top w:type="dxa" w:w="70"/>
+              <w:left w:type="dxa" w:w="110"/>
+              <w:bottom w:type="dxa" w:w="70"/>
+              <w:right w:type="dxa" w:w="110"/>
+            </w:tcMar>
+          </w:tcPr>
+          <w:p>
+            <w:pPr>
+              <w:spacing w:after="0"/>
+            </w:pPr>
+            <w:r>
+              <w:rPr>
+                <w:rFonts w:ascii="Calibri" w:cs="Calibri" w:eastAsia="Calibri" w:hAnsi="Calibri"/>
+                <w:b w:val="false"/>
+                <w:bCs w:val="false"/>
+                <w:color w:val="334155"/>
+                <w:sz w:val="19"/>
+                <w:szCs w:val="19"/>
+              </w:rPr>
+              <w:t xml:space="preserve">#</w:t>
+            </w:r>
+          </w:p>
+        </w:tc>
+        <w:tc>
+          <w:tcPr>
+            <w:tcW w:type="dxa" w:w="6760"/>
+            <w:shd w:fill="F1F5F9" w:color="auto" w:val="clear"/>
+            <w:tcMar>
+              <w:top w:type="dxa" w:w="70"/>
+              <w:left w:type="dxa" w:w="110"/>
+              <w:bottom w:type="dxa" w:w="70"/>
+              <w:right w:type="dxa" w:w="110"/>
+            </w:tcMar>
+          </w:tcPr>
+          <w:p>
+            <w:pPr>
+              <w:spacing w:after="0"/>
+            </w:pPr>
+            <w:r>
+              <w:rPr>
+                <w:rFonts w:ascii="Calibri" w:cs="Calibri" w:eastAsia="Calibri" w:hAnsi="Calibri"/>
+                <w:b w:val="false"/>
+                <w:bCs w:val="false"/>
+                <w:color w:val="334155"/>
+                <w:sz w:val="19"/>
+                <w:szCs w:val="19"/>
+              </w:rPr>
+              <w:t xml:space="preserve">Number of interactions, for PCAR counting. A normal call = 1; a mass email to 30 parents = 30. Auto-fills to 1 if blank.</w:t>
+            </w:r>
+          </w:p>
+        </w:tc>
+      </w:tr>
+      <w:tr>
+        <w:tc>
+          <w:tcPr>
+            <w:tcW w:type="dxa" w:w="2600"/>
+            <w:shd w:fill="FFFFFF" w:color="auto" w:val="clear"/>
+            <w:tcMar>
+              <w:top w:type="dxa" w:w="70"/>
+              <w:left w:type="dxa" w:w="110"/>
+              <w:bottom w:type="dxa" w:w="70"/>
+              <w:right w:type="dxa" w:w="110"/>
+            </w:tcMar>
+          </w:tcPr>
+          <w:p>
+            <w:pPr>
+              <w:spacing w:after="0"/>
+            </w:pPr>
+            <w:r>
+              <w:rPr>
+                <w:rFonts w:ascii="Calibri" w:cs="Calibri" w:eastAsia="Calibri" w:hAnsi="Calibri"/>
+                <w:b w:val="false"/>
+                <w:bCs w:val="false"/>
+                <w:color w:val="334155"/>
+                <w:sz w:val="19"/>
+                <w:szCs w:val="19"/>
+              </w:rPr>
+              <w:t xml:space="preserve">Site &amp; Class</w:t>
+            </w:r>
+          </w:p>
+        </w:tc>
+        <w:tc>
+          <w:tcPr>
+            <w:tcW w:type="dxa" w:w="6760"/>
+            <w:shd w:fill="FFFFFF" w:color="auto" w:val="clear"/>
+            <w:tcMar>
+              <w:top w:type="dxa" w:w="70"/>
+              <w:left w:type="dxa" w:w="110"/>
+              <w:bottom w:type="dxa" w:w="70"/>
+              <w:right w:type="dxa" w:w="110"/>
+            </w:tcMar>
+          </w:tcPr>
+          <w:p>
+            <w:pPr>
+              <w:spacing w:after="0"/>
+            </w:pPr>
+            <w:r>
+              <w:rPr>
+                <w:rFonts w:ascii="Calibri" w:cs="Calibri" w:eastAsia="Calibri" w:hAnsi="Calibri"/>
+                <w:b w:val="false"/>
+                <w:bCs w:val="false"/>
+                <w:color w:val="334155"/>
+                <w:sz w:val="19"/>
+                <w:szCs w:val="19"/>
+              </w:rPr>
+              <w:t xml:space="preserve">(Optional) Auto-fills from the student's profile; can be hidden in Settings.</w:t>
+            </w:r>
+          </w:p>
+        </w:tc>
+      </w:tr>
+      <w:tr>
+        <w:tc>
+          <w:tcPr>
+            <w:tcW w:type="dxa" w:w="2600"/>
+            <w:shd w:fill="F1F5F9" w:color="auto" w:val="clear"/>
+            <w:tcMar>
+              <w:top w:type="dxa" w:w="70"/>
+              <w:left w:type="dxa" w:w="110"/>
+              <w:bottom w:type="dxa" w:w="70"/>
+              <w:right w:type="dxa" w:w="110"/>
+            </w:tcMar>
+          </w:tcPr>
+          <w:p>
+            <w:pPr>
+              <w:spacing w:after="0"/>
+            </w:pPr>
+            <w:r>
+              <w:rPr>
+                <w:rFonts w:ascii="Calibri" w:cs="Calibri" w:eastAsia="Calibri" w:hAnsi="Calibri"/>
+                <w:b w:val="false"/>
+                <w:bCs w:val="false"/>
+                <w:color w:val="334155"/>
+                <w:sz w:val="19"/>
+                <w:szCs w:val="19"/>
+              </w:rPr>
+              <w:t xml:space="preserve">📱🚶 Category</w:t>
+            </w:r>
+          </w:p>
+        </w:tc>
+        <w:tc>
+          <w:tcPr>
+            <w:tcW w:type="dxa" w:w="6760"/>
+            <w:shd w:fill="F1F5F9" w:color="auto" w:val="clear"/>
+            <w:tcMar>
+              <w:top w:type="dxa" w:w="70"/>
+              <w:left w:type="dxa" w:w="110"/>
+              <w:bottom w:type="dxa" w:w="70"/>
+              <w:right w:type="dxa" w:w="110"/>
+            </w:tcMar>
+          </w:tcPr>
+          <w:p>
+            <w:pPr>
+              <w:spacing w:after="0"/>
+            </w:pPr>
+            <w:r>
+              <w:rPr>
+                <w:rFonts w:ascii="Calibri" w:cs="Calibri" w:eastAsia="Calibri" w:hAnsi="Calibri"/>
+                <w:b w:val="false"/>
+                <w:bCs w:val="false"/>
+                <w:color w:val="334155"/>
+                <w:sz w:val="19"/>
+                <w:szCs w:val="19"/>
+              </w:rPr>
+              <w:t xml:space="preserve">Categorize for PCAR — e.g., Phone, Walk-In, Parent-Teacher.</w:t>
+            </w:r>
+          </w:p>
+        </w:tc>
+      </w:tr>
+      <w:tr>
+        <w:tc>
+          <w:tcPr>
+            <w:tcW w:type="dxa" w:w="2600"/>
+            <w:shd w:fill="FFFFFF" w:color="auto" w:val="clear"/>
+            <w:tcMar>
+              <w:top w:type="dxa" w:w="70"/>
+              <w:left w:type="dxa" w:w="110"/>
+              <w:bottom w:type="dxa" w:w="70"/>
+              <w:right w:type="dxa" w:w="110"/>
+            </w:tcMar>
+          </w:tcPr>
+          <w:p>
+            <w:pPr>
+              <w:spacing w:after="0"/>
+            </w:pPr>
+            <w:r>
+              <w:rPr>
+                <w:rFonts w:ascii="Calibri" w:cs="Calibri" w:eastAsia="Calibri" w:hAnsi="Calibri"/>
+                <w:b w:val="false"/>
+                <w:bCs w:val="false"/>
+                <w:color w:val="334155"/>
+                <w:sz w:val="19"/>
+                <w:szCs w:val="19"/>
+              </w:rPr>
+              <w:t xml:space="preserve">Method</w:t>
+            </w:r>
+          </w:p>
+        </w:tc>
+        <w:tc>
+          <w:tcPr>
+            <w:tcW w:type="dxa" w:w="6760"/>
+            <w:shd w:fill="FFFFFF" w:color="auto" w:val="clear"/>
+            <w:tcMar>
+              <w:top w:type="dxa" w:w="70"/>
+              <w:left w:type="dxa" w:w="110"/>
+              <w:bottom w:type="dxa" w:w="70"/>
+              <w:right w:type="dxa" w:w="110"/>
+            </w:tcMar>
+          </w:tcPr>
+          <w:p>
+            <w:pPr>
+              <w:spacing w:after="0"/>
+            </w:pPr>
+            <w:r>
+              <w:rPr>
+                <w:rFonts w:ascii="Calibri" w:cs="Calibri" w:eastAsia="Calibri" w:hAnsi="Calibri"/>
+                <w:b w:val="false"/>
+                <w:bCs w:val="false"/>
+                <w:color w:val="334155"/>
+                <w:sz w:val="19"/>
+                <w:szCs w:val="19"/>
+              </w:rPr>
+              <w:t xml:space="preserve">The exact method — Call, Email, In School, etc.</w:t>
+            </w:r>
+          </w:p>
+        </w:tc>
+      </w:tr>
+      <w:tr>
+        <w:tc>
+          <w:tcPr>
+            <w:tcW w:type="dxa" w:w="2600"/>
+            <w:shd w:fill="F1F5F9" w:color="auto" w:val="clear"/>
+            <w:tcMar>
+              <w:top w:type="dxa" w:w="70"/>
+              <w:left w:type="dxa" w:w="110"/>
+              <w:bottom w:type="dxa" w:w="70"/>
+              <w:right w:type="dxa" w:w="110"/>
+            </w:tcMar>
+          </w:tcPr>
+          <w:p>
+            <w:pPr>
+              <w:spacing w:after="0"/>
+            </w:pPr>
+            <w:r>
+              <w:rPr>
+                <w:rFonts w:ascii="Calibri" w:cs="Calibri" w:eastAsia="Calibri" w:hAnsi="Calibri"/>
+                <w:b w:val="false"/>
+                <w:bCs w:val="false"/>
+                <w:color w:val="334155"/>
+                <w:sz w:val="19"/>
+                <w:szCs w:val="19"/>
+              </w:rPr>
+              <w:t xml:space="preserve">Type</w:t>
+            </w:r>
+          </w:p>
+        </w:tc>
+        <w:tc>
+          <w:tcPr>
+            <w:tcW w:type="dxa" w:w="6760"/>
+            <w:shd w:fill="F1F5F9" w:color="auto" w:val="clear"/>
+            <w:tcMar>
+              <w:top w:type="dxa" w:w="70"/>
+              <w:left w:type="dxa" w:w="110"/>
+              <w:bottom w:type="dxa" w:w="70"/>
+              <w:right w:type="dxa" w:w="110"/>
+            </w:tcMar>
+          </w:tcPr>
+          <w:p>
+            <w:pPr>
+              <w:spacing w:after="0"/>
+            </w:pPr>
+            <w:r>
+              <w:rPr>
+                <w:rFonts w:ascii="Calibri" w:cs="Calibri" w:eastAsia="Calibri" w:hAnsi="Calibri"/>
+                <w:b w:val="false"/>
+                <w:bCs w:val="false"/>
+                <w:color w:val="334155"/>
+                <w:sz w:val="19"/>
+                <w:szCs w:val="19"/>
+              </w:rPr>
+              <w:t xml:space="preserve">(Optional) A custom topic dropdown driven by the Type List tab; can be hidden in Settings.</w:t>
+            </w:r>
+          </w:p>
+        </w:tc>
+      </w:tr>
+      <w:tr>
+        <w:tc>
+          <w:tcPr>
+            <w:tcW w:type="dxa" w:w="2600"/>
+            <w:shd w:fill="FFFFFF" w:color="auto" w:val="clear"/>
+            <w:tcMar>
+              <w:top w:type="dxa" w:w="70"/>
+              <w:left w:type="dxa" w:w="110"/>
+              <w:bottom w:type="dxa" w:w="70"/>
+              <w:right w:type="dxa" w:w="110"/>
+            </w:tcMar>
+          </w:tcPr>
+          <w:p>
+            <w:pPr>
+              <w:spacing w:after="0"/>
+            </w:pPr>
+            <w:r>
+              <w:rPr>
+                <w:rFonts w:ascii="Calibri" w:cs="Calibri" w:eastAsia="Calibri" w:hAnsi="Calibri"/>
+                <w:b w:val="false"/>
+                <w:bCs w:val="false"/>
+                <w:color w:val="334155"/>
+                <w:sz w:val="19"/>
+                <w:szCs w:val="19"/>
+              </w:rPr>
+              <w:t xml:space="preserve">Notes</w:t>
+            </w:r>
+          </w:p>
+        </w:tc>
+        <w:tc>
+          <w:tcPr>
+            <w:tcW w:type="dxa" w:w="6760"/>
+            <w:shd w:fill="FFFFFF" w:color="auto" w:val="clear"/>
+            <w:tcMar>
+              <w:top w:type="dxa" w:w="70"/>
+              <w:left w:type="dxa" w:w="110"/>
+              <w:bottom w:type="dxa" w:w="70"/>
+              <w:right w:type="dxa" w:w="110"/>
+            </w:tcMar>
+          </w:tcPr>
+          <w:p>
+            <w:pPr>
+              <w:spacing w:after="0"/>
+            </w:pPr>
+            <w:r>
+              <w:rPr>
+                <w:rFonts w:ascii="Calibri" w:cs="Calibri" w:eastAsia="Calibri" w:hAnsi="Calibri"/>
+                <w:b w:val="false"/>
+                <w:bCs w:val="false"/>
+                <w:color w:val="334155"/>
+                <w:sz w:val="19"/>
+                <w:szCs w:val="19"/>
+              </w:rPr>
+              <w:t xml:space="preserve">Detailed notes about the conversation.</w:t>
+            </w:r>
+          </w:p>
+        </w:tc>
+      </w:tr>
+      <w:tr>
+        <w:tc>
+          <w:tcPr>
+            <w:tcW w:type="dxa" w:w="2600"/>
+            <w:shd w:fill="F1F5F9" w:color="auto" w:val="clear"/>
+            <w:tcMar>
+              <w:top w:type="dxa" w:w="70"/>
+              <w:left w:type="dxa" w:w="110"/>
+              <w:bottom w:type="dxa" w:w="70"/>
+              <w:right w:type="dxa" w:w="110"/>
+            </w:tcMar>
+          </w:tcPr>
+          <w:p>
+            <w:pPr>
+              <w:spacing w:after="0"/>
+            </w:pPr>
+            <w:r>
+              <w:rPr>
+                <w:rFonts w:ascii="Calibri" w:cs="Calibri" w:eastAsia="Calibri" w:hAnsi="Calibri"/>
+                <w:b w:val="false"/>
+                <w:bCs w:val="false"/>
+                <w:color w:val="334155"/>
+                <w:sz w:val="19"/>
+                <w:szCs w:val="19"/>
+              </w:rPr>
+              <w:t xml:space="preserve">⁉️ Follow-Up Needed</w:t>
+            </w:r>
+          </w:p>
+        </w:tc>
+        <w:tc>
+          <w:tcPr>
+            <w:tcW w:type="dxa" w:w="6760"/>
+            <w:shd w:fill="F1F5F9" w:color="auto" w:val="clear"/>
+            <w:tcMar>
+              <w:top w:type="dxa" w:w="70"/>
+              <w:left w:type="dxa" w:w="110"/>
+              <w:bottom w:type="dxa" w:w="70"/>
+              <w:right w:type="dxa" w:w="110"/>
+            </w:tcMar>
+          </w:tcPr>
+          <w:p>
+            <w:pPr>
+              <w:spacing w:after="0"/>
+            </w:pPr>
+            <w:r>
+              <w:rPr>
+                <w:rFonts w:ascii="Calibri" w:cs="Calibri" w:eastAsia="Calibri" w:hAnsi="Calibri"/>
+                <w:b w:val="false"/>
+                <w:bCs w:val="false"/>
+                <w:color w:val="334155"/>
+                <w:sz w:val="19"/>
+                <w:szCs w:val="19"/>
+              </w:rPr>
+              <w:t xml:space="preserve">A visual flag: Yes · Yes – Important · No · Waiting on Someone · Completed. Auto-fills to “No” if blank.</w:t>
+            </w:r>
+          </w:p>
+        </w:tc>
+      </w:tr>
+      <w:tr>
+        <w:tc>
+          <w:tcPr>
+            <w:tcW w:type="dxa" w:w="2600"/>
+            <w:shd w:fill="FFFFFF" w:color="auto" w:val="clear"/>
+            <w:tcMar>
+              <w:top w:type="dxa" w:w="70"/>
+              <w:left w:type="dxa" w:w="110"/>
+              <w:bottom w:type="dxa" w:w="70"/>
+              <w:right w:type="dxa" w:w="110"/>
+            </w:tcMar>
+          </w:tcPr>
+          <w:p>
+            <w:pPr>
+              <w:spacing w:after="0"/>
+            </w:pPr>
+            <w:r>
+              <w:rPr>
+                <w:rFonts w:ascii="Calibri" w:cs="Calibri" w:eastAsia="Calibri" w:hAnsi="Calibri"/>
+                <w:b w:val="false"/>
+                <w:bCs w:val="false"/>
+                <w:color w:val="334155"/>
+                <w:sz w:val="19"/>
+                <w:szCs w:val="19"/>
+              </w:rPr>
+              <w:t xml:space="preserve">Followup Notes</w:t>
+            </w:r>
+          </w:p>
+        </w:tc>
+        <w:tc>
+          <w:tcPr>
+            <w:tcW w:type="dxa" w:w="6760"/>
+            <w:shd w:fill="FFFFFF" w:color="auto" w:val="clear"/>
+            <w:tcMar>
+              <w:top w:type="dxa" w:w="70"/>
+              <w:left w:type="dxa" w:w="110"/>
+              <w:bottom w:type="dxa" w:w="70"/>
+              <w:right w:type="dxa" w:w="110"/>
+            </w:tcMar>
+          </w:tcPr>
+          <w:p>
+            <w:pPr>
+              <w:spacing w:after="0"/>
+            </w:pPr>
+            <w:r>
+              <w:rPr>
+                <w:rFonts w:ascii="Calibri" w:cs="Calibri" w:eastAsia="Calibri" w:hAnsi="Calibri"/>
+                <w:b w:val="false"/>
+                <w:bCs w:val="false"/>
+                <w:color w:val="334155"/>
+                <w:sz w:val="19"/>
+                <w:szCs w:val="19"/>
+              </w:rPr>
+              <w:t xml:space="preserve">Next steps or what you did after the initial contact (e.g., “Teacher will reach out,” cc'd the teacher).</w:t>
+            </w:r>
+          </w:p>
+        </w:tc>
+      </w:tr>
+      <w:tr>
+        <w:tc>
+          <w:tcPr>
+            <w:tcW w:type="dxa" w:w="2600"/>
+            <w:shd w:fill="F1F5F9" w:color="auto" w:val="clear"/>
+            <w:tcMar>
+              <w:top w:type="dxa" w:w="70"/>
+              <w:left w:type="dxa" w:w="110"/>
+              <w:bottom w:type="dxa" w:w="70"/>
+              <w:right w:type="dxa" w:w="110"/>
+            </w:tcMar>
+          </w:tcPr>
+          <w:p>
+            <w:pPr>
+              <w:spacing w:after="0"/>
+            </w:pPr>
+            <w:r>
+              <w:rPr>
+                <w:rFonts w:ascii="Calibri" w:cs="Calibri" w:eastAsia="Calibri" w:hAnsi="Calibri"/>
+                <w:b w:val="false"/>
+                <w:bCs w:val="false"/>
+                <w:color w:val="334155"/>
+                <w:sz w:val="19"/>
+                <w:szCs w:val="19"/>
+              </w:rPr>
+              <w:t xml:space="preserve">Hide</w:t>
+            </w:r>
+          </w:p>
+        </w:tc>
+        <w:tc>
+          <w:tcPr>
+            <w:tcW w:type="dxa" w:w="6760"/>
+            <w:shd w:fill="F1F5F9" w:color="auto" w:val="clear"/>
+            <w:tcMar>
+              <w:top w:type="dxa" w:w="70"/>
+              <w:left w:type="dxa" w:w="110"/>
+              <w:bottom w:type="dxa" w:w="70"/>
+              <w:right w:type="dxa" w:w="110"/>
+            </w:tcMar>
+          </w:tcPr>
+          <w:p>
+            <w:pPr>
+              <w:spacing w:after="0"/>
+            </w:pPr>
+            <w:r>
+              <w:rPr>
+                <w:rFonts w:ascii="Calibri" w:cs="Calibri" w:eastAsia="Calibri" w:hAnsi="Calibri"/>
+                <w:b w:val="false"/>
+                <w:bCs w:val="false"/>
+                <w:color w:val="334155"/>
+                <w:sz w:val="19"/>
+                <w:szCs w:val="19"/>
+              </w:rPr>
+              <w:t xml:space="preserve">Check this box to hide the row from view while keeping its data active for PCAR counting.</w:t>
+            </w:r>
+          </w:p>
+        </w:tc>
+      </w:tr>
+    </w:tbl>
+    <w:p>
+      <w:pPr>
+        <w:spacing w:after="60"/>
+      </w:pPr>
+    </w:p>
+    <w:p>
+      <w:pPr>
+        <w:spacing w:after="120"/>
+      </w:pPr>
+      <w:r>
+        <w:rPr>
+          <w:rFonts w:ascii="Calibri" w:cs="Calibri" w:eastAsia="Calibri" w:hAnsi="Calibri"/>
+          <w:color w:val="334155"/>
+          <w:sz w:val="21"/>
+          <w:szCs w:val="21"/>
+        </w:rPr>
+        <w:t xml:space="preserve">Three things the Contact Log does for you automatically:</w:t>
       </w:r>
     </w:p>
     <w:p>
@@ -3604,7 +5980,7 @@
           <w:sz w:val="21"/>
           <w:szCs w:val="21"/>
         </w:rPr>
-        <w:t xml:space="preserve">Type an OSIS, a student's name, OR a guardian's name into a new row and the sheet auto-fills the other identity columns for you — plus Site and Class, including for siblings. If it can't match what you typed, it warns “Could not find … in the Master Table.”</w:t>
+        <w:t xml:space="preserve">Type an OSIS, student name, or guardian name and the other identity columns (plus Site and Class, including for siblings) fill in. If it can't match what you typed, it warns “Could not find … in the Master Table.”</w:t>
       </w:r>
     </w:p>
     <w:p>
@@ -3634,7 +6010,7 @@
           <w:sz w:val="21"/>
           <w:szCs w:val="21"/>
         </w:rPr>
-        <w:t xml:space="preserve">As soon as you enter real content in a row, it stamps today's Date, sets # of interactions to 1, and Follow-up to “No.” These are fill-if-blank — anything you've already typed (a back-dated date, a count of 3, “Yes – Important”) is never overwritten.</w:t>
+        <w:t xml:space="preserve">Entering real content stamps today's Date, sets # to 1, and Follow-up to “No” — but only where you left them blank. Anything you typed yourself is never overwritten.</w:t>
       </w:r>
     </w:p>
     <w:p>
@@ -3655,48 +6031,81 @@
           <w:sz w:val="21"/>
           <w:szCs w:val="21"/>
         </w:rPr>
-        <w:t xml:space="preserve">Auto-adding rows. </w:t>
-      </w:r>
-      <w:r>
-        <w:rPr>
-          <w:rFonts w:ascii="Calibri" w:cs="Calibri" w:eastAsia="Calibri" w:hAnsi="Calibri"/>
-          <w:color w:val="334155"/>
-          <w:sz w:val="21"/>
-          <w:szCs w:val="21"/>
-        </w:rPr>
-        <w:t xml:space="preserve">A fresh blank row is always kept above the dark “END” bar, so you never run out of space.</w:t>
-      </w:r>
-    </w:p>
-    <w:p>
-      <w:pPr>
-        <w:pStyle w:val="ListParagraph"/>
-        <w:numPr>
-          <w:ilvl w:val="0"/>
-          <w:numId w:val="2"/>
-        </w:numPr>
-        <w:spacing w:after="60"/>
-      </w:pPr>
-      <w:r>
-        <w:rPr>
-          <w:rFonts w:ascii="Calibri" w:cs="Calibri" w:eastAsia="Calibri" w:hAnsi="Calibri"/>
-          <w:b/>
-          <w:bCs/>
-          <w:color w:val="334155"/>
-          <w:sz w:val="21"/>
-          <w:szCs w:val="21"/>
-        </w:rPr>
-        <w:t xml:space="preserve">The master hide filter. </w:t>
-      </w:r>
-      <w:r>
-        <w:rPr>
-          <w:rFonts w:ascii="Calibri" w:cs="Calibri" w:eastAsia="Calibri" w:hAnsi="Calibri"/>
-          <w:color w:val="334155"/>
-          <w:sz w:val="21"/>
-          <w:szCs w:val="21"/>
-        </w:rPr>
-        <w:t xml:space="preserve">The checkbox on the END-bar row toggles hiding of rows you've marked/hidden, so you can collapse old entries and focus on active ones.</w:t>
-      </w:r>
-    </w:p>
+        <w:t xml:space="preserve">Auto-adding rows + the master hide filter. </w:t>
+      </w:r>
+      <w:r>
+        <w:rPr>
+          <w:rFonts w:ascii="Calibri" w:cs="Calibri" w:eastAsia="Calibri" w:hAnsi="Calibri"/>
+          <w:color w:val="334155"/>
+          <w:sz w:val="21"/>
+          <w:szCs w:val="21"/>
+        </w:rPr>
+        <w:t xml:space="preserve">A fresh blank row is always kept above the dark “END” bar, and the checkbox on the END-bar row toggles hiding of your hidden rows so you can focus on active ones.</w:t>
+      </w:r>
+    </w:p>
+    <w:tbl>
+      <w:tblPr>
+        <w:tblW w:type="pct" w:w="100%"/>
+        <w:tblBorders>
+          <w:top w:val="dashed" w:color="94A3B8" w:sz="6"/>
+          <w:left w:val="dashed" w:color="94A3B8" w:sz="6"/>
+          <w:bottom w:val="dashed" w:color="94A3B8" w:sz="6"/>
+          <w:right w:val="dashed" w:color="94A3B8" w:sz="6"/>
+          <w:insideH w:val="none"/>
+          <w:insideV w:val="none"/>
+        </w:tblBorders>
+      </w:tblPr>
+      <w:tblGrid>
+        <w:gridCol w:w="9360"/>
+      </w:tblGrid>
+      <w:tr>
+        <w:tc>
+          <w:tcPr>
+            <w:tcW w:type="dxa" w:w="9360"/>
+            <w:shd w:fill="F1F5F9" w:color="auto" w:val="clear"/>
+            <w:tcMar>
+              <w:top w:type="dxa" w:w="200"/>
+              <w:left w:type="dxa" w:w="160"/>
+              <w:bottom w:type="dxa" w:w="200"/>
+              <w:right w:type="dxa" w:w="160"/>
+            </w:tcMar>
+          </w:tcPr>
+          <w:p>
+            <w:pPr>
+              <w:spacing w:after="40"/>
+              <w:jc w:val="center"/>
+            </w:pPr>
+            <w:r>
+              <w:rPr>
+                <w:rFonts w:ascii="Calibri" w:cs="Calibri" w:eastAsia="Calibri" w:hAnsi="Calibri"/>
+                <w:b/>
+                <w:bCs/>
+                <w:color w:val="64748B"/>
+                <w:sz w:val="20"/>
+                <w:szCs w:val="20"/>
+              </w:rPr>
+              <w:t xml:space="preserve">📷  SCREENSHOT PLACEHOLDER</w:t>
+            </w:r>
+          </w:p>
+          <w:p>
+            <w:pPr>
+              <w:jc w:val="center"/>
+            </w:pPr>
+            <w:r>
+              <w:rPr>
+                <w:rFonts w:ascii="Calibri" w:cs="Calibri" w:eastAsia="Calibri" w:hAnsi="Calibri"/>
+                <w:i/>
+                <w:iCs/>
+                <w:color w:val="64748B"/>
+                <w:sz w:val="19"/>
+                <w:szCs w:val="19"/>
+              </w:rPr>
+              <w:t xml:space="preserve">The Contact Log: the pre-call search bar up top and a row being auto-filled by the Ghost Typist.</w:t>
+            </w:r>
+          </w:p>
+        </w:tc>
+      </w:tr>
+    </w:tbl>
     <w:tbl>
       <w:tblPr>
         <w:tblW w:type="pct" w:w="100%"/>
@@ -3748,7 +6157,7 @@
                 <w:sz w:val="20"/>
                 <w:szCs w:val="20"/>
               </w:rPr>
-              <w:t xml:space="preserve">That family isn't in the Master Table yet. Run 🏗️ Build Sheets Only once so your latest RAW Data / overrides are compiled, then try again.</w:t>
+              <w:t xml:space="preserve">That family isn't compiled yet. Run 🏗️ Build Sheets Only once so your latest RAW Data / overrides are included, then try again.</w:t>
             </w:r>
           </w:p>
         </w:tc>
@@ -4612,10 +7021,10 @@
       <w:tblPr>
         <w:tblW w:type="pct" w:w="100%"/>
         <w:tblBorders>
-          <w:top w:val="single" w:color="F0FDF4" w:sz="2"/>
-          <w:left w:val="single" w:color="166534" w:sz="24"/>
-          <w:bottom w:val="single" w:color="F0FDF4" w:sz="2"/>
-          <w:right w:val="single" w:color="F0FDF4" w:sz="2"/>
+          <w:top w:val="dashed" w:color="94A3B8" w:sz="6"/>
+          <w:left w:val="dashed" w:color="94A3B8" w:sz="6"/>
+          <w:bottom w:val="dashed" w:color="94A3B8" w:sz="6"/>
+          <w:right w:val="dashed" w:color="94A3B8" w:sz="6"/>
           <w:insideH w:val="none"/>
           <w:insideV w:val="none"/>
         </w:tblBorders>
@@ -4627,330 +7036,50 @@
         <w:tc>
           <w:tcPr>
             <w:tcW w:type="dxa" w:w="9360"/>
-            <w:shd w:fill="F0FDF4" w:color="auto" w:val="clear"/>
-            <w:tcMar>
-              <w:top w:type="dxa" w:w="120"/>
+            <w:shd w:fill="F1F5F9" w:color="auto" w:val="clear"/>
+            <w:tcMar>
+              <w:top w:type="dxa" w:w="200"/>
               <w:left w:type="dxa" w:w="160"/>
-              <w:bottom w:type="dxa" w:w="120"/>
+              <w:bottom w:type="dxa" w:w="200"/>
               <w:right w:type="dxa" w:w="160"/>
             </w:tcMar>
           </w:tcPr>
           <w:p>
             <w:pPr>
               <w:spacing w:after="40"/>
+              <w:jc w:val="center"/>
             </w:pPr>
             <w:r>
               <w:rPr>
                 <w:rFonts w:ascii="Calibri" w:cs="Calibri" w:eastAsia="Calibri" w:hAnsi="Calibri"/>
                 <w:b/>
                 <w:bCs/>
-                <w:color w:val="166534"/>
-                <w:sz w:val="21"/>
-                <w:szCs w:val="21"/>
-              </w:rPr>
-              <w:t xml:space="preserve">Settings travel with your copy.</w:t>
-            </w:r>
-          </w:p>
-          <w:p>
-            <w:r>
-              <w:rPr>
-                <w:rFonts w:ascii="Calibri" w:cs="Calibri" w:eastAsia="Calibri" w:hAnsi="Calibri"/>
-                <w:color w:val="334155"/>
+                <w:color w:val="64748B"/>
                 <w:sz w:val="20"/>
                 <w:szCs w:val="20"/>
               </w:rPr>
-              <w:t xml:space="preserve">Your choices are quietly saved into the hidden Version tab, so if you upgrade to a newer template later, a fresh copy inherits your settings automatically.</w:t>
+              <w:t xml:space="preserve">📷  SCREENSHOT PLACEHOLDER</w:t>
+            </w:r>
+          </w:p>
+          <w:p>
+            <w:pPr>
+              <w:jc w:val="center"/>
+            </w:pPr>
+            <w:r>
+              <w:rPr>
+                <w:rFonts w:ascii="Calibri" w:cs="Calibri" w:eastAsia="Calibri" w:hAnsi="Calibri"/>
+                <w:i/>
+                <w:iCs/>
+                <w:color w:val="64748B"/>
+                <w:sz w:val="19"/>
+                <w:szCs w:val="19"/>
+              </w:rPr>
+              <w:t xml:space="preserve">The ⚙️ Settings dialog with its toggle switches.</w:t>
             </w:r>
           </w:p>
         </w:tc>
       </w:tr>
     </w:tbl>
-    <w:p>
-      <w:pPr>
-        <w:spacing w:after="80"/>
-      </w:pPr>
-    </w:p>
-    <w:p>
-      <w:pPr>
-        <w:pStyle w:val="Heading2"/>
-        <w:spacing w:after="90" w:before="240"/>
-      </w:pPr>
-      <w:r>
-        <w:rPr>
-          <w:rFonts w:ascii="Calibri" w:cs="Calibri" w:eastAsia="Calibri" w:hAnsi="Calibri"/>
-          <w:b/>
-          <w:bCs/>
-          <w:color w:val="1D4ED8"/>
-          <w:sz w:val="24"/>
-          <w:szCs w:val="24"/>
-        </w:rPr>
-        <w:t xml:space="preserve">Phone sync (Google Contacts)</w:t>
-      </w:r>
-    </w:p>
-    <w:p>
-      <w:pPr>
-        <w:spacing w:after="120"/>
-      </w:pPr>
-      <w:r>
-        <w:rPr>
-          <w:rFonts w:ascii="Calibri" w:cs="Calibri" w:eastAsia="Calibri" w:hAnsi="Calibri"/>
-          <w:color w:val="334155"/>
-          <w:sz w:val="21"/>
-          <w:szCs w:val="21"/>
-        </w:rPr>
-        <w:t xml:space="preserve">When phone sync is on, the tool keeps a </w:t>
-      </w:r>
-      <w:r>
-        <w:rPr>
-          <w:rFonts w:ascii="Calibri" w:cs="Calibri" w:eastAsia="Calibri" w:hAnsi="Calibri"/>
-          <w:b/>
-          <w:bCs/>
-          <w:color w:val="334155"/>
-          <w:sz w:val="21"/>
-          <w:szCs w:val="21"/>
-        </w:rPr>
-        <w:t xml:space="preserve">“School Directory”</w:t>
-      </w:r>
-      <w:r>
-        <w:rPr>
-          <w:rFonts w:ascii="Calibri" w:cs="Calibri" w:eastAsia="Calibri" w:hAnsi="Calibri"/>
-          <w:color w:val="334155"/>
-          <w:sz w:val="21"/>
-          <w:szCs w:val="21"/>
-        </w:rPr>
-        <w:t xml:space="preserve"> label in your Google Contacts in step with the sheet. It runs in “mirror” mode — creating, editing, and removing contacts so the label always matches your directory. It runs nightly, or on demand via </w:t>
-      </w:r>
-      <w:r>
-        <w:rPr>
-          <w:rFonts w:ascii="Calibri" w:cs="Calibri" w:eastAsia="Calibri" w:hAnsi="Calibri"/>
-          <w:b/>
-          <w:bCs/>
-          <w:color w:val="334155"/>
-          <w:sz w:val="21"/>
-          <w:szCs w:val="21"/>
-        </w:rPr>
-        <w:t xml:space="preserve">🧱 Full Sync</w:t>
-      </w:r>
-      <w:r>
-        <w:rPr>
-          <w:rFonts w:ascii="Calibri" w:cs="Calibri" w:eastAsia="Calibri" w:hAnsi="Calibri"/>
-          <w:color w:val="334155"/>
-          <w:sz w:val="21"/>
-          <w:szCs w:val="21"/>
-        </w:rPr>
-        <w:t xml:space="preserve">. A progress sidebar shows live status and lets you pause, stop, or restart; the sync is resilient and picks up where it left off if it hits Google's time limits.</w:t>
-      </w:r>
-    </w:p>
-    <w:p>
-      <w:r>
-        <w:br w:type="page"/>
-      </w:r>
-    </w:p>
-    <w:p>
-      <w:pPr>
-        <w:pStyle w:val="Heading1"/>
-        <w:pBdr>
-          <w:bottom w:val="single" w:color="1D4ED8" w:sz="12" w:space="6"/>
-        </w:pBdr>
-        <w:spacing w:after="140" w:before="360"/>
-      </w:pPr>
-      <w:r>
-        <w:rPr>
-          <w:rFonts w:ascii="Calibri" w:cs="Calibri" w:eastAsia="Calibri" w:hAnsi="Calibri"/>
-          <w:b/>
-          <w:bCs/>
-          <w:color w:val="0F172A"/>
-          <w:sz w:val="30"/>
-          <w:szCs w:val="30"/>
-        </w:rPr>
-        <w:t xml:space="preserve">Part 3 — Migration &amp; Updates</w:t>
-      </w:r>
-    </w:p>
-    <w:p>
-      <w:pPr>
-        <w:pStyle w:val="Heading2"/>
-        <w:spacing w:after="90" w:before="240"/>
-      </w:pPr>
-      <w:r>
-        <w:rPr>
-          <w:rFonts w:ascii="Calibri" w:cs="Calibri" w:eastAsia="Calibri" w:hAnsi="Calibri"/>
-          <w:b/>
-          <w:bCs/>
-          <w:color w:val="1D4ED8"/>
-          <w:sz w:val="24"/>
-          <w:szCs w:val="24"/>
-        </w:rPr>
-        <w:t xml:space="preserve">Importing data from an older sheet (Migration Wizard)</w:t>
-      </w:r>
-    </w:p>
-    <w:p>
-      <w:pPr>
-        <w:spacing w:after="120"/>
-      </w:pPr>
-      <w:r>
-        <w:rPr>
-          <w:rFonts w:ascii="Calibri" w:cs="Calibri" w:eastAsia="Calibri" w:hAnsi="Calibri"/>
-          <w:color w:val="334155"/>
-          <w:sz w:val="21"/>
-          <w:szCs w:val="21"/>
-        </w:rPr>
-        <w:t xml:space="preserve">Open </w:t>
-      </w:r>
-      <w:r>
-        <w:rPr>
-          <w:rFonts w:ascii="Calibri" w:cs="Calibri" w:eastAsia="Calibri" w:hAnsi="Calibri"/>
-          <w:b/>
-          <w:bCs/>
-          <w:color w:val="334155"/>
-          <w:sz w:val="21"/>
-          <w:szCs w:val="21"/>
-        </w:rPr>
-        <w:t xml:space="preserve">🚀 App Menu → 🔄 Import Old Data</w:t>
-      </w:r>
-      <w:r>
-        <w:rPr>
-          <w:rFonts w:ascii="Calibri" w:cs="Calibri" w:eastAsia="Calibri" w:hAnsi="Calibri"/>
-          <w:color w:val="334155"/>
-          <w:sz w:val="21"/>
-          <w:szCs w:val="21"/>
-        </w:rPr>
-        <w:t xml:space="preserve">. (On an “upgrade” copy of the template it opens by itself.) Paste the link to your older PC sheet and click </w:t>
-      </w:r>
-      <w:r>
-        <w:rPr>
-          <w:rFonts w:ascii="Calibri" w:cs="Calibri" w:eastAsia="Calibri" w:hAnsi="Calibri"/>
-          <w:b/>
-          <w:bCs/>
-          <w:color w:val="334155"/>
-          <w:sz w:val="21"/>
-          <w:szCs w:val="21"/>
-        </w:rPr>
-        <w:t xml:space="preserve">Start Safe Migration</w:t>
-      </w:r>
-      <w:r>
-        <w:rPr>
-          <w:rFonts w:ascii="Calibri" w:cs="Calibri" w:eastAsia="Calibri" w:hAnsi="Calibri"/>
-          <w:color w:val="334155"/>
-          <w:sz w:val="21"/>
-          <w:szCs w:val="21"/>
-        </w:rPr>
-        <w:t xml:space="preserve">. The wizard runs six steps:</w:t>
-      </w:r>
-    </w:p>
-    <w:p>
-      <w:pPr>
-        <w:pStyle w:val="ListParagraph"/>
-        <w:numPr>
-          <w:ilvl w:val="0"/>
-          <w:numId w:val="3"/>
-        </w:numPr>
-        <w:spacing w:after="80"/>
-      </w:pPr>
-      <w:r>
-        <w:rPr>
-          <w:rFonts w:ascii="Calibri" w:cs="Calibri" w:eastAsia="Calibri" w:hAnsi="Calibri"/>
-          <w:color w:val="334155"/>
-          <w:sz w:val="21"/>
-          <w:szCs w:val="21"/>
-        </w:rPr>
-        <w:t xml:space="preserve">Connect to the old sheet (confirms the link works and you have access).</w:t>
-      </w:r>
-    </w:p>
-    <w:p>
-      <w:pPr>
-        <w:pStyle w:val="ListParagraph"/>
-        <w:numPr>
-          <w:ilvl w:val="0"/>
-          <w:numId w:val="3"/>
-        </w:numPr>
-        <w:spacing w:after="80"/>
-      </w:pPr>
-      <w:r>
-        <w:rPr>
-          <w:rFonts w:ascii="Calibri" w:cs="Calibri" w:eastAsia="Calibri" w:hAnsi="Calibri"/>
-          <w:color w:val="334155"/>
-          <w:sz w:val="21"/>
-          <w:szCs w:val="21"/>
-        </w:rPr>
-        <w:t xml:space="preserve">Recover your custom settings (inferred from which tabs were visible in the old sheet).</w:t>
-      </w:r>
-    </w:p>
-    <w:p>
-      <w:pPr>
-        <w:pStyle w:val="ListParagraph"/>
-        <w:numPr>
-          <w:ilvl w:val="0"/>
-          <w:numId w:val="3"/>
-        </w:numPr>
-        <w:spacing w:after="80"/>
-      </w:pPr>
-      <w:r>
-        <w:rPr>
-          <w:rFonts w:ascii="Calibri" w:cs="Calibri" w:eastAsia="Calibri" w:hAnsi="Calibri"/>
-          <w:color w:val="334155"/>
-          <w:sz w:val="21"/>
-          <w:szCs w:val="21"/>
-        </w:rPr>
-        <w:t xml:space="preserve">Migrate your ATS Raw Data.</w:t>
-      </w:r>
-    </w:p>
-    <w:p>
-      <w:pPr>
-        <w:pStyle w:val="ListParagraph"/>
-        <w:numPr>
-          <w:ilvl w:val="0"/>
-          <w:numId w:val="3"/>
-        </w:numPr>
-        <w:spacing w:after="80"/>
-      </w:pPr>
-      <w:r>
-        <w:rPr>
-          <w:rFonts w:ascii="Calibri" w:cs="Calibri" w:eastAsia="Calibri" w:hAnsi="Calibri"/>
-          <w:color w:val="334155"/>
-          <w:sz w:val="21"/>
-          <w:szCs w:val="21"/>
-        </w:rPr>
-        <w:t xml:space="preserve">Transfer your Events, Send Out, and Student Overrides.</w:t>
-      </w:r>
-    </w:p>
-    <w:p>
-      <w:pPr>
-        <w:pStyle w:val="ListParagraph"/>
-        <w:numPr>
-          <w:ilvl w:val="0"/>
-          <w:numId w:val="3"/>
-        </w:numPr>
-        <w:spacing w:after="80"/>
-      </w:pPr>
-      <w:r>
-        <w:rPr>
-          <w:rFonts w:ascii="Calibri" w:cs="Calibri" w:eastAsia="Calibri" w:hAnsi="Calibri"/>
-          <w:color w:val="334155"/>
-          <w:sz w:val="21"/>
-          <w:szCs w:val="21"/>
-        </w:rPr>
-        <w:t xml:space="preserve">Smart-map the Contact Log — it matches columns by their headers, so it still works even if the layout changed between versions, and it strips blank/“ghost” rows automatically.</w:t>
-      </w:r>
-    </w:p>
-    <w:p>
-      <w:pPr>
-        <w:pStyle w:val="ListParagraph"/>
-        <w:numPr>
-          <w:ilvl w:val="0"/>
-          <w:numId w:val="3"/>
-        </w:numPr>
-        <w:spacing w:after="80"/>
-      </w:pPr>
-      <w:r>
-        <w:rPr>
-          <w:rFonts w:ascii="Calibri" w:cs="Calibri" w:eastAsia="Calibri" w:hAnsi="Calibri"/>
-          <w:color w:val="334155"/>
-          <w:sz w:val="21"/>
-          <w:szCs w:val="21"/>
-        </w:rPr>
-        <w:t xml:space="preserve">Finalize and rebuild all directories.</w:t>
-      </w:r>
-    </w:p>
     <w:tbl>
       <w:tblPr>
         <w:tblW w:type="pct" w:w="100%"/>
@@ -4991,6 +7120,588 @@
                 <w:sz w:val="21"/>
                 <w:szCs w:val="21"/>
               </w:rPr>
+              <w:t xml:space="preserve">Settings travel with your copy.</w:t>
+            </w:r>
+          </w:p>
+          <w:p>
+            <w:r>
+              <w:rPr>
+                <w:rFonts w:ascii="Calibri" w:cs="Calibri" w:eastAsia="Calibri" w:hAnsi="Calibri"/>
+                <w:color w:val="334155"/>
+                <w:sz w:val="20"/>
+                <w:szCs w:val="20"/>
+              </w:rPr>
+              <w:t xml:space="preserve">Your choices are quietly saved into the hidden Version tab, so if you upgrade to a newer template later, a fresh copy inherits your settings automatically.</w:t>
+            </w:r>
+          </w:p>
+        </w:tc>
+      </w:tr>
+    </w:tbl>
+    <w:p>
+      <w:pPr>
+        <w:spacing w:after="80"/>
+      </w:pPr>
+    </w:p>
+    <w:p>
+      <w:pPr>
+        <w:pStyle w:val="Heading2"/>
+        <w:spacing w:after="90" w:before="240"/>
+      </w:pPr>
+      <w:r>
+        <w:rPr>
+          <w:rFonts w:ascii="Calibri" w:cs="Calibri" w:eastAsia="Calibri" w:hAnsi="Calibri"/>
+          <w:b/>
+          <w:bCs/>
+          <w:color w:val="1D4ED8"/>
+          <w:sz w:val="24"/>
+          <w:szCs w:val="24"/>
+        </w:rPr>
+        <w:t xml:space="preserve">Build vs. Full Sync — know the difference</w:t>
+      </w:r>
+    </w:p>
+    <w:tbl>
+      <w:tblPr>
+        <w:tblW w:type="dxa" w:w="9360"/>
+        <w:tblBorders>
+          <w:top w:val="single" w:color="CBD5E1" w:sz="2"/>
+          <w:left w:val="single" w:color="CBD5E1" w:sz="2"/>
+          <w:bottom w:val="single" w:color="CBD5E1" w:sz="2"/>
+          <w:right w:val="single" w:color="CBD5E1" w:sz="2"/>
+          <w:insideH w:val="single" w:color="CBD5E1" w:sz="2"/>
+          <w:insideV w:val="single" w:color="CBD5E1" w:sz="2"/>
+        </w:tblBorders>
+      </w:tblPr>
+      <w:tblGrid>
+        <w:gridCol w:w="3200"/>
+        <w:gridCol w:w="6160"/>
+      </w:tblGrid>
+      <w:tr>
+        <w:trPr>
+          <w:tblHeader/>
+        </w:trPr>
+        <w:tc>
+          <w:tcPr>
+            <w:tcW w:type="dxa" w:w="3200"/>
+            <w:shd w:fill="0F2A4A" w:color="auto" w:val="clear"/>
+            <w:tcMar>
+              <w:top w:type="dxa" w:w="70"/>
+              <w:left w:type="dxa" w:w="110"/>
+              <w:bottom w:type="dxa" w:w="70"/>
+              <w:right w:type="dxa" w:w="110"/>
+            </w:tcMar>
+          </w:tcPr>
+          <w:p>
+            <w:pPr>
+              <w:spacing w:after="0"/>
+            </w:pPr>
+            <w:r>
+              <w:rPr>
+                <w:rFonts w:ascii="Calibri" w:cs="Calibri" w:eastAsia="Calibri" w:hAnsi="Calibri"/>
+                <w:b/>
+                <w:bCs/>
+                <w:color w:val="FFFFFF"/>
+                <w:sz w:val="19"/>
+                <w:szCs w:val="19"/>
+              </w:rPr>
+              <w:t xml:space="preserve">Command</w:t>
+            </w:r>
+          </w:p>
+        </w:tc>
+        <w:tc>
+          <w:tcPr>
+            <w:tcW w:type="dxa" w:w="6160"/>
+            <w:shd w:fill="0F2A4A" w:color="auto" w:val="clear"/>
+            <w:tcMar>
+              <w:top w:type="dxa" w:w="70"/>
+              <w:left w:type="dxa" w:w="110"/>
+              <w:bottom w:type="dxa" w:w="70"/>
+              <w:right w:type="dxa" w:w="110"/>
+            </w:tcMar>
+          </w:tcPr>
+          <w:p>
+            <w:pPr>
+              <w:spacing w:after="0"/>
+            </w:pPr>
+            <w:r>
+              <w:rPr>
+                <w:rFonts w:ascii="Calibri" w:cs="Calibri" w:eastAsia="Calibri" w:hAnsi="Calibri"/>
+                <w:b/>
+                <w:bCs/>
+                <w:color w:val="FFFFFF"/>
+                <w:sz w:val="19"/>
+                <w:szCs w:val="19"/>
+              </w:rPr>
+              <w:t xml:space="preserve">What it is</w:t>
+            </w:r>
+          </w:p>
+        </w:tc>
+      </w:tr>
+      <w:tr>
+        <w:tc>
+          <w:tcPr>
+            <w:tcW w:type="dxa" w:w="3200"/>
+            <w:shd w:fill="FFFFFF" w:color="auto" w:val="clear"/>
+            <w:tcMar>
+              <w:top w:type="dxa" w:w="70"/>
+              <w:left w:type="dxa" w:w="110"/>
+              <w:bottom w:type="dxa" w:w="70"/>
+              <w:right w:type="dxa" w:w="110"/>
+            </w:tcMar>
+          </w:tcPr>
+          <w:p>
+            <w:pPr>
+              <w:spacing w:after="0"/>
+            </w:pPr>
+            <w:r>
+              <w:rPr>
+                <w:rFonts w:ascii="Calibri" w:cs="Calibri" w:eastAsia="Calibri" w:hAnsi="Calibri"/>
+                <w:b w:val="false"/>
+                <w:bCs w:val="false"/>
+                <w:color w:val="334155"/>
+                <w:sz w:val="19"/>
+                <w:szCs w:val="19"/>
+              </w:rPr>
+              <w:t xml:space="preserve">🏗️ Build / Rebuild Data</w:t>
+            </w:r>
+          </w:p>
+        </w:tc>
+        <w:tc>
+          <w:tcPr>
+            <w:tcW w:type="dxa" w:w="6160"/>
+            <w:shd w:fill="FFFFFF" w:color="auto" w:val="clear"/>
+            <w:tcMar>
+              <w:top w:type="dxa" w:w="70"/>
+              <w:left w:type="dxa" w:w="110"/>
+              <w:bottom w:type="dxa" w:w="70"/>
+              <w:right w:type="dxa" w:w="110"/>
+            </w:tcMar>
+          </w:tcPr>
+          <w:p>
+            <w:pPr>
+              <w:spacing w:after="0"/>
+            </w:pPr>
+            <w:r>
+              <w:rPr>
+                <w:rFonts w:ascii="Calibri" w:cs="Calibri" w:eastAsia="Calibri" w:hAnsi="Calibri"/>
+                <w:b w:val="false"/>
+                <w:bCs w:val="false"/>
+                <w:color w:val="334155"/>
+                <w:sz w:val="19"/>
+                <w:szCs w:val="19"/>
+              </w:rPr>
+              <w:t xml:space="preserve">An internal action. Takes your RAW Data and constructs all the automated sheets (Directory, Master Table, Parents Divided, Phone Contacts, PCAR). It only organizes data inside the spreadsheet.</w:t>
+            </w:r>
+          </w:p>
+        </w:tc>
+      </w:tr>
+      <w:tr>
+        <w:tc>
+          <w:tcPr>
+            <w:tcW w:type="dxa" w:w="3200"/>
+            <w:shd w:fill="F1F5F9" w:color="auto" w:val="clear"/>
+            <w:tcMar>
+              <w:top w:type="dxa" w:w="70"/>
+              <w:left w:type="dxa" w:w="110"/>
+              <w:bottom w:type="dxa" w:w="70"/>
+              <w:right w:type="dxa" w:w="110"/>
+            </w:tcMar>
+          </w:tcPr>
+          <w:p>
+            <w:pPr>
+              <w:spacing w:after="0"/>
+            </w:pPr>
+            <w:r>
+              <w:rPr>
+                <w:rFonts w:ascii="Calibri" w:cs="Calibri" w:eastAsia="Calibri" w:hAnsi="Calibri"/>
+                <w:b w:val="false"/>
+                <w:bCs w:val="false"/>
+                <w:color w:val="334155"/>
+                <w:sz w:val="19"/>
+                <w:szCs w:val="19"/>
+              </w:rPr>
+              <w:t xml:space="preserve">🧱 Full Sync with Google Contacts</w:t>
+            </w:r>
+          </w:p>
+        </w:tc>
+        <w:tc>
+          <w:tcPr>
+            <w:tcW w:type="dxa" w:w="6160"/>
+            <w:shd w:fill="F1F5F9" w:color="auto" w:val="clear"/>
+            <w:tcMar>
+              <w:top w:type="dxa" w:w="70"/>
+              <w:left w:type="dxa" w:w="110"/>
+              <w:bottom w:type="dxa" w:w="70"/>
+              <w:right w:type="dxa" w:w="110"/>
+            </w:tcMar>
+          </w:tcPr>
+          <w:p>
+            <w:pPr>
+              <w:spacing w:after="0"/>
+            </w:pPr>
+            <w:r>
+              <w:rPr>
+                <w:rFonts w:ascii="Calibri" w:cs="Calibri" w:eastAsia="Calibri" w:hAnsi="Calibri"/>
+                <w:b w:val="false"/>
+                <w:bCs w:val="false"/>
+                <w:color w:val="334155"/>
+                <w:sz w:val="19"/>
+                <w:szCs w:val="19"/>
+              </w:rPr>
+              <w:t xml:space="preserve">An external action. Takes the formatted Phone Contacts tab and pushes it into your actual Google Contacts via a “School Directory” label — one phone number per card — so a parent's name, relationship, and student show on your phone's caller ID.</w:t>
+            </w:r>
+          </w:p>
+        </w:tc>
+      </w:tr>
+    </w:tbl>
+    <w:p>
+      <w:pPr>
+        <w:spacing w:after="120"/>
+      </w:pPr>
+      <w:r>
+        <w:rPr>
+          <w:rFonts w:ascii="Calibri" w:cs="Calibri" w:eastAsia="Calibri" w:hAnsi="Calibri"/>
+          <w:color w:val="334155"/>
+          <w:sz w:val="21"/>
+          <w:szCs w:val="21"/>
+        </w:rPr>
+        <w:t xml:space="preserve">The phone sync runs in “mirror” mode — creating, editing, and removing contacts so the label always matches your directory. It runs nightly or on demand via </w:t>
+      </w:r>
+      <w:r>
+        <w:rPr>
+          <w:rFonts w:ascii="Calibri" w:cs="Calibri" w:eastAsia="Calibri" w:hAnsi="Calibri"/>
+          <w:b/>
+          <w:bCs/>
+          <w:color w:val="334155"/>
+          <w:sz w:val="21"/>
+          <w:szCs w:val="21"/>
+        </w:rPr>
+        <w:t xml:space="preserve">🧱 Full Sync</w:t>
+      </w:r>
+      <w:r>
+        <w:rPr>
+          <w:rFonts w:ascii="Calibri" w:cs="Calibri" w:eastAsia="Calibri" w:hAnsi="Calibri"/>
+          <w:color w:val="334155"/>
+          <w:sz w:val="21"/>
+          <w:szCs w:val="21"/>
+        </w:rPr>
+        <w:t xml:space="preserve">, with a progress sidebar you can pause, stop, or restart; it's resilient and resumes if it hits Google's time limits.</w:t>
+      </w:r>
+    </w:p>
+    <w:p>
+      <w:r>
+        <w:br w:type="page"/>
+      </w:r>
+    </w:p>
+    <w:p>
+      <w:pPr>
+        <w:pStyle w:val="Heading1"/>
+        <w:pBdr>
+          <w:bottom w:val="single" w:color="1D4ED8" w:sz="12" w:space="6"/>
+        </w:pBdr>
+        <w:spacing w:after="140" w:before="360"/>
+      </w:pPr>
+      <w:bookmarkStart w:name="part3" w:id="1"/>
+      <w:r>
+        <w:rPr>
+          <w:rFonts w:ascii="Calibri" w:cs="Calibri" w:eastAsia="Calibri" w:hAnsi="Calibri"/>
+          <w:b/>
+          <w:bCs/>
+          <w:color w:val="0F172A"/>
+          <w:sz w:val="30"/>
+          <w:szCs w:val="30"/>
+        </w:rPr>
+        <w:t xml:space="preserve">Part 3 — Migration &amp; Updates</w:t>
+      </w:r>
+      <w:bookmarkEnd w:id="1"/>
+    </w:p>
+    <w:p>
+      <w:pPr>
+        <w:pStyle w:val="Heading2"/>
+        <w:spacing w:after="90" w:before="240"/>
+      </w:pPr>
+      <w:r>
+        <w:rPr>
+          <w:rFonts w:ascii="Calibri" w:cs="Calibri" w:eastAsia="Calibri" w:hAnsi="Calibri"/>
+          <w:b/>
+          <w:bCs/>
+          <w:color w:val="1D4ED8"/>
+          <w:sz w:val="24"/>
+          <w:szCs w:val="24"/>
+        </w:rPr>
+        <w:t xml:space="preserve">Importing data from an older sheet (Migration Wizard)</w:t>
+      </w:r>
+    </w:p>
+    <w:p>
+      <w:pPr>
+        <w:spacing w:after="120"/>
+      </w:pPr>
+      <w:r>
+        <w:rPr>
+          <w:rFonts w:ascii="Calibri" w:cs="Calibri" w:eastAsia="Calibri" w:hAnsi="Calibri"/>
+          <w:color w:val="334155"/>
+          <w:sz w:val="21"/>
+          <w:szCs w:val="21"/>
+        </w:rPr>
+        <w:t xml:space="preserve">Open </w:t>
+      </w:r>
+      <w:r>
+        <w:rPr>
+          <w:rFonts w:ascii="Calibri" w:cs="Calibri" w:eastAsia="Calibri" w:hAnsi="Calibri"/>
+          <w:b/>
+          <w:bCs/>
+          <w:color w:val="334155"/>
+          <w:sz w:val="21"/>
+          <w:szCs w:val="21"/>
+        </w:rPr>
+        <w:t xml:space="preserve">🚀 App Menu → 🔄 Import Old Data</w:t>
+      </w:r>
+      <w:r>
+        <w:rPr>
+          <w:rFonts w:ascii="Calibri" w:cs="Calibri" w:eastAsia="Calibri" w:hAnsi="Calibri"/>
+          <w:color w:val="334155"/>
+          <w:sz w:val="21"/>
+          <w:szCs w:val="21"/>
+        </w:rPr>
+        <w:t xml:space="preserve">. (On an “upgrade” copy of the template it opens by itself.) Paste the link to your older PC sheet and click </w:t>
+      </w:r>
+      <w:r>
+        <w:rPr>
+          <w:rFonts w:ascii="Calibri" w:cs="Calibri" w:eastAsia="Calibri" w:hAnsi="Calibri"/>
+          <w:b/>
+          <w:bCs/>
+          <w:color w:val="334155"/>
+          <w:sz w:val="21"/>
+          <w:szCs w:val="21"/>
+        </w:rPr>
+        <w:t xml:space="preserve">Start Safe Migration</w:t>
+      </w:r>
+      <w:r>
+        <w:rPr>
+          <w:rFonts w:ascii="Calibri" w:cs="Calibri" w:eastAsia="Calibri" w:hAnsi="Calibri"/>
+          <w:color w:val="334155"/>
+          <w:sz w:val="21"/>
+          <w:szCs w:val="21"/>
+        </w:rPr>
+        <w:t xml:space="preserve">. The wizard runs six steps:</w:t>
+      </w:r>
+    </w:p>
+    <w:p>
+      <w:pPr>
+        <w:pStyle w:val="ListParagraph"/>
+        <w:numPr>
+          <w:ilvl w:val="0"/>
+          <w:numId w:val="3"/>
+        </w:numPr>
+        <w:spacing w:after="80"/>
+      </w:pPr>
+      <w:r>
+        <w:rPr>
+          <w:rFonts w:ascii="Calibri" w:cs="Calibri" w:eastAsia="Calibri" w:hAnsi="Calibri"/>
+          <w:color w:val="334155"/>
+          <w:sz w:val="21"/>
+          <w:szCs w:val="21"/>
+        </w:rPr>
+        <w:t xml:space="preserve">Connect to the old sheet (confirms the link works and you have access).</w:t>
+      </w:r>
+    </w:p>
+    <w:p>
+      <w:pPr>
+        <w:pStyle w:val="ListParagraph"/>
+        <w:numPr>
+          <w:ilvl w:val="0"/>
+          <w:numId w:val="3"/>
+        </w:numPr>
+        <w:spacing w:after="80"/>
+      </w:pPr>
+      <w:r>
+        <w:rPr>
+          <w:rFonts w:ascii="Calibri" w:cs="Calibri" w:eastAsia="Calibri" w:hAnsi="Calibri"/>
+          <w:color w:val="334155"/>
+          <w:sz w:val="21"/>
+          <w:szCs w:val="21"/>
+        </w:rPr>
+        <w:t xml:space="preserve">Recover your custom settings (inferred from which tabs were visible in the old sheet).</w:t>
+      </w:r>
+    </w:p>
+    <w:p>
+      <w:pPr>
+        <w:pStyle w:val="ListParagraph"/>
+        <w:numPr>
+          <w:ilvl w:val="0"/>
+          <w:numId w:val="3"/>
+        </w:numPr>
+        <w:spacing w:after="80"/>
+      </w:pPr>
+      <w:r>
+        <w:rPr>
+          <w:rFonts w:ascii="Calibri" w:cs="Calibri" w:eastAsia="Calibri" w:hAnsi="Calibri"/>
+          <w:color w:val="334155"/>
+          <w:sz w:val="21"/>
+          <w:szCs w:val="21"/>
+        </w:rPr>
+        <w:t xml:space="preserve">Migrate your ATS Raw Data.</w:t>
+      </w:r>
+    </w:p>
+    <w:p>
+      <w:pPr>
+        <w:pStyle w:val="ListParagraph"/>
+        <w:numPr>
+          <w:ilvl w:val="0"/>
+          <w:numId w:val="3"/>
+        </w:numPr>
+        <w:spacing w:after="80"/>
+      </w:pPr>
+      <w:r>
+        <w:rPr>
+          <w:rFonts w:ascii="Calibri" w:cs="Calibri" w:eastAsia="Calibri" w:hAnsi="Calibri"/>
+          <w:color w:val="334155"/>
+          <w:sz w:val="21"/>
+          <w:szCs w:val="21"/>
+        </w:rPr>
+        <w:t xml:space="preserve">Transfer your Events, Send Out, and Student Overrides.</w:t>
+      </w:r>
+    </w:p>
+    <w:p>
+      <w:pPr>
+        <w:pStyle w:val="ListParagraph"/>
+        <w:numPr>
+          <w:ilvl w:val="0"/>
+          <w:numId w:val="3"/>
+        </w:numPr>
+        <w:spacing w:after="80"/>
+      </w:pPr>
+      <w:r>
+        <w:rPr>
+          <w:rFonts w:ascii="Calibri" w:cs="Calibri" w:eastAsia="Calibri" w:hAnsi="Calibri"/>
+          <w:color w:val="334155"/>
+          <w:sz w:val="21"/>
+          <w:szCs w:val="21"/>
+        </w:rPr>
+        <w:t xml:space="preserve">Smart-map the Contact Log — it matches columns by their headers, so it still works even if the layout changed between versions, and it strips blank/“ghost” rows automatically.</w:t>
+      </w:r>
+    </w:p>
+    <w:p>
+      <w:pPr>
+        <w:pStyle w:val="ListParagraph"/>
+        <w:numPr>
+          <w:ilvl w:val="0"/>
+          <w:numId w:val="3"/>
+        </w:numPr>
+        <w:spacing w:after="80"/>
+      </w:pPr>
+      <w:r>
+        <w:rPr>
+          <w:rFonts w:ascii="Calibri" w:cs="Calibri" w:eastAsia="Calibri" w:hAnsi="Calibri"/>
+          <w:color w:val="334155"/>
+          <w:sz w:val="21"/>
+          <w:szCs w:val="21"/>
+        </w:rPr>
+        <w:t xml:space="preserve">Finalize and rebuild all directories.</w:t>
+      </w:r>
+    </w:p>
+    <w:tbl>
+      <w:tblPr>
+        <w:tblW w:type="pct" w:w="100%"/>
+        <w:tblBorders>
+          <w:top w:val="dashed" w:color="94A3B8" w:sz="6"/>
+          <w:left w:val="dashed" w:color="94A3B8" w:sz="6"/>
+          <w:bottom w:val="dashed" w:color="94A3B8" w:sz="6"/>
+          <w:right w:val="dashed" w:color="94A3B8" w:sz="6"/>
+          <w:insideH w:val="none"/>
+          <w:insideV w:val="none"/>
+        </w:tblBorders>
+      </w:tblPr>
+      <w:tblGrid>
+        <w:gridCol w:w="9360"/>
+      </w:tblGrid>
+      <w:tr>
+        <w:tc>
+          <w:tcPr>
+            <w:tcW w:type="dxa" w:w="9360"/>
+            <w:shd w:fill="F1F5F9" w:color="auto" w:val="clear"/>
+            <w:tcMar>
+              <w:top w:type="dxa" w:w="200"/>
+              <w:left w:type="dxa" w:w="160"/>
+              <w:bottom w:type="dxa" w:w="200"/>
+              <w:right w:type="dxa" w:w="160"/>
+            </w:tcMar>
+          </w:tcPr>
+          <w:p>
+            <w:pPr>
+              <w:spacing w:after="40"/>
+              <w:jc w:val="center"/>
+            </w:pPr>
+            <w:r>
+              <w:rPr>
+                <w:rFonts w:ascii="Calibri" w:cs="Calibri" w:eastAsia="Calibri" w:hAnsi="Calibri"/>
+                <w:b/>
+                <w:bCs/>
+                <w:color w:val="64748B"/>
+                <w:sz w:val="20"/>
+                <w:szCs w:val="20"/>
+              </w:rPr>
+              <w:t xml:space="preserve">📷  SCREENSHOT PLACEHOLDER</w:t>
+            </w:r>
+          </w:p>
+          <w:p>
+            <w:pPr>
+              <w:jc w:val="center"/>
+            </w:pPr>
+            <w:r>
+              <w:rPr>
+                <w:rFonts w:ascii="Calibri" w:cs="Calibri" w:eastAsia="Calibri" w:hAnsi="Calibri"/>
+                <w:i/>
+                <w:iCs/>
+                <w:color w:val="64748B"/>
+                <w:sz w:val="19"/>
+                <w:szCs w:val="19"/>
+              </w:rPr>
+              <w:t xml:space="preserve">The System Upgrade Wizard with the old-sheet URL box and the six-step checklist.</w:t>
+            </w:r>
+          </w:p>
+        </w:tc>
+      </w:tr>
+    </w:tbl>
+    <w:tbl>
+      <w:tblPr>
+        <w:tblW w:type="pct" w:w="100%"/>
+        <w:tblBorders>
+          <w:top w:val="single" w:color="F0FDF4" w:sz="2"/>
+          <w:left w:val="single" w:color="166534" w:sz="24"/>
+          <w:bottom w:val="single" w:color="F0FDF4" w:sz="2"/>
+          <w:right w:val="single" w:color="F0FDF4" w:sz="2"/>
+          <w:insideH w:val="none"/>
+          <w:insideV w:val="none"/>
+        </w:tblBorders>
+      </w:tblPr>
+      <w:tblGrid>
+        <w:gridCol w:w="9360"/>
+      </w:tblGrid>
+      <w:tr>
+        <w:tc>
+          <w:tcPr>
+            <w:tcW w:type="dxa" w:w="9360"/>
+            <w:shd w:fill="F0FDF4" w:color="auto" w:val="clear"/>
+            <w:tcMar>
+              <w:top w:type="dxa" w:w="120"/>
+              <w:left w:type="dxa" w:w="160"/>
+              <w:bottom w:type="dxa" w:w="120"/>
+              <w:right w:type="dxa" w:w="160"/>
+            </w:tcMar>
+          </w:tcPr>
+          <w:p>
+            <w:pPr>
+              <w:spacing w:after="40"/>
+            </w:pPr>
+            <w:r>
+              <w:rPr>
+                <w:rFonts w:ascii="Calibri" w:cs="Calibri" w:eastAsia="Calibri" w:hAnsi="Calibri"/>
+                <w:b/>
+                <w:bCs/>
+                <w:color w:val="166534"/>
+                <w:sz w:val="21"/>
+                <w:szCs w:val="21"/>
+              </w:rPr>
               <w:t xml:space="preserve">Migration is one-directional and non-destructive.</w:t>
             </w:r>
           </w:p>
@@ -5362,6 +8073,69 @@
         <w:t xml:space="preserve">Hands you the link to next year's fresh, fast template.</w:t>
       </w:r>
     </w:p>
+    <w:tbl>
+      <w:tblPr>
+        <w:tblW w:type="pct" w:w="100%"/>
+        <w:tblBorders>
+          <w:top w:val="dashed" w:color="94A3B8" w:sz="6"/>
+          <w:left w:val="dashed" w:color="94A3B8" w:sz="6"/>
+          <w:bottom w:val="dashed" w:color="94A3B8" w:sz="6"/>
+          <w:right w:val="dashed" w:color="94A3B8" w:sz="6"/>
+          <w:insideH w:val="none"/>
+          <w:insideV w:val="none"/>
+        </w:tblBorders>
+      </w:tblPr>
+      <w:tblGrid>
+        <w:gridCol w:w="9360"/>
+      </w:tblGrid>
+      <w:tr>
+        <w:tc>
+          <w:tcPr>
+            <w:tcW w:type="dxa" w:w="9360"/>
+            <w:shd w:fill="F1F5F9" w:color="auto" w:val="clear"/>
+            <w:tcMar>
+              <w:top w:type="dxa" w:w="200"/>
+              <w:left w:type="dxa" w:w="160"/>
+              <w:bottom w:type="dxa" w:w="200"/>
+              <w:right w:type="dxa" w:w="160"/>
+            </w:tcMar>
+          </w:tcPr>
+          <w:p>
+            <w:pPr>
+              <w:spacing w:after="40"/>
+              <w:jc w:val="center"/>
+            </w:pPr>
+            <w:r>
+              <w:rPr>
+                <w:rFonts w:ascii="Calibri" w:cs="Calibri" w:eastAsia="Calibri" w:hAnsi="Calibri"/>
+                <w:b/>
+                <w:bCs/>
+                <w:color w:val="64748B"/>
+                <w:sz w:val="20"/>
+                <w:szCs w:val="20"/>
+              </w:rPr>
+              <w:t xml:space="preserve">📷  SCREENSHOT PLACEHOLDER</w:t>
+            </w:r>
+          </w:p>
+          <w:p>
+            <w:pPr>
+              <w:jc w:val="center"/>
+            </w:pPr>
+            <w:r>
+              <w:rPr>
+                <w:rFonts w:ascii="Calibri" w:cs="Calibri" w:eastAsia="Calibri" w:hAnsi="Calibri"/>
+                <w:i/>
+                <w:iCs/>
+                <w:color w:val="64748B"/>
+                <w:sz w:val="19"/>
+                <w:szCs w:val="19"/>
+              </w:rPr>
+              <w:t xml:space="preserve">The End of Year Rollover wizard: archive summary and the “Get New Template” button.</w:t>
+            </w:r>
+          </w:p>
+        </w:tc>
+      </w:tr>
+    </w:tbl>
     <w:tbl>
       <w:tblPr>
         <w:tblW w:type="pct" w:w="100%"/>
@@ -5432,6 +8206,7 @@
         </w:pBdr>
         <w:spacing w:after="140" w:before="360"/>
       </w:pPr>
+      <w:bookmarkStart w:name="part4" w:id="1"/>
       <w:r>
         <w:rPr>
           <w:rFonts w:ascii="Calibri" w:cs="Calibri" w:eastAsia="Calibri" w:hAnsi="Calibri"/>
@@ -5443,6 +8218,7 @@
         </w:rPr>
         <w:t xml:space="preserve">Part 4 — Security &amp; Privacy</w:t>
       </w:r>
+      <w:bookmarkEnd w:id="1"/>
     </w:p>
     <w:tbl>
       <w:tblPr>
@@ -5495,7 +8271,7 @@
                 <w:sz w:val="20"/>
                 <w:szCs w:val="20"/>
               </w:rPr>
-              <w:t xml:space="preserve">This tool has no server and no database of mine. The code runs entirely inside your own Google account. Nothing about your families is ever sent to me or anyone else.</w:t>
+              <w:t xml:space="preserve">This tool has no server and no database of mine. The code runs entirely inside your own Google account. Nothing about your families is ever sent to me or anyone else. Once you make a copy, it's yours.</w:t>
             </w:r>
           </w:p>
         </w:tc>
@@ -5686,7 +8462,27 @@
           <w:sz w:val="21"/>
           <w:szCs w:val="21"/>
         </w:rPr>
-        <w:t xml:space="preserve"> that the tool is unsafe. Approving it grants permissions to code operating only within your account.</w:t>
+        <w:t xml:space="preserve"> that the tool is unsafe. Approving it grants permissions to code operating only within your account. For a permission-by-permission breakdown, see </w:t>
+      </w:r>
+      <w:r>
+        <w:rPr>
+          <w:rFonts w:ascii="Calibri" w:cs="Calibri" w:eastAsia="Calibri" w:hAnsi="Calibri"/>
+          <w:b/>
+          <w:bCs/>
+          <w:color w:val="334155"/>
+          <w:sz w:val="21"/>
+          <w:szCs w:val="21"/>
+        </w:rPr>
+        <w:t xml:space="preserve">“What each authorization actually does”</w:t>
+      </w:r>
+      <w:r>
+        <w:rPr>
+          <w:rFonts w:ascii="Calibri" w:cs="Calibri" w:eastAsia="Calibri" w:hAnsi="Calibri"/>
+          <w:color w:val="334155"/>
+          <w:sz w:val="21"/>
+          <w:szCs w:val="21"/>
+        </w:rPr>
+        <w:t xml:space="preserve"> in Part 1.</w:t>
       </w:r>
     </w:p>
     <w:p>
@@ -5703,464 +8499,7 @@
           <w:sz w:val="24"/>
           <w:szCs w:val="24"/>
         </w:rPr>
-        <w:t xml:space="preserve">What each permission is for</w:t>
-      </w:r>
-    </w:p>
-    <w:p>
-      <w:pPr>
-        <w:spacing w:after="120"/>
-      </w:pPr>
-      <w:r>
-        <w:rPr>
-          <w:rFonts w:ascii="Calibri" w:cs="Calibri" w:eastAsia="Calibri" w:hAnsi="Calibri"/>
-          <w:color w:val="334155"/>
-          <w:sz w:val="21"/>
-          <w:szCs w:val="21"/>
-        </w:rPr>
-        <w:t xml:space="preserve">The tool asks only for the access it needs to do its job. Here's the map:</w:t>
-      </w:r>
-    </w:p>
-    <w:tbl>
-      <w:tblPr>
-        <w:tblW w:type="dxa" w:w="9360"/>
-        <w:tblBorders>
-          <w:top w:val="single" w:color="CBD5E1" w:sz="2"/>
-          <w:left w:val="single" w:color="CBD5E1" w:sz="2"/>
-          <w:bottom w:val="single" w:color="CBD5E1" w:sz="2"/>
-          <w:right w:val="single" w:color="CBD5E1" w:sz="2"/>
-          <w:insideH w:val="single" w:color="CBD5E1" w:sz="2"/>
-          <w:insideV w:val="single" w:color="CBD5E1" w:sz="2"/>
-        </w:tblBorders>
-      </w:tblPr>
-      <w:tblGrid>
-        <w:gridCol w:w="4100"/>
-        <w:gridCol w:w="5260"/>
-      </w:tblGrid>
-      <w:tr>
-        <w:trPr>
-          <w:tblHeader/>
-        </w:trPr>
-        <w:tc>
-          <w:tcPr>
-            <w:tcW w:type="dxa" w:w="4100"/>
-            <w:shd w:fill="0F2A4A" w:color="auto" w:val="clear"/>
-            <w:tcMar>
-              <w:top w:type="dxa" w:w="70"/>
-              <w:left w:type="dxa" w:w="110"/>
-              <w:bottom w:type="dxa" w:w="70"/>
-              <w:right w:type="dxa" w:w="110"/>
-            </w:tcMar>
-          </w:tcPr>
-          <w:p>
-            <w:pPr>
-              <w:spacing w:after="0"/>
-            </w:pPr>
-            <w:r>
-              <w:rPr>
-                <w:rFonts w:ascii="Calibri" w:cs="Calibri" w:eastAsia="Calibri" w:hAnsi="Calibri"/>
-                <w:b/>
-                <w:bCs/>
-                <w:color w:val="FFFFFF"/>
-                <w:sz w:val="19"/>
-                <w:szCs w:val="19"/>
-              </w:rPr>
-              <w:t xml:space="preserve">Permission Google shows</w:t>
-            </w:r>
-          </w:p>
-        </w:tc>
-        <w:tc>
-          <w:tcPr>
-            <w:tcW w:type="dxa" w:w="5260"/>
-            <w:shd w:fill="0F2A4A" w:color="auto" w:val="clear"/>
-            <w:tcMar>
-              <w:top w:type="dxa" w:w="70"/>
-              <w:left w:type="dxa" w:w="110"/>
-              <w:bottom w:type="dxa" w:w="70"/>
-              <w:right w:type="dxa" w:w="110"/>
-            </w:tcMar>
-          </w:tcPr>
-          <w:p>
-            <w:pPr>
-              <w:spacing w:after="0"/>
-            </w:pPr>
-            <w:r>
-              <w:rPr>
-                <w:rFonts w:ascii="Calibri" w:cs="Calibri" w:eastAsia="Calibri" w:hAnsi="Calibri"/>
-                <w:b/>
-                <w:bCs/>
-                <w:color w:val="FFFFFF"/>
-                <w:sz w:val="19"/>
-                <w:szCs w:val="19"/>
-              </w:rPr>
-              <w:t xml:space="preserve">Used for</w:t>
-            </w:r>
-          </w:p>
-        </w:tc>
-      </w:tr>
-      <w:tr>
-        <w:tc>
-          <w:tcPr>
-            <w:tcW w:type="dxa" w:w="4100"/>
-            <w:shd w:fill="FFFFFF" w:color="auto" w:val="clear"/>
-            <w:tcMar>
-              <w:top w:type="dxa" w:w="70"/>
-              <w:left w:type="dxa" w:w="110"/>
-              <w:bottom w:type="dxa" w:w="70"/>
-              <w:right w:type="dxa" w:w="110"/>
-            </w:tcMar>
-          </w:tcPr>
-          <w:p>
-            <w:pPr>
-              <w:spacing w:after="0"/>
-            </w:pPr>
-            <w:r>
-              <w:rPr>
-                <w:rFonts w:ascii="Calibri" w:cs="Calibri" w:eastAsia="Calibri" w:hAnsi="Calibri"/>
-                <w:b w:val="false"/>
-                <w:bCs w:val="false"/>
-                <w:color w:val="334155"/>
-                <w:sz w:val="19"/>
-                <w:szCs w:val="19"/>
-              </w:rPr>
-              <w:t xml:space="preserve">See, edit, create, and delete your spreadsheets</w:t>
-            </w:r>
-          </w:p>
-        </w:tc>
-        <w:tc>
-          <w:tcPr>
-            <w:tcW w:type="dxa" w:w="5260"/>
-            <w:shd w:fill="FFFFFF" w:color="auto" w:val="clear"/>
-            <w:tcMar>
-              <w:top w:type="dxa" w:w="70"/>
-              <w:left w:type="dxa" w:w="110"/>
-              <w:bottom w:type="dxa" w:w="70"/>
-              <w:right w:type="dxa" w:w="110"/>
-            </w:tcMar>
-          </w:tcPr>
-          <w:p>
-            <w:pPr>
-              <w:spacing w:after="0"/>
-            </w:pPr>
-            <w:r>
-              <w:rPr>
-                <w:rFonts w:ascii="Calibri" w:cs="Calibri" w:eastAsia="Calibri" w:hAnsi="Calibri"/>
-                <w:b w:val="false"/>
-                <w:bCs w:val="false"/>
-                <w:color w:val="334155"/>
-                <w:sz w:val="19"/>
-                <w:szCs w:val="19"/>
-              </w:rPr>
-              <w:t xml:space="preserve">Reading RAW Data and writing the Master Table, Directory, Contact Log, PCAR, and all derived tabs.</w:t>
-            </w:r>
-          </w:p>
-        </w:tc>
-      </w:tr>
-      <w:tr>
-        <w:tc>
-          <w:tcPr>
-            <w:tcW w:type="dxa" w:w="4100"/>
-            <w:shd w:fill="F1F5F9" w:color="auto" w:val="clear"/>
-            <w:tcMar>
-              <w:top w:type="dxa" w:w="70"/>
-              <w:left w:type="dxa" w:w="110"/>
-              <w:bottom w:type="dxa" w:w="70"/>
-              <w:right w:type="dxa" w:w="110"/>
-            </w:tcMar>
-          </w:tcPr>
-          <w:p>
-            <w:pPr>
-              <w:spacing w:after="0"/>
-            </w:pPr>
-            <w:r>
-              <w:rPr>
-                <w:rFonts w:ascii="Calibri" w:cs="Calibri" w:eastAsia="Calibri" w:hAnsi="Calibri"/>
-                <w:b w:val="false"/>
-                <w:bCs w:val="false"/>
-                <w:color w:val="334155"/>
-                <w:sz w:val="19"/>
-                <w:szCs w:val="19"/>
-              </w:rPr>
-              <w:t xml:space="preserve">See, edit, download, and permanently delete your contacts</w:t>
-            </w:r>
-          </w:p>
-        </w:tc>
-        <w:tc>
-          <w:tcPr>
-            <w:tcW w:type="dxa" w:w="5260"/>
-            <w:shd w:fill="F1F5F9" w:color="auto" w:val="clear"/>
-            <w:tcMar>
-              <w:top w:type="dxa" w:w="70"/>
-              <w:left w:type="dxa" w:w="110"/>
-              <w:bottom w:type="dxa" w:w="70"/>
-              <w:right w:type="dxa" w:w="110"/>
-            </w:tcMar>
-          </w:tcPr>
-          <w:p>
-            <w:pPr>
-              <w:spacing w:after="0"/>
-            </w:pPr>
-            <w:r>
-              <w:rPr>
-                <w:rFonts w:ascii="Calibri" w:cs="Calibri" w:eastAsia="Calibri" w:hAnsi="Calibri"/>
-                <w:b w:val="false"/>
-                <w:bCs w:val="false"/>
-                <w:color w:val="334155"/>
-                <w:sz w:val="19"/>
-                <w:szCs w:val="19"/>
-              </w:rPr>
-              <w:t xml:space="preserve">The optional “School Directory” phone sync (only if you turn it on).</w:t>
-            </w:r>
-          </w:p>
-        </w:tc>
-      </w:tr>
-      <w:tr>
-        <w:tc>
-          <w:tcPr>
-            <w:tcW w:type="dxa" w:w="4100"/>
-            <w:shd w:fill="FFFFFF" w:color="auto" w:val="clear"/>
-            <w:tcMar>
-              <w:top w:type="dxa" w:w="70"/>
-              <w:left w:type="dxa" w:w="110"/>
-              <w:bottom w:type="dxa" w:w="70"/>
-              <w:right w:type="dxa" w:w="110"/>
-            </w:tcMar>
-          </w:tcPr>
-          <w:p>
-            <w:pPr>
-              <w:spacing w:after="0"/>
-            </w:pPr>
-            <w:r>
-              <w:rPr>
-                <w:rFonts w:ascii="Calibri" w:cs="Calibri" w:eastAsia="Calibri" w:hAnsi="Calibri"/>
-                <w:b w:val="false"/>
-                <w:bCs w:val="false"/>
-                <w:color w:val="334155"/>
-                <w:sz w:val="19"/>
-                <w:szCs w:val="19"/>
-              </w:rPr>
-              <w:t xml:space="preserve">See, create, and delete your Google Drive files</w:t>
-            </w:r>
-          </w:p>
-        </w:tc>
-        <w:tc>
-          <w:tcPr>
-            <w:tcW w:type="dxa" w:w="5260"/>
-            <w:shd w:fill="FFFFFF" w:color="auto" w:val="clear"/>
-            <w:tcMar>
-              <w:top w:type="dxa" w:w="70"/>
-              <w:left w:type="dxa" w:w="110"/>
-              <w:bottom w:type="dxa" w:w="70"/>
-              <w:right w:type="dxa" w:w="110"/>
-            </w:tcMar>
-          </w:tcPr>
-          <w:p>
-            <w:pPr>
-              <w:spacing w:after="0"/>
-            </w:pPr>
-            <w:r>
-              <w:rPr>
-                <w:rFonts w:ascii="Calibri" w:cs="Calibri" w:eastAsia="Calibri" w:hAnsi="Calibri"/>
-                <w:b w:val="false"/>
-                <w:bCs w:val="false"/>
-                <w:color w:val="334155"/>
-                <w:sz w:val="19"/>
-                <w:szCs w:val="19"/>
-              </w:rPr>
-              <w:t xml:space="preserve">Saving the PDF archive at year-end rollover, and opening your old sheet during migration.</w:t>
-            </w:r>
-          </w:p>
-        </w:tc>
-      </w:tr>
-      <w:tr>
-        <w:tc>
-          <w:tcPr>
-            <w:tcW w:type="dxa" w:w="4100"/>
-            <w:shd w:fill="F1F5F9" w:color="auto" w:val="clear"/>
-            <w:tcMar>
-              <w:top w:type="dxa" w:w="70"/>
-              <w:left w:type="dxa" w:w="110"/>
-              <w:bottom w:type="dxa" w:w="70"/>
-              <w:right w:type="dxa" w:w="110"/>
-            </w:tcMar>
-          </w:tcPr>
-          <w:p>
-            <w:pPr>
-              <w:spacing w:after="0"/>
-            </w:pPr>
-            <w:r>
-              <w:rPr>
-                <w:rFonts w:ascii="Calibri" w:cs="Calibri" w:eastAsia="Calibri" w:hAnsi="Calibri"/>
-                <w:b w:val="false"/>
-                <w:bCs w:val="false"/>
-                <w:color w:val="334155"/>
-                <w:sz w:val="19"/>
-                <w:szCs w:val="19"/>
-              </w:rPr>
-              <w:t xml:space="preserve">Connect to an external service</w:t>
-            </w:r>
-          </w:p>
-        </w:tc>
-        <w:tc>
-          <w:tcPr>
-            <w:tcW w:type="dxa" w:w="5260"/>
-            <w:shd w:fill="F1F5F9" w:color="auto" w:val="clear"/>
-            <w:tcMar>
-              <w:top w:type="dxa" w:w="70"/>
-              <w:left w:type="dxa" w:w="110"/>
-              <w:bottom w:type="dxa" w:w="70"/>
-              <w:right w:type="dxa" w:w="110"/>
-            </w:tcMar>
-          </w:tcPr>
-          <w:p>
-            <w:pPr>
-              <w:spacing w:after="0"/>
-            </w:pPr>
-            <w:r>
-              <w:rPr>
-                <w:rFonts w:ascii="Calibri" w:cs="Calibri" w:eastAsia="Calibri" w:hAnsi="Calibri"/>
-                <w:b w:val="false"/>
-                <w:bCs w:val="false"/>
-                <w:color w:val="334155"/>
-                <w:sz w:val="19"/>
-                <w:szCs w:val="19"/>
-              </w:rPr>
-              <w:t xml:space="preserve">A read-only check of the shared Version Tracker so you're told when a newer template exists.</w:t>
-            </w:r>
-          </w:p>
-        </w:tc>
-      </w:tr>
-      <w:tr>
-        <w:tc>
-          <w:tcPr>
-            <w:tcW w:type="dxa" w:w="4100"/>
-            <w:shd w:fill="FFFFFF" w:color="auto" w:val="clear"/>
-            <w:tcMar>
-              <w:top w:type="dxa" w:w="70"/>
-              <w:left w:type="dxa" w:w="110"/>
-              <w:bottom w:type="dxa" w:w="70"/>
-              <w:right w:type="dxa" w:w="110"/>
-            </w:tcMar>
-          </w:tcPr>
-          <w:p>
-            <w:pPr>
-              <w:spacing w:after="0"/>
-            </w:pPr>
-            <w:r>
-              <w:rPr>
-                <w:rFonts w:ascii="Calibri" w:cs="Calibri" w:eastAsia="Calibri" w:hAnsi="Calibri"/>
-                <w:b w:val="false"/>
-                <w:bCs w:val="false"/>
-                <w:color w:val="334155"/>
-                <w:sz w:val="19"/>
-                <w:szCs w:val="19"/>
-              </w:rPr>
-              <w:t xml:space="preserve">Run when you're not present / manage triggers</w:t>
-            </w:r>
-          </w:p>
-        </w:tc>
-        <w:tc>
-          <w:tcPr>
-            <w:tcW w:type="dxa" w:w="5260"/>
-            <w:shd w:fill="FFFFFF" w:color="auto" w:val="clear"/>
-            <w:tcMar>
-              <w:top w:type="dxa" w:w="70"/>
-              <w:left w:type="dxa" w:w="110"/>
-              <w:bottom w:type="dxa" w:w="70"/>
-              <w:right w:type="dxa" w:w="110"/>
-            </w:tcMar>
-          </w:tcPr>
-          <w:p>
-            <w:pPr>
-              <w:spacing w:after="0"/>
-            </w:pPr>
-            <w:r>
-              <w:rPr>
-                <w:rFonts w:ascii="Calibri" w:cs="Calibri" w:eastAsia="Calibri" w:hAnsi="Calibri"/>
-                <w:b w:val="false"/>
-                <w:bCs w:val="false"/>
-                <w:color w:val="334155"/>
-                <w:sz w:val="19"/>
-                <w:szCs w:val="19"/>
-              </w:rPr>
-              <w:t xml:space="preserve">The automatic triggers: instant Contact Log updates, the nightly refresh/sync, and the update check.</w:t>
-            </w:r>
-          </w:p>
-        </w:tc>
-      </w:tr>
-      <w:tr>
-        <w:tc>
-          <w:tcPr>
-            <w:tcW w:type="dxa" w:w="4100"/>
-            <w:shd w:fill="F1F5F9" w:color="auto" w:val="clear"/>
-            <w:tcMar>
-              <w:top w:type="dxa" w:w="70"/>
-              <w:left w:type="dxa" w:w="110"/>
-              <w:bottom w:type="dxa" w:w="70"/>
-              <w:right w:type="dxa" w:w="110"/>
-            </w:tcMar>
-          </w:tcPr>
-          <w:p>
-            <w:pPr>
-              <w:spacing w:after="0"/>
-            </w:pPr>
-            <w:r>
-              <w:rPr>
-                <w:rFonts w:ascii="Calibri" w:cs="Calibri" w:eastAsia="Calibri" w:hAnsi="Calibri"/>
-                <w:b w:val="false"/>
-                <w:bCs w:val="false"/>
-                <w:color w:val="334155"/>
-                <w:sz w:val="19"/>
-                <w:szCs w:val="19"/>
-              </w:rPr>
-              <w:t xml:space="preserve">Display and run third-party web content in dialogs</w:t>
-            </w:r>
-          </w:p>
-        </w:tc>
-        <w:tc>
-          <w:tcPr>
-            <w:tcW w:type="dxa" w:w="5260"/>
-            <w:shd w:fill="F1F5F9" w:color="auto" w:val="clear"/>
-            <w:tcMar>
-              <w:top w:type="dxa" w:w="70"/>
-              <w:left w:type="dxa" w:w="110"/>
-              <w:bottom w:type="dxa" w:w="70"/>
-              <w:right w:type="dxa" w:w="110"/>
-            </w:tcMar>
-          </w:tcPr>
-          <w:p>
-            <w:pPr>
-              <w:spacing w:after="0"/>
-            </w:pPr>
-            <w:r>
-              <w:rPr>
-                <w:rFonts w:ascii="Calibri" w:cs="Calibri" w:eastAsia="Calibri" w:hAnsi="Calibri"/>
-                <w:b w:val="false"/>
-                <w:bCs w:val="false"/>
-                <w:color w:val="334155"/>
-                <w:sz w:val="19"/>
-                <w:szCs w:val="19"/>
-              </w:rPr>
-              <w:t xml:space="preserve">The menus, wizards, and sidebars (Settings, Migration, Rollover, progress bars).</w:t>
-            </w:r>
-          </w:p>
-        </w:tc>
-      </w:tr>
-    </w:tbl>
-    <w:p>
-      <w:pPr>
-        <w:pStyle w:val="Heading2"/>
-        <w:spacing w:after="90" w:before="240"/>
-      </w:pPr>
-      <w:r>
-        <w:rPr>
-          <w:rFonts w:ascii="Calibri" w:cs="Calibri" w:eastAsia="Calibri" w:hAnsi="Calibri"/>
-          <w:b/>
-          <w:bCs/>
-          <w:color w:val="1D4ED8"/>
-          <w:sz w:val="24"/>
-          <w:szCs w:val="24"/>
-        </w:rPr>
-        <w:t xml:space="preserve">The only thing that ever leaves your sheet</w:t>
+        <w:t xml:space="preserve">The only things that ever leave your sheet</w:t>
       </w:r>
     </w:p>
     <w:p>
@@ -6253,6 +8592,63 @@
         <w:t xml:space="preserve">go through a Google Form you choose to fill out — only the words you type are shared.</w:t>
       </w:r>
     </w:p>
+    <w:tbl>
+      <w:tblPr>
+        <w:tblW w:type="pct" w:w="100%"/>
+        <w:tblBorders>
+          <w:top w:val="single" w:color="EEF4FF" w:sz="2"/>
+          <w:left w:val="single" w:color="1D4ED8" w:sz="24"/>
+          <w:bottom w:val="single" w:color="EEF4FF" w:sz="2"/>
+          <w:right w:val="single" w:color="EEF4FF" w:sz="2"/>
+          <w:insideH w:val="none"/>
+          <w:insideV w:val="none"/>
+        </w:tblBorders>
+      </w:tblPr>
+      <w:tblGrid>
+        <w:gridCol w:w="9360"/>
+      </w:tblGrid>
+      <w:tr>
+        <w:tc>
+          <w:tcPr>
+            <w:tcW w:type="dxa" w:w="9360"/>
+            <w:shd w:fill="EEF4FF" w:color="auto" w:val="clear"/>
+            <w:tcMar>
+              <w:top w:type="dxa" w:w="120"/>
+              <w:left w:type="dxa" w:w="160"/>
+              <w:bottom w:type="dxa" w:w="120"/>
+              <w:right w:type="dxa" w:w="160"/>
+            </w:tcMar>
+          </w:tcPr>
+          <w:p>
+            <w:pPr>
+              <w:spacing w:after="40"/>
+            </w:pPr>
+            <w:r>
+              <w:rPr>
+                <w:rFonts w:ascii="Calibri" w:cs="Calibri" w:eastAsia="Calibri" w:hAnsi="Calibri"/>
+                <w:b/>
+                <w:bCs/>
+                <w:color w:val="1D4ED8"/>
+                <w:sz w:val="21"/>
+                <w:szCs w:val="21"/>
+              </w:rPr>
+              <w:t xml:space="preserve">Who can see your copy?</w:t>
+            </w:r>
+          </w:p>
+          <w:p>
+            <w:r>
+              <w:rPr>
+                <w:rFonts w:ascii="Calibri" w:cs="Calibri" w:eastAsia="Calibri" w:hAnsi="Calibri"/>
+                <w:color w:val="334155"/>
+                <w:sz w:val="20"/>
+                <w:szCs w:val="20"/>
+              </w:rPr>
+              <w:t xml:space="preserve">Entirely up to you. Once you make a copy it lives in your Drive; you decide who (if anyone) gets shared access, exactly like any other Google Sheet.</w:t>
+            </w:r>
+          </w:p>
+        </w:tc>
+      </w:tr>
+    </w:tbl>
     <w:p>
       <w:r>
         <w:br w:type="page"/>
@@ -6266,6 +8662,7 @@
         </w:pBdr>
         <w:spacing w:after="140" w:before="360"/>
       </w:pPr>
+      <w:bookmarkStart w:name="part5" w:id="1"/>
       <w:r>
         <w:rPr>
           <w:rFonts w:ascii="Calibri" w:cs="Calibri" w:eastAsia="Calibri" w:hAnsi="Calibri"/>
@@ -6277,6 +8674,7 @@
         </w:rPr>
         <w:t xml:space="preserve">Tips, Workflow &amp; Troubleshooting</w:t>
       </w:r>
+      <w:bookmarkEnd w:id="1"/>
     </w:p>
     <w:p>
       <w:pPr>
@@ -6311,7 +8709,7 @@
           <w:sz w:val="21"/>
           <w:szCs w:val="21"/>
         </w:rPr>
-        <w:t xml:space="preserve">Made a parent contact? Go to the Contact Log, type the OSIS or a name in a new row, and let the Ghost Typist fill the rest. Add your notes.</w:t>
+        <w:t xml:space="preserve">Before a call, use the Contact Log search bar to pull up the family's history.</w:t>
       </w:r>
     </w:p>
     <w:p>
@@ -6330,7 +8728,7 @@
           <w:sz w:val="21"/>
           <w:szCs w:val="21"/>
         </w:rPr>
-        <w:t xml:space="preserve">Need to fix a name, phone, or add a missing student? Use 👤 Student Overrides → New / Edit Student rather than editing RAW Data by hand.</w:t>
+        <w:t xml:space="preserve">Made a contact? In a new row, type the OSIS or a name and let the Ghost Typist fill the rest. Add your notes and follow-up flag.</w:t>
       </w:r>
     </w:p>
     <w:p>
@@ -6349,7 +8747,7 @@
           <w:sz w:val="21"/>
           <w:szCs w:val="21"/>
         </w:rPr>
-        <w:t xml:space="preserve">Got a fresh ATS export? Paste it into RAW Data, then run 🏗️ Build Sheets Only.</w:t>
+        <w:t xml:space="preserve">Need to fix a name/phone or add a missing student? Use 👤 Student Overrides → New / Edit Student rather than editing RAW Data by hand.</w:t>
       </w:r>
     </w:p>
     <w:p>
@@ -6368,7 +8766,26 @@
           <w:sz w:val="21"/>
           <w:szCs w:val="21"/>
         </w:rPr>
-        <w:t xml:space="preserve">Doing a big batch of entries? Turn on “Rebuilds: Manual / Nightly Sync Only” in Settings for speed, then run Build once at the end.</w:t>
+        <w:t xml:space="preserve">Got a fresh ATS export? Paste it into RAW Data (Paste Special → Values Only), then run 🏗️ Build Sheets Only.</w:t>
+      </w:r>
+    </w:p>
+    <w:p>
+      <w:pPr>
+        <w:pStyle w:val="ListParagraph"/>
+        <w:numPr>
+          <w:ilvl w:val="0"/>
+          <w:numId w:val="3"/>
+        </w:numPr>
+        <w:spacing w:after="80"/>
+      </w:pPr>
+      <w:r>
+        <w:rPr>
+          <w:rFonts w:ascii="Calibri" w:cs="Calibri" w:eastAsia="Calibri" w:hAnsi="Calibri"/>
+          <w:color w:val="334155"/>
+          <w:sz w:val="21"/>
+          <w:szCs w:val="21"/>
+        </w:rPr>
+        <w:t xml:space="preserve">Doing a big batch? Turn on “Rebuilds: Manual / Nightly Sync Only” in Settings for speed, then run Build once at the end.</w:t>
       </w:r>
     </w:p>
     <w:p>
@@ -6743,7 +9160,7 @@
                 <w:sz w:val="19"/>
                 <w:szCs w:val="19"/>
               </w:rPr>
-              <w:t xml:space="preserve">Ghost Typist: “Could not find … in the Master Table”</w:t>
+              <w:t xml:space="preserve">Pasted data looks broken / directory is wrong</w:t>
             </w:r>
           </w:p>
         </w:tc>
@@ -6771,7 +9188,7 @@
                 <w:sz w:val="19"/>
                 <w:szCs w:val="19"/>
               </w:rPr>
-              <w:t xml:space="preserve">That family isn't compiled yet. Run 🏗️ Build Sheets Only, then try again.</w:t>
+              <w:t xml:space="preserve">Re-paste using Edit → Paste Special → Values Only, then run 🏗️ Build Sheets Only.</w:t>
             </w:r>
           </w:p>
         </w:tc>
@@ -6801,7 +9218,7 @@
                 <w:sz w:val="19"/>
                 <w:szCs w:val="19"/>
               </w:rPr>
-              <w:t xml:space="preserve">“📡 Background Sync in Progress” warning</w:t>
+              <w:t xml:space="preserve">Ghost Typist: “Could not find … in the Master Table”</w:t>
             </w:r>
           </w:p>
         </w:tc>
@@ -6829,7 +9246,7 @@
                 <w:sz w:val="19"/>
                 <w:szCs w:val="19"/>
               </w:rPr>
-              <w:t xml:space="preserve">A rebuild/sync is running. Wait for it to finish before entering new data, to avoid save conflicts.</w:t>
+              <w:t xml:space="preserve">That family isn't compiled yet. Run 🏗️ Build Sheets Only, then try again.</w:t>
             </w:r>
           </w:p>
         </w:tc>
@@ -6859,7 +9276,7 @@
                 <w:sz w:val="19"/>
                 <w:szCs w:val="19"/>
               </w:rPr>
-              <w:t xml:space="preserve">Update checker says I'm up to date but I know there's a new version</w:t>
+              <w:t xml:space="preserve">“📡 Background Sync in Progress” warning</w:t>
             </w:r>
           </w:p>
         </w:tc>
@@ -6887,7 +9304,7 @@
                 <w:sz w:val="19"/>
                 <w:szCs w:val="19"/>
               </w:rPr>
-              <w:t xml:space="preserve">Use 🔔 Check for Updates (it bypasses the throttle). If it still looks wrong, the tracker date may be off — report a bug.</w:t>
+              <w:t xml:space="preserve">A rebuild/sync is running. Wait for it to finish before entering new data, to avoid save conflicts.</w:t>
             </w:r>
           </w:p>
         </w:tc>
@@ -6917,7 +9334,7 @@
                 <w:sz w:val="19"/>
                 <w:szCs w:val="19"/>
               </w:rPr>
-              <w:t xml:space="preserve">Phone sync created duplicates / didn't finish</w:t>
+              <w:t xml:space="preserve">Update checker says I'm up to date but there's a new version</w:t>
             </w:r>
           </w:p>
         </w:tc>
@@ -6945,7 +9362,7 @@
                 <w:sz w:val="19"/>
                 <w:szCs w:val="19"/>
               </w:rPr>
-              <w:t xml:space="preserve">Open Full Sync, use Stop then Restart. The sync mirrors the sheet and cleans up on the next full run.</w:t>
+              <w:t xml:space="preserve">Use 🔔 Check for Updates (it bypasses the throttle). If it still looks wrong, report a bug.</w:t>
             </w:r>
           </w:p>
         </w:tc>
@@ -6975,7 +9392,7 @@
                 <w:sz w:val="19"/>
                 <w:szCs w:val="19"/>
               </w:rPr>
-              <w:t xml:space="preserve">Something's broken or confusing</w:t>
+              <w:t xml:space="preserve">Phone sync created duplicates / didn't finish</w:t>
             </w:r>
           </w:p>
         </w:tc>
@@ -7003,7 +9420,65 @@
                 <w:sz w:val="19"/>
                 <w:szCs w:val="19"/>
               </w:rPr>
-              <w:t xml:space="preserve">Use 🚀 App Menu → 🐞 Report a Bug and describe what happened.</w:t>
+              <w:t xml:space="preserve">Open Full Sync, use Stop then Restart. The sync mirrors the sheet and cleans up on the next full run.</w:t>
+            </w:r>
+          </w:p>
+        </w:tc>
+      </w:tr>
+      <w:tr>
+        <w:tc>
+          <w:tcPr>
+            <w:tcW w:type="dxa" w:w="3560"/>
+            <w:shd w:fill="F1F5F9" w:color="auto" w:val="clear"/>
+            <w:tcMar>
+              <w:top w:type="dxa" w:w="70"/>
+              <w:left w:type="dxa" w:w="110"/>
+              <w:bottom w:type="dxa" w:w="70"/>
+              <w:right w:type="dxa" w:w="110"/>
+            </w:tcMar>
+          </w:tcPr>
+          <w:p>
+            <w:pPr>
+              <w:spacing w:after="0"/>
+            </w:pPr>
+            <w:r>
+              <w:rPr>
+                <w:rFonts w:ascii="Calibri" w:cs="Calibri" w:eastAsia="Calibri" w:hAnsi="Calibri"/>
+                <w:b w:val="false"/>
+                <w:bCs w:val="false"/>
+                <w:color w:val="334155"/>
+                <w:sz w:val="19"/>
+                <w:szCs w:val="19"/>
+              </w:rPr>
+              <w:t xml:space="preserve">Something's broken or confusing</w:t>
+            </w:r>
+          </w:p>
+        </w:tc>
+        <w:tc>
+          <w:tcPr>
+            <w:tcW w:type="dxa" w:w="5800"/>
+            <w:shd w:fill="F1F5F9" w:color="auto" w:val="clear"/>
+            <w:tcMar>
+              <w:top w:type="dxa" w:w="70"/>
+              <w:left w:type="dxa" w:w="110"/>
+              <w:bottom w:type="dxa" w:w="70"/>
+              <w:right w:type="dxa" w:w="110"/>
+            </w:tcMar>
+          </w:tcPr>
+          <w:p>
+            <w:pPr>
+              <w:spacing w:after="0"/>
+            </w:pPr>
+            <w:r>
+              <w:rPr>
+                <w:rFonts w:ascii="Calibri" w:cs="Calibri" w:eastAsia="Calibri" w:hAnsi="Calibri"/>
+                <w:b w:val="false"/>
+                <w:bCs w:val="false"/>
+                <w:color w:val="334155"/>
+                <w:sz w:val="19"/>
+                <w:szCs w:val="19"/>
+              </w:rPr>
+              <w:t xml:space="preserve">Use 🚀 App Menu → 🐞 Report a Bug, or email jacob.keller@p94m.org.</w:t>
             </w:r>
           </w:p>
         </w:tc>
@@ -7133,7 +9608,7 @@
                 <w:sz w:val="19"/>
                 <w:szCs w:val="19"/>
               </w:rPr>
-              <w:t xml:space="preserve">Paste raw data only into RAW Data.</w:t>
+              <w:t xml:space="preserve">Paste raw data only into RAW Data — as Values Only.</w:t>
             </w:r>
           </w:p>
         </w:tc>
@@ -7523,7 +9998,7 @@
                 <w:sz w:val="19"/>
                 <w:szCs w:val="19"/>
               </w:rPr>
-              <w:t xml:space="preserve">ATS</w:t>
+              <w:t xml:space="preserve">ATS / Insight</w:t>
             </w:r>
           </w:p>
         </w:tc>
@@ -7551,7 +10026,7 @@
                 <w:sz w:val="19"/>
                 <w:szCs w:val="19"/>
               </w:rPr>
-              <w:t xml:space="preserve">The NYC DOE student data system your Raw Data export comes from.</w:t>
+              <w:t xml:space="preserve">The NYC DOE student data systems your Raw Data export comes from (via TeachHub).</w:t>
             </w:r>
           </w:p>
         </w:tc>
@@ -7841,7 +10316,7 @@
                 <w:sz w:val="19"/>
                 <w:szCs w:val="19"/>
               </w:rPr>
-              <w:t xml:space="preserve">Parent account/communication systems tracked as flags on the Parents Divided tab.</w:t>
+              <w:t xml:space="preserve">Parent account/communication systems whose exports feed the directory and Parents Divided tab.</w:t>
             </w:r>
           </w:p>
         </w:tc>
@@ -7905,6 +10380,224 @@
         </w:tc>
       </w:tr>
     </w:tbl>
+    <w:p>
+      <w:r>
+        <w:br w:type="page"/>
+      </w:r>
+    </w:p>
+    <w:p>
+      <w:pPr>
+        <w:pStyle w:val="Heading1"/>
+        <w:pBdr>
+          <w:bottom w:val="single" w:color="1D4ED8" w:sz="12" w:space="6"/>
+        </w:pBdr>
+        <w:spacing w:after="140" w:before="360"/>
+      </w:pPr>
+      <w:r>
+        <w:rPr>
+          <w:rFonts w:ascii="Calibri" w:cs="Calibri" w:eastAsia="Calibri" w:hAnsi="Calibri"/>
+          <w:b/>
+          <w:bCs/>
+          <w:color w:val="0F172A"/>
+          <w:sz w:val="30"/>
+          <w:szCs w:val="30"/>
+        </w:rPr>
+        <w:t xml:space="preserve">Getting this into Google Drive</w:t>
+      </w:r>
+    </w:p>
+    <w:p>
+      <w:pPr>
+        <w:spacing w:after="120"/>
+      </w:pPr>
+      <w:r>
+        <w:rPr>
+          <w:rFonts w:ascii="Calibri" w:cs="Calibri" w:eastAsia="Calibri" w:hAnsi="Calibri"/>
+          <w:color w:val="334155"/>
+          <w:sz w:val="21"/>
+          <w:szCs w:val="21"/>
+        </w:rPr>
+        <w:t xml:space="preserve">You can keep and share this guide as a Google Doc in a couple of ways:</w:t>
+      </w:r>
+    </w:p>
+    <w:p>
+      <w:pPr>
+        <w:pStyle w:val="Heading3"/>
+        <w:spacing w:after="60" w:before="160"/>
+      </w:pPr>
+      <w:r>
+        <w:rPr>
+          <w:rFonts w:ascii="Calibri" w:cs="Calibri" w:eastAsia="Calibri" w:hAnsi="Calibri"/>
+          <w:b/>
+          <w:bCs/>
+          <w:color w:val="334155"/>
+          <w:sz w:val="21"/>
+          <w:szCs w:val="21"/>
+        </w:rPr>
+        <w:t xml:space="preserve">Option A — Upload and convert (recommended)</w:t>
+      </w:r>
+    </w:p>
+    <w:p>
+      <w:pPr>
+        <w:pStyle w:val="ListParagraph"/>
+        <w:numPr>
+          <w:ilvl w:val="0"/>
+          <w:numId w:val="3"/>
+        </w:numPr>
+        <w:spacing w:after="80"/>
+      </w:pPr>
+      <w:r>
+        <w:rPr>
+          <w:rFonts w:ascii="Calibri" w:cs="Calibri" w:eastAsia="Calibri" w:hAnsi="Calibri"/>
+          <w:color w:val="334155"/>
+          <w:sz w:val="21"/>
+          <w:szCs w:val="21"/>
+        </w:rPr>
+        <w:t xml:space="preserve">Go to drive.google.com and open the folder where you want it.</w:t>
+      </w:r>
+    </w:p>
+    <w:p>
+      <w:pPr>
+        <w:pStyle w:val="ListParagraph"/>
+        <w:numPr>
+          <w:ilvl w:val="0"/>
+          <w:numId w:val="3"/>
+        </w:numPr>
+        <w:spacing w:after="80"/>
+      </w:pPr>
+      <w:r>
+        <w:rPr>
+          <w:rFonts w:ascii="Calibri" w:cs="Calibri" w:eastAsia="Calibri" w:hAnsi="Calibri"/>
+          <w:color w:val="334155"/>
+          <w:sz w:val="21"/>
+          <w:szCs w:val="21"/>
+        </w:rPr>
+        <w:t xml:space="preserve">Drag the PC_Tracker_User_Guide.docx file into the window (or click New → File upload).</w:t>
+      </w:r>
+    </w:p>
+    <w:p>
+      <w:pPr>
+        <w:pStyle w:val="ListParagraph"/>
+        <w:numPr>
+          <w:ilvl w:val="0"/>
+          <w:numId w:val="3"/>
+        </w:numPr>
+        <w:spacing w:after="80"/>
+      </w:pPr>
+      <w:r>
+        <w:rPr>
+          <w:rFonts w:ascii="Calibri" w:cs="Calibri" w:eastAsia="Calibri" w:hAnsi="Calibri"/>
+          <w:color w:val="334155"/>
+          <w:sz w:val="21"/>
+          <w:szCs w:val="21"/>
+        </w:rPr>
+        <w:t xml:space="preserve">Right-click the uploaded file → Open with → Google Docs. Drive converts it to a Google Doc; the Jump-to buttons and table of contents stay clickable.</w:t>
+      </w:r>
+    </w:p>
+    <w:p>
+      <w:pPr>
+        <w:pStyle w:val="ListParagraph"/>
+        <w:numPr>
+          <w:ilvl w:val="0"/>
+          <w:numId w:val="3"/>
+        </w:numPr>
+        <w:spacing w:after="80"/>
+      </w:pPr>
+      <w:r>
+        <w:rPr>
+          <w:rFonts w:ascii="Calibri" w:cs="Calibri" w:eastAsia="Calibri" w:hAnsi="Calibri"/>
+          <w:color w:val="334155"/>
+          <w:sz w:val="21"/>
+          <w:szCs w:val="21"/>
+        </w:rPr>
+        <w:t xml:space="preserve">(Optional) Delete the original .docx once the Google Doc is created.</w:t>
+      </w:r>
+    </w:p>
+    <w:p>
+      <w:pPr>
+        <w:pStyle w:val="Heading3"/>
+        <w:spacing w:after="60" w:before="160"/>
+      </w:pPr>
+      <w:r>
+        <w:rPr>
+          <w:rFonts w:ascii="Calibri" w:cs="Calibri" w:eastAsia="Calibri" w:hAnsi="Calibri"/>
+          <w:b/>
+          <w:bCs/>
+          <w:color w:val="334155"/>
+          <w:sz w:val="21"/>
+          <w:szCs w:val="21"/>
+        </w:rPr>
+        <w:t xml:space="preserve">Option B — From inside Google Docs</w:t>
+      </w:r>
+    </w:p>
+    <w:p>
+      <w:pPr>
+        <w:pStyle w:val="ListParagraph"/>
+        <w:numPr>
+          <w:ilvl w:val="0"/>
+          <w:numId w:val="3"/>
+        </w:numPr>
+        <w:spacing w:after="80"/>
+      </w:pPr>
+      <w:r>
+        <w:rPr>
+          <w:rFonts w:ascii="Calibri" w:cs="Calibri" w:eastAsia="Calibri" w:hAnsi="Calibri"/>
+          <w:color w:val="334155"/>
+          <w:sz w:val="21"/>
+          <w:szCs w:val="21"/>
+        </w:rPr>
+        <w:t xml:space="preserve">Open docs.google.com and start a blank document.</w:t>
+      </w:r>
+    </w:p>
+    <w:p>
+      <w:pPr>
+        <w:pStyle w:val="ListParagraph"/>
+        <w:numPr>
+          <w:ilvl w:val="0"/>
+          <w:numId w:val="3"/>
+        </w:numPr>
+        <w:spacing w:after="80"/>
+      </w:pPr>
+      <w:r>
+        <w:rPr>
+          <w:rFonts w:ascii="Calibri" w:cs="Calibri" w:eastAsia="Calibri" w:hAnsi="Calibri"/>
+          <w:color w:val="334155"/>
+          <w:sz w:val="21"/>
+          <w:szCs w:val="21"/>
+        </w:rPr>
+        <w:t xml:space="preserve">Choose File → Open → Upload, and drop in the .docx.</w:t>
+      </w:r>
+    </w:p>
+    <w:p>
+      <w:pPr>
+        <w:pStyle w:val="Heading3"/>
+        <w:spacing w:after="60" w:before="160"/>
+      </w:pPr>
+      <w:r>
+        <w:rPr>
+          <w:rFonts w:ascii="Calibri" w:cs="Calibri" w:eastAsia="Calibri" w:hAnsi="Calibri"/>
+          <w:b/>
+          <w:bCs/>
+          <w:color w:val="334155"/>
+          <w:sz w:val="21"/>
+          <w:szCs w:val="21"/>
+        </w:rPr>
+        <w:t xml:space="preserve">Prefer a clickable PDF?</w:t>
+      </w:r>
+    </w:p>
+    <w:p>
+      <w:pPr>
+        <w:spacing w:after="120"/>
+      </w:pPr>
+      <w:r>
+        <w:rPr>
+          <w:rFonts w:ascii="Calibri" w:cs="Calibri" w:eastAsia="Calibri" w:hAnsi="Calibri"/>
+          <w:color w:val="334155"/>
+          <w:sz w:val="21"/>
+          <w:szCs w:val="21"/>
+        </w:rPr>
+        <w:t xml:space="preserve">A companion PDF (PC_Tracker_User_Guide.pdf) is provided with a “Jump to” button bar and a clickable table of contents that jump to each section — handy for reading on a phone or sharing a read-only copy.</w:t>
+      </w:r>
+    </w:p>
     <w:p>
       <w:pPr>
         <w:spacing w:after="160"/>
@@ -7927,7 +10620,7 @@
           <w:sz w:val="20"/>
           <w:szCs w:val="20"/>
         </w:rPr>
-        <w:t xml:space="preserve">Questions or something broken? Use 🚀 App Menu → 🐞 Report a Bug.</w:t>
+        <w:t xml:space="preserve">Questions or something broken? Use 🚀 App Menu → 🐞 Report a Bug, or email jacob.keller@p94m.org.</w:t>
       </w:r>
     </w:p>
     <w:sectPr>

--- a/docs/PC_Tracker_User_Guide.docx
+++ b/docs/PC_Tracker_User_Guide.docx
@@ -130,6 +130,411 @@
         <w:t xml:space="preserve">Questions or errors? jacob.keller@p94m.org</w:t>
       </w:r>
     </w:p>
+    <w:p>
+      <w:r>
+        <w:br w:type="page"/>
+      </w:r>
+    </w:p>
+    <w:p>
+      <w:pPr>
+        <w:pStyle w:val="Heading1"/>
+        <w:pBdr>
+          <w:bottom w:val="single" w:color="1D4ED8" w:sz="12" w:space="6"/>
+        </w:pBdr>
+        <w:spacing w:after="140" w:before="360"/>
+      </w:pPr>
+      <w:r>
+        <w:rPr>
+          <w:rFonts w:ascii="Calibri" w:cs="Calibri" w:eastAsia="Calibri" w:hAnsi="Calibri"/>
+          <w:b/>
+          <w:bCs/>
+          <w:color w:val="0F172A"/>
+          <w:sz w:val="30"/>
+          <w:szCs w:val="30"/>
+        </w:rPr>
+        <w:t xml:space="preserve">Get Your Copy</w:t>
+      </w:r>
+    </w:p>
+    <w:p>
+      <w:pPr>
+        <w:spacing w:after="120"/>
+      </w:pPr>
+      <w:r>
+        <w:rPr>
+          <w:rFonts w:ascii="Calibri" w:cs="Calibri" w:eastAsia="Calibri" w:hAnsi="Calibri"/>
+          <w:color w:val="334155"/>
+          <w:sz w:val="21"/>
+          <w:szCs w:val="21"/>
+        </w:rPr>
+        <w:t xml:space="preserve">Start from one of the two templates below. Each opens a </w:t>
+      </w:r>
+      <w:r>
+        <w:rPr>
+          <w:rFonts w:ascii="Calibri" w:cs="Calibri" w:eastAsia="Calibri" w:hAnsi="Calibri"/>
+          <w:b/>
+          <w:bCs/>
+          <w:color w:val="334155"/>
+          <w:sz w:val="21"/>
+          <w:szCs w:val="21"/>
+        </w:rPr>
+        <w:t xml:space="preserve">“Make a copy”</w:t>
+      </w:r>
+      <w:r>
+        <w:rPr>
+          <w:rFonts w:ascii="Calibri" w:cs="Calibri" w:eastAsia="Calibri" w:hAnsi="Calibri"/>
+          <w:color w:val="334155"/>
+          <w:sz w:val="21"/>
+          <w:szCs w:val="21"/>
+        </w:rPr>
+        <w:t xml:space="preserve"> prompt, so you get your own private sheet in your own Google Drive.</w:t>
+      </w:r>
+    </w:p>
+    <w:p>
+      <w:pPr>
+        <w:spacing w:after="60"/>
+      </w:pPr>
+    </w:p>
+    <w:tbl>
+      <w:tblPr>
+        <w:tblW w:type="dxa" w:w="9360"/>
+        <w:tblBorders>
+          <w:top w:val="none"/>
+          <w:left w:val="none"/>
+          <w:bottom w:val="none"/>
+          <w:right w:val="none"/>
+          <w:insideH w:val="single" w:color="FFFFFF" w:sz="16"/>
+          <w:insideV w:val="none"/>
+        </w:tblBorders>
+      </w:tblPr>
+      <w:tblGrid>
+        <w:gridCol w:w="9360"/>
+      </w:tblGrid>
+      <w:tr>
+        <w:tc>
+          <w:tcPr>
+            <w:tcW w:type="dxa" w:w="9360"/>
+            <w:shd w:fill="0F9D58" w:color="auto" w:val="clear"/>
+            <w:tcMar>
+              <w:top w:type="dxa" w:w="150"/>
+              <w:left w:type="dxa" w:w="60"/>
+              <w:bottom w:type="dxa" w:w="150"/>
+              <w:right w:type="dxa" w:w="60"/>
+            </w:tcMar>
+          </w:tcPr>
+          <w:p>
+            <w:pPr>
+              <w:jc w:val="center"/>
+            </w:pPr>
+            <w:hyperlink w:history="1" r:id="rIdkvtqnv5wuoxn0nm7qtpa3">
+              <w:r>
+                <w:rPr>
+                  <w:rFonts w:ascii="Calibri" w:cs="Calibri" w:eastAsia="Calibri" w:hAnsi="Calibri"/>
+                  <w:b/>
+                  <w:bCs/>
+                  <w:color w:val="FFFFFF"/>
+                  <w:sz w:val="24"/>
+                  <w:szCs w:val="24"/>
+                </w:rPr>
+                <w:t xml:space="preserve">📄  New Coordinator — Make a Blank Copy</w:t>
+              </w:r>
+            </w:hyperlink>
+          </w:p>
+        </w:tc>
+      </w:tr>
+      <w:tr>
+        <w:tc>
+          <w:tcPr>
+            <w:tcW w:type="dxa" w:w="9360"/>
+            <w:shd w:fill="7C3AED" w:color="auto" w:val="clear"/>
+            <w:tcMar>
+              <w:top w:type="dxa" w:w="150"/>
+              <w:left w:type="dxa" w:w="60"/>
+              <w:bottom w:type="dxa" w:w="150"/>
+              <w:right w:type="dxa" w:w="60"/>
+            </w:tcMar>
+          </w:tcPr>
+          <w:p>
+            <w:pPr>
+              <w:jc w:val="center"/>
+            </w:pPr>
+            <w:hyperlink w:history="1" r:id="rId_5gror9dmxohmwzfqu4lx">
+              <w:r>
+                <w:rPr>
+                  <w:rFonts w:ascii="Calibri" w:cs="Calibri" w:eastAsia="Calibri" w:hAnsi="Calibri"/>
+                  <w:b/>
+                  <w:bCs/>
+                  <w:color w:val="FFFFFF"/>
+                  <w:sz w:val="24"/>
+                  <w:szCs w:val="24"/>
+                </w:rPr>
+                <w:t xml:space="preserve">🔄  Upgrading — Make a Migrate Copy</w:t>
+              </w:r>
+            </w:hyperlink>
+          </w:p>
+        </w:tc>
+      </w:tr>
+    </w:tbl>
+    <w:p>
+      <w:pPr>
+        <w:spacing w:after="100"/>
+      </w:pPr>
+    </w:p>
+    <w:tbl>
+      <w:tblPr>
+        <w:tblW w:type="dxa" w:w="9360"/>
+        <w:tblBorders>
+          <w:top w:val="single" w:color="CBD5E1" w:sz="2"/>
+          <w:left w:val="single" w:color="CBD5E1" w:sz="2"/>
+          <w:bottom w:val="single" w:color="CBD5E1" w:sz="2"/>
+          <w:right w:val="single" w:color="CBD5E1" w:sz="2"/>
+          <w:insideH w:val="single" w:color="CBD5E1" w:sz="2"/>
+          <w:insideV w:val="single" w:color="CBD5E1" w:sz="2"/>
+        </w:tblBorders>
+      </w:tblPr>
+      <w:tblGrid>
+        <w:gridCol w:w="2700"/>
+        <w:gridCol w:w="6660"/>
+      </w:tblGrid>
+      <w:tr>
+        <w:trPr>
+          <w:tblHeader/>
+        </w:trPr>
+        <w:tc>
+          <w:tcPr>
+            <w:tcW w:type="dxa" w:w="2700"/>
+            <w:shd w:fill="0F2A4A" w:color="auto" w:val="clear"/>
+            <w:tcMar>
+              <w:top w:type="dxa" w:w="70"/>
+              <w:left w:type="dxa" w:w="110"/>
+              <w:bottom w:type="dxa" w:w="70"/>
+              <w:right w:type="dxa" w:w="110"/>
+            </w:tcMar>
+          </w:tcPr>
+          <w:p>
+            <w:pPr>
+              <w:spacing w:after="0"/>
+            </w:pPr>
+            <w:r>
+              <w:rPr>
+                <w:rFonts w:ascii="Calibri" w:cs="Calibri" w:eastAsia="Calibri" w:hAnsi="Calibri"/>
+                <w:b/>
+                <w:bCs/>
+                <w:color w:val="FFFFFF"/>
+                <w:sz w:val="19"/>
+                <w:szCs w:val="19"/>
+              </w:rPr>
+              <w:t xml:space="preserve">Template</w:t>
+            </w:r>
+          </w:p>
+        </w:tc>
+        <w:tc>
+          <w:tcPr>
+            <w:tcW w:type="dxa" w:w="6660"/>
+            <w:shd w:fill="0F2A4A" w:color="auto" w:val="clear"/>
+            <w:tcMar>
+              <w:top w:type="dxa" w:w="70"/>
+              <w:left w:type="dxa" w:w="110"/>
+              <w:bottom w:type="dxa" w:w="70"/>
+              <w:right w:type="dxa" w:w="110"/>
+            </w:tcMar>
+          </w:tcPr>
+          <w:p>
+            <w:pPr>
+              <w:spacing w:after="0"/>
+            </w:pPr>
+            <w:r>
+              <w:rPr>
+                <w:rFonts w:ascii="Calibri" w:cs="Calibri" w:eastAsia="Calibri" w:hAnsi="Calibri"/>
+                <w:b/>
+                <w:bCs/>
+                <w:color w:val="FFFFFF"/>
+                <w:sz w:val="19"/>
+                <w:szCs w:val="19"/>
+              </w:rPr>
+              <w:t xml:space="preserve">Who it's for</w:t>
+            </w:r>
+          </w:p>
+        </w:tc>
+      </w:tr>
+      <w:tr>
+        <w:tc>
+          <w:tcPr>
+            <w:tcW w:type="dxa" w:w="2700"/>
+            <w:shd w:fill="FFFFFF" w:color="auto" w:val="clear"/>
+            <w:tcMar>
+              <w:top w:type="dxa" w:w="70"/>
+              <w:left w:type="dxa" w:w="110"/>
+              <w:bottom w:type="dxa" w:w="70"/>
+              <w:right w:type="dxa" w:w="110"/>
+            </w:tcMar>
+          </w:tcPr>
+          <w:p>
+            <w:pPr>
+              <w:spacing w:after="0"/>
+            </w:pPr>
+            <w:r>
+              <w:rPr>
+                <w:rFonts w:ascii="Calibri" w:cs="Calibri" w:eastAsia="Calibri" w:hAnsi="Calibri"/>
+                <w:b w:val="false"/>
+                <w:bCs w:val="false"/>
+                <w:color w:val="334155"/>
+                <w:sz w:val="19"/>
+                <w:szCs w:val="19"/>
+              </w:rPr>
+              <w:t xml:space="preserve">📄 Blank Copy</w:t>
+            </w:r>
+          </w:p>
+        </w:tc>
+        <w:tc>
+          <w:tcPr>
+            <w:tcW w:type="dxa" w:w="6660"/>
+            <w:shd w:fill="FFFFFF" w:color="auto" w:val="clear"/>
+            <w:tcMar>
+              <w:top w:type="dxa" w:w="70"/>
+              <w:left w:type="dxa" w:w="110"/>
+              <w:bottom w:type="dxa" w:w="70"/>
+              <w:right w:type="dxa" w:w="110"/>
+            </w:tcMar>
+          </w:tcPr>
+          <w:p>
+            <w:pPr>
+              <w:spacing w:after="0"/>
+            </w:pPr>
+            <w:r>
+              <w:rPr>
+                <w:rFonts w:ascii="Calibri" w:cs="Calibri" w:eastAsia="Calibri" w:hAnsi="Calibri"/>
+                <w:b w:val="false"/>
+                <w:bCs w:val="false"/>
+                <w:color w:val="334155"/>
+                <w:sz w:val="19"/>
+                <w:szCs w:val="19"/>
+              </w:rPr>
+              <w:t xml:space="preserve">Brand-new coordinators starting fresh — paste your ATS export and go.</w:t>
+            </w:r>
+          </w:p>
+        </w:tc>
+      </w:tr>
+      <w:tr>
+        <w:tc>
+          <w:tcPr>
+            <w:tcW w:type="dxa" w:w="2700"/>
+            <w:shd w:fill="F1F5F9" w:color="auto" w:val="clear"/>
+            <w:tcMar>
+              <w:top w:type="dxa" w:w="70"/>
+              <w:left w:type="dxa" w:w="110"/>
+              <w:bottom w:type="dxa" w:w="70"/>
+              <w:right w:type="dxa" w:w="110"/>
+            </w:tcMar>
+          </w:tcPr>
+          <w:p>
+            <w:pPr>
+              <w:spacing w:after="0"/>
+            </w:pPr>
+            <w:r>
+              <w:rPr>
+                <w:rFonts w:ascii="Calibri" w:cs="Calibri" w:eastAsia="Calibri" w:hAnsi="Calibri"/>
+                <w:b w:val="false"/>
+                <w:bCs w:val="false"/>
+                <w:color w:val="334155"/>
+                <w:sz w:val="19"/>
+                <w:szCs w:val="19"/>
+              </w:rPr>
+              <w:t xml:space="preserve">🔄 Migrate Copy</w:t>
+            </w:r>
+          </w:p>
+        </w:tc>
+        <w:tc>
+          <w:tcPr>
+            <w:tcW w:type="dxa" w:w="6660"/>
+            <w:shd w:fill="F1F5F9" w:color="auto" w:val="clear"/>
+            <w:tcMar>
+              <w:top w:type="dxa" w:w="70"/>
+              <w:left w:type="dxa" w:w="110"/>
+              <w:bottom w:type="dxa" w:w="70"/>
+              <w:right w:type="dxa" w:w="110"/>
+            </w:tcMar>
+          </w:tcPr>
+          <w:p>
+            <w:pPr>
+              <w:spacing w:after="0"/>
+            </w:pPr>
+            <w:r>
+              <w:rPr>
+                <w:rFonts w:ascii="Calibri" w:cs="Calibri" w:eastAsia="Calibri" w:hAnsi="Calibri"/>
+                <w:b w:val="false"/>
+                <w:bCs w:val="false"/>
+                <w:color w:val="334155"/>
+                <w:sz w:val="19"/>
+                <w:szCs w:val="19"/>
+              </w:rPr>
+              <w:t xml:space="preserve">Coordinators upgrading from an older version — it auto-opens the Migration Wizard to bring last year's data and settings forward.</w:t>
+            </w:r>
+          </w:p>
+        </w:tc>
+      </w:tr>
+    </w:tbl>
+    <w:p>
+      <w:pPr>
+        <w:spacing w:after="60"/>
+      </w:pPr>
+    </w:p>
+    <w:tbl>
+      <w:tblPr>
+        <w:tblW w:type="pct" w:w="100%"/>
+        <w:tblBorders>
+          <w:top w:val="single" w:color="EEF4FF" w:sz="2"/>
+          <w:left w:val="single" w:color="1D4ED8" w:sz="24"/>
+          <w:bottom w:val="single" w:color="EEF4FF" w:sz="2"/>
+          <w:right w:val="single" w:color="EEF4FF" w:sz="2"/>
+          <w:insideH w:val="none"/>
+          <w:insideV w:val="none"/>
+        </w:tblBorders>
+      </w:tblPr>
+      <w:tblGrid>
+        <w:gridCol w:w="9360"/>
+      </w:tblGrid>
+      <w:tr>
+        <w:tc>
+          <w:tcPr>
+            <w:tcW w:type="dxa" w:w="9360"/>
+            <w:shd w:fill="EEF4FF" w:color="auto" w:val="clear"/>
+            <w:tcMar>
+              <w:top w:type="dxa" w:w="120"/>
+              <w:left w:type="dxa" w:w="160"/>
+              <w:bottom w:type="dxa" w:w="120"/>
+              <w:right w:type="dxa" w:w="160"/>
+            </w:tcMar>
+          </w:tcPr>
+          <w:p>
+            <w:pPr>
+              <w:spacing w:after="40"/>
+            </w:pPr>
+            <w:r>
+              <w:rPr>
+                <w:rFonts w:ascii="Calibri" w:cs="Calibri" w:eastAsia="Calibri" w:hAnsi="Calibri"/>
+                <w:b/>
+                <w:bCs/>
+                <w:color w:val="1D4ED8"/>
+                <w:sz w:val="21"/>
+                <w:szCs w:val="21"/>
+              </w:rPr>
+              <w:t xml:space="preserve">Coordinator note — update these two links each release</w:t>
+            </w:r>
+          </w:p>
+          <w:p>
+            <w:r>
+              <w:rPr>
+                <w:rFonts w:ascii="Calibri" w:cs="Calibri" w:eastAsia="Calibri" w:hAnsi="Calibri"/>
+                <w:color w:val="334155"/>
+                <w:sz w:val="20"/>
+                <w:szCs w:val="20"/>
+              </w:rPr>
+              <w:t xml:space="preserve">Both templates live in this Drive folder: https://drive.google.com/drive/folders/1goKFrxDJOSAPxp1HUXETX2dns5c6HXk2. Replace the two buttons above with the current (BLANK) and (MIGRATE) “make a copy” links whenever you ship a new version. Inside the sheet, the Welcome dialog and End-of-Year Rollover resolve these automatically from the folder (see LinkResolver.gs) — this printable guide is the one place you swap them by hand.</w:t>
+            </w:r>
+          </w:p>
+        </w:tc>
+      </w:tr>
+    </w:tbl>
     <w:p>
       <w:r>
         <w:br w:type="page"/>

--- a/docs/PC_Tracker_User_Guide.docx
+++ b/docs/PC_Tracker_User_Guide.docx
@@ -225,7 +225,7 @@
             <w:pPr>
               <w:jc w:val="center"/>
             </w:pPr>
-            <w:hyperlink w:history="1" r:id="rIdkvtqnv5wuoxn0nm7qtpa3">
+            <w:hyperlink w:history="1" r:id="rId4vb1yauvfvrsne8pvzlkf">
               <w:r>
                 <w:rPr>
                   <w:rFonts w:ascii="Calibri" w:cs="Calibri" w:eastAsia="Calibri" w:hAnsi="Calibri"/>
@@ -257,7 +257,7 @@
             <w:pPr>
               <w:jc w:val="center"/>
             </w:pPr>
-            <w:hyperlink w:history="1" r:id="rId_5gror9dmxohmwzfqu4lx">
+            <w:hyperlink w:history="1" r:id="rIduapu13oyewqhmnoodzike">
               <w:r>
                 <w:rPr>
                   <w:rFonts w:ascii="Calibri" w:cs="Calibri" w:eastAsia="Calibri" w:hAnsi="Calibri"/>
@@ -1500,69 +1500,6 @@
       <w:tblPr>
         <w:tblW w:type="pct" w:w="100%"/>
         <w:tblBorders>
-          <w:top w:val="dashed" w:color="94A3B8" w:sz="6"/>
-          <w:left w:val="dashed" w:color="94A3B8" w:sz="6"/>
-          <w:bottom w:val="dashed" w:color="94A3B8" w:sz="6"/>
-          <w:right w:val="dashed" w:color="94A3B8" w:sz="6"/>
-          <w:insideH w:val="none"/>
-          <w:insideV w:val="none"/>
-        </w:tblBorders>
-      </w:tblPr>
-      <w:tblGrid>
-        <w:gridCol w:w="9360"/>
-      </w:tblGrid>
-      <w:tr>
-        <w:tc>
-          <w:tcPr>
-            <w:tcW w:type="dxa" w:w="9360"/>
-            <w:shd w:fill="F1F5F9" w:color="auto" w:val="clear"/>
-            <w:tcMar>
-              <w:top w:type="dxa" w:w="200"/>
-              <w:left w:type="dxa" w:w="160"/>
-              <w:bottom w:type="dxa" w:w="200"/>
-              <w:right w:type="dxa" w:w="160"/>
-            </w:tcMar>
-          </w:tcPr>
-          <w:p>
-            <w:pPr>
-              <w:spacing w:after="40"/>
-              <w:jc w:val="center"/>
-            </w:pPr>
-            <w:r>
-              <w:rPr>
-                <w:rFonts w:ascii="Calibri" w:cs="Calibri" w:eastAsia="Calibri" w:hAnsi="Calibri"/>
-                <w:b/>
-                <w:bCs/>
-                <w:color w:val="64748B"/>
-                <w:sz w:val="20"/>
-                <w:szCs w:val="20"/>
-              </w:rPr>
-              <w:t xml:space="preserve">📷  SCREENSHOT PLACEHOLDER</w:t>
-            </w:r>
-          </w:p>
-          <w:p>
-            <w:pPr>
-              <w:jc w:val="center"/>
-            </w:pPr>
-            <w:r>
-              <w:rPr>
-                <w:rFonts w:ascii="Calibri" w:cs="Calibri" w:eastAsia="Calibri" w:hAnsi="Calibri"/>
-                <w:i/>
-                <w:iCs/>
-                <w:color w:val="64748B"/>
-                <w:sz w:val="19"/>
-                <w:szCs w:val="19"/>
-              </w:rPr>
-              <w:t xml:space="preserve">The 🚀 App Menu open, showing “🚨 Initial Setup (Run Once).”</w:t>
-            </w:r>
-          </w:p>
-        </w:tc>
-      </w:tr>
-    </w:tbl>
-    <w:tbl>
-      <w:tblPr>
-        <w:tblW w:type="pct" w:w="100%"/>
-        <w:tblBorders>
           <w:top w:val="single" w:color="FEF2F2" w:sz="2"/>
           <w:left w:val="single" w:color="B91C1C" w:sz="24"/>
           <w:bottom w:val="single" w:color="FEF2F2" w:sz="2"/>
@@ -1781,69 +1718,6 @@
         <w:t xml:space="preserve"> account.</w:t>
       </w:r>
     </w:p>
-    <w:tbl>
-      <w:tblPr>
-        <w:tblW w:type="pct" w:w="100%"/>
-        <w:tblBorders>
-          <w:top w:val="dashed" w:color="94A3B8" w:sz="6"/>
-          <w:left w:val="dashed" w:color="94A3B8" w:sz="6"/>
-          <w:bottom w:val="dashed" w:color="94A3B8" w:sz="6"/>
-          <w:right w:val="dashed" w:color="94A3B8" w:sz="6"/>
-          <w:insideH w:val="none"/>
-          <w:insideV w:val="none"/>
-        </w:tblBorders>
-      </w:tblPr>
-      <w:tblGrid>
-        <w:gridCol w:w="9360"/>
-      </w:tblGrid>
-      <w:tr>
-        <w:tc>
-          <w:tcPr>
-            <w:tcW w:type="dxa" w:w="9360"/>
-            <w:shd w:fill="F1F5F9" w:color="auto" w:val="clear"/>
-            <w:tcMar>
-              <w:top w:type="dxa" w:w="200"/>
-              <w:left w:type="dxa" w:w="160"/>
-              <w:bottom w:type="dxa" w:w="200"/>
-              <w:right w:type="dxa" w:w="160"/>
-            </w:tcMar>
-          </w:tcPr>
-          <w:p>
-            <w:pPr>
-              <w:spacing w:after="40"/>
-              <w:jc w:val="center"/>
-            </w:pPr>
-            <w:r>
-              <w:rPr>
-                <w:rFonts w:ascii="Calibri" w:cs="Calibri" w:eastAsia="Calibri" w:hAnsi="Calibri"/>
-                <w:b/>
-                <w:bCs/>
-                <w:color w:val="64748B"/>
-                <w:sz w:val="20"/>
-                <w:szCs w:val="20"/>
-              </w:rPr>
-              <w:t xml:space="preserve">📷  SCREENSHOT PLACEHOLDER</w:t>
-            </w:r>
-          </w:p>
-          <w:p>
-            <w:pPr>
-              <w:jc w:val="center"/>
-            </w:pPr>
-            <w:r>
-              <w:rPr>
-                <w:rFonts w:ascii="Calibri" w:cs="Calibri" w:eastAsia="Calibri" w:hAnsi="Calibri"/>
-                <w:i/>
-                <w:iCs/>
-                <w:color w:val="64748B"/>
-                <w:sz w:val="19"/>
-                <w:szCs w:val="19"/>
-              </w:rPr>
-              <w:t xml:space="preserve">The Google consent screen: “Google hasn't verified this app” → Advanced → Go to … (unsafe) → Allow.</w:t>
-            </w:r>
-          </w:p>
-        </w:tc>
-      </w:tr>
-    </w:tbl>
     <w:p>
       <w:pPr>
         <w:pStyle w:val="Heading3"/>
@@ -3021,69 +2895,6 @@
         <w:t xml:space="preserve">.</w:t>
       </w:r>
     </w:p>
-    <w:tbl>
-      <w:tblPr>
-        <w:tblW w:type="pct" w:w="100%"/>
-        <w:tblBorders>
-          <w:top w:val="dashed" w:color="94A3B8" w:sz="6"/>
-          <w:left w:val="dashed" w:color="94A3B8" w:sz="6"/>
-          <w:bottom w:val="dashed" w:color="94A3B8" w:sz="6"/>
-          <w:right w:val="dashed" w:color="94A3B8" w:sz="6"/>
-          <w:insideH w:val="none"/>
-          <w:insideV w:val="none"/>
-        </w:tblBorders>
-      </w:tblPr>
-      <w:tblGrid>
-        <w:gridCol w:w="9360"/>
-      </w:tblGrid>
-      <w:tr>
-        <w:tc>
-          <w:tcPr>
-            <w:tcW w:type="dxa" w:w="9360"/>
-            <w:shd w:fill="F1F5F9" w:color="auto" w:val="clear"/>
-            <w:tcMar>
-              <w:top w:type="dxa" w:w="200"/>
-              <w:left w:type="dxa" w:w="160"/>
-              <w:bottom w:type="dxa" w:w="200"/>
-              <w:right w:type="dxa" w:w="160"/>
-            </w:tcMar>
-          </w:tcPr>
-          <w:p>
-            <w:pPr>
-              <w:spacing w:after="40"/>
-              <w:jc w:val="center"/>
-            </w:pPr>
-            <w:r>
-              <w:rPr>
-                <w:rFonts w:ascii="Calibri" w:cs="Calibri" w:eastAsia="Calibri" w:hAnsi="Calibri"/>
-                <w:b/>
-                <w:bCs/>
-                <w:color w:val="64748B"/>
-                <w:sz w:val="20"/>
-                <w:szCs w:val="20"/>
-              </w:rPr>
-              <w:t xml:space="preserve">📷  SCREENSHOT PLACEHOLDER</w:t>
-            </w:r>
-          </w:p>
-          <w:p>
-            <w:pPr>
-              <w:jc w:val="center"/>
-            </w:pPr>
-            <w:r>
-              <w:rPr>
-                <w:rFonts w:ascii="Calibri" w:cs="Calibri" w:eastAsia="Calibri" w:hAnsi="Calibri"/>
-                <w:i/>
-                <w:iCs/>
-                <w:color w:val="64748B"/>
-                <w:sz w:val="19"/>
-                <w:szCs w:val="19"/>
-              </w:rPr>
-              <w:t xml:space="preserve">The RAW Data tab showing the colored PASTE boxes (Blue A5 / Orange AG6 / Green AP2).</w:t>
-            </w:r>
-          </w:p>
-        </w:tc>
-      </w:tr>
-    </w:tbl>
     <w:p>
       <w:pPr>
         <w:pStyle w:val="Heading3"/>
@@ -6452,69 +6263,6 @@
       <w:tblPr>
         <w:tblW w:type="pct" w:w="100%"/>
         <w:tblBorders>
-          <w:top w:val="dashed" w:color="94A3B8" w:sz="6"/>
-          <w:left w:val="dashed" w:color="94A3B8" w:sz="6"/>
-          <w:bottom w:val="dashed" w:color="94A3B8" w:sz="6"/>
-          <w:right w:val="dashed" w:color="94A3B8" w:sz="6"/>
-          <w:insideH w:val="none"/>
-          <w:insideV w:val="none"/>
-        </w:tblBorders>
-      </w:tblPr>
-      <w:tblGrid>
-        <w:gridCol w:w="9360"/>
-      </w:tblGrid>
-      <w:tr>
-        <w:tc>
-          <w:tcPr>
-            <w:tcW w:type="dxa" w:w="9360"/>
-            <w:shd w:fill="F1F5F9" w:color="auto" w:val="clear"/>
-            <w:tcMar>
-              <w:top w:type="dxa" w:w="200"/>
-              <w:left w:type="dxa" w:w="160"/>
-              <w:bottom w:type="dxa" w:w="200"/>
-              <w:right w:type="dxa" w:w="160"/>
-            </w:tcMar>
-          </w:tcPr>
-          <w:p>
-            <w:pPr>
-              <w:spacing w:after="40"/>
-              <w:jc w:val="center"/>
-            </w:pPr>
-            <w:r>
-              <w:rPr>
-                <w:rFonts w:ascii="Calibri" w:cs="Calibri" w:eastAsia="Calibri" w:hAnsi="Calibri"/>
-                <w:b/>
-                <w:bCs/>
-                <w:color w:val="64748B"/>
-                <w:sz w:val="20"/>
-                <w:szCs w:val="20"/>
-              </w:rPr>
-              <w:t xml:space="preserve">📷  SCREENSHOT PLACEHOLDER</w:t>
-            </w:r>
-          </w:p>
-          <w:p>
-            <w:pPr>
-              <w:jc w:val="center"/>
-            </w:pPr>
-            <w:r>
-              <w:rPr>
-                <w:rFonts w:ascii="Calibri" w:cs="Calibri" w:eastAsia="Calibri" w:hAnsi="Calibri"/>
-                <w:i/>
-                <w:iCs/>
-                <w:color w:val="64748B"/>
-                <w:sz w:val="19"/>
-                <w:szCs w:val="19"/>
-              </w:rPr>
-              <w:t xml:space="preserve">The Contact Log: the pre-call search bar up top and a row being auto-filled by the Ghost Typist.</w:t>
-            </w:r>
-          </w:p>
-        </w:tc>
-      </w:tr>
-    </w:tbl>
-    <w:tbl>
-      <w:tblPr>
-        <w:tblW w:type="pct" w:w="100%"/>
-        <w:tblBorders>
           <w:top w:val="single" w:color="EEF4FF" w:sz="2"/>
           <w:left w:val="single" w:color="1D4ED8" w:sz="24"/>
           <w:bottom w:val="single" w:color="EEF4FF" w:sz="2"/>
@@ -7426,69 +7174,6 @@
       <w:tblPr>
         <w:tblW w:type="pct" w:w="100%"/>
         <w:tblBorders>
-          <w:top w:val="dashed" w:color="94A3B8" w:sz="6"/>
-          <w:left w:val="dashed" w:color="94A3B8" w:sz="6"/>
-          <w:bottom w:val="dashed" w:color="94A3B8" w:sz="6"/>
-          <w:right w:val="dashed" w:color="94A3B8" w:sz="6"/>
-          <w:insideH w:val="none"/>
-          <w:insideV w:val="none"/>
-        </w:tblBorders>
-      </w:tblPr>
-      <w:tblGrid>
-        <w:gridCol w:w="9360"/>
-      </w:tblGrid>
-      <w:tr>
-        <w:tc>
-          <w:tcPr>
-            <w:tcW w:type="dxa" w:w="9360"/>
-            <w:shd w:fill="F1F5F9" w:color="auto" w:val="clear"/>
-            <w:tcMar>
-              <w:top w:type="dxa" w:w="200"/>
-              <w:left w:type="dxa" w:w="160"/>
-              <w:bottom w:type="dxa" w:w="200"/>
-              <w:right w:type="dxa" w:w="160"/>
-            </w:tcMar>
-          </w:tcPr>
-          <w:p>
-            <w:pPr>
-              <w:spacing w:after="40"/>
-              <w:jc w:val="center"/>
-            </w:pPr>
-            <w:r>
-              <w:rPr>
-                <w:rFonts w:ascii="Calibri" w:cs="Calibri" w:eastAsia="Calibri" w:hAnsi="Calibri"/>
-                <w:b/>
-                <w:bCs/>
-                <w:color w:val="64748B"/>
-                <w:sz w:val="20"/>
-                <w:szCs w:val="20"/>
-              </w:rPr>
-              <w:t xml:space="preserve">📷  SCREENSHOT PLACEHOLDER</w:t>
-            </w:r>
-          </w:p>
-          <w:p>
-            <w:pPr>
-              <w:jc w:val="center"/>
-            </w:pPr>
-            <w:r>
-              <w:rPr>
-                <w:rFonts w:ascii="Calibri" w:cs="Calibri" w:eastAsia="Calibri" w:hAnsi="Calibri"/>
-                <w:i/>
-                <w:iCs/>
-                <w:color w:val="64748B"/>
-                <w:sz w:val="19"/>
-                <w:szCs w:val="19"/>
-              </w:rPr>
-              <w:t xml:space="preserve">The ⚙️ Settings dialog with its toggle switches.</w:t>
-            </w:r>
-          </w:p>
-        </w:tc>
-      </w:tr>
-    </w:tbl>
-    <w:tbl>
-      <w:tblPr>
-        <w:tblW w:type="pct" w:w="100%"/>
-        <w:tblBorders>
           <w:top w:val="single" w:color="F0FDF4" w:sz="2"/>
           <w:left w:val="single" w:color="166534" w:sz="24"/>
           <w:bottom w:val="single" w:color="F0FDF4" w:sz="2"/>
@@ -8008,69 +7693,6 @@
       <w:tblPr>
         <w:tblW w:type="pct" w:w="100%"/>
         <w:tblBorders>
-          <w:top w:val="dashed" w:color="94A3B8" w:sz="6"/>
-          <w:left w:val="dashed" w:color="94A3B8" w:sz="6"/>
-          <w:bottom w:val="dashed" w:color="94A3B8" w:sz="6"/>
-          <w:right w:val="dashed" w:color="94A3B8" w:sz="6"/>
-          <w:insideH w:val="none"/>
-          <w:insideV w:val="none"/>
-        </w:tblBorders>
-      </w:tblPr>
-      <w:tblGrid>
-        <w:gridCol w:w="9360"/>
-      </w:tblGrid>
-      <w:tr>
-        <w:tc>
-          <w:tcPr>
-            <w:tcW w:type="dxa" w:w="9360"/>
-            <w:shd w:fill="F1F5F9" w:color="auto" w:val="clear"/>
-            <w:tcMar>
-              <w:top w:type="dxa" w:w="200"/>
-              <w:left w:type="dxa" w:w="160"/>
-              <w:bottom w:type="dxa" w:w="200"/>
-              <w:right w:type="dxa" w:w="160"/>
-            </w:tcMar>
-          </w:tcPr>
-          <w:p>
-            <w:pPr>
-              <w:spacing w:after="40"/>
-              <w:jc w:val="center"/>
-            </w:pPr>
-            <w:r>
-              <w:rPr>
-                <w:rFonts w:ascii="Calibri" w:cs="Calibri" w:eastAsia="Calibri" w:hAnsi="Calibri"/>
-                <w:b/>
-                <w:bCs/>
-                <w:color w:val="64748B"/>
-                <w:sz w:val="20"/>
-                <w:szCs w:val="20"/>
-              </w:rPr>
-              <w:t xml:space="preserve">📷  SCREENSHOT PLACEHOLDER</w:t>
-            </w:r>
-          </w:p>
-          <w:p>
-            <w:pPr>
-              <w:jc w:val="center"/>
-            </w:pPr>
-            <w:r>
-              <w:rPr>
-                <w:rFonts w:ascii="Calibri" w:cs="Calibri" w:eastAsia="Calibri" w:hAnsi="Calibri"/>
-                <w:i/>
-                <w:iCs/>
-                <w:color w:val="64748B"/>
-                <w:sz w:val="19"/>
-                <w:szCs w:val="19"/>
-              </w:rPr>
-              <w:t xml:space="preserve">The System Upgrade Wizard with the old-sheet URL box and the six-step checklist.</w:t>
-            </w:r>
-          </w:p>
-        </w:tc>
-      </w:tr>
-    </w:tbl>
-    <w:tbl>
-      <w:tblPr>
-        <w:tblW w:type="pct" w:w="100%"/>
-        <w:tblBorders>
           <w:top w:val="single" w:color="F0FDF4" w:sz="2"/>
           <w:left w:val="single" w:color="166534" w:sz="24"/>
           <w:bottom w:val="single" w:color="F0FDF4" w:sz="2"/>
@@ -8478,69 +8100,6 @@
         <w:t xml:space="preserve">Hands you the link to next year's fresh, fast template.</w:t>
       </w:r>
     </w:p>
-    <w:tbl>
-      <w:tblPr>
-        <w:tblW w:type="pct" w:w="100%"/>
-        <w:tblBorders>
-          <w:top w:val="dashed" w:color="94A3B8" w:sz="6"/>
-          <w:left w:val="dashed" w:color="94A3B8" w:sz="6"/>
-          <w:bottom w:val="dashed" w:color="94A3B8" w:sz="6"/>
-          <w:right w:val="dashed" w:color="94A3B8" w:sz="6"/>
-          <w:insideH w:val="none"/>
-          <w:insideV w:val="none"/>
-        </w:tblBorders>
-      </w:tblPr>
-      <w:tblGrid>
-        <w:gridCol w:w="9360"/>
-      </w:tblGrid>
-      <w:tr>
-        <w:tc>
-          <w:tcPr>
-            <w:tcW w:type="dxa" w:w="9360"/>
-            <w:shd w:fill="F1F5F9" w:color="auto" w:val="clear"/>
-            <w:tcMar>
-              <w:top w:type="dxa" w:w="200"/>
-              <w:left w:type="dxa" w:w="160"/>
-              <w:bottom w:type="dxa" w:w="200"/>
-              <w:right w:type="dxa" w:w="160"/>
-            </w:tcMar>
-          </w:tcPr>
-          <w:p>
-            <w:pPr>
-              <w:spacing w:after="40"/>
-              <w:jc w:val="center"/>
-            </w:pPr>
-            <w:r>
-              <w:rPr>
-                <w:rFonts w:ascii="Calibri" w:cs="Calibri" w:eastAsia="Calibri" w:hAnsi="Calibri"/>
-                <w:b/>
-                <w:bCs/>
-                <w:color w:val="64748B"/>
-                <w:sz w:val="20"/>
-                <w:szCs w:val="20"/>
-              </w:rPr>
-              <w:t xml:space="preserve">📷  SCREENSHOT PLACEHOLDER</w:t>
-            </w:r>
-          </w:p>
-          <w:p>
-            <w:pPr>
-              <w:jc w:val="center"/>
-            </w:pPr>
-            <w:r>
-              <w:rPr>
-                <w:rFonts w:ascii="Calibri" w:cs="Calibri" w:eastAsia="Calibri" w:hAnsi="Calibri"/>
-                <w:i/>
-                <w:iCs/>
-                <w:color w:val="64748B"/>
-                <w:sz w:val="19"/>
-                <w:szCs w:val="19"/>
-              </w:rPr>
-              <w:t xml:space="preserve">The End of Year Rollover wizard: archive summary and the “Get New Template” button.</w:t>
-            </w:r>
-          </w:p>
-        </w:tc>
-      </w:tr>
-    </w:tbl>
     <w:tbl>
       <w:tblPr>
         <w:tblW w:type="pct" w:w="100%"/>
